--- a/assets/downloads/teacher/rcf-english-grades-12-13-ppp-lesson-plans.docx
+++ b/assets/downloads/teacher/rcf-english-grades-12-13-ppp-lesson-plans.docx
@@ -49,105 +49,7 @@
         <w:keepNext/>
       </w:pPr>
       <w:r>
-        <w:t xml:space="preserve">The PPP stages in one line each</w:t>
-      </w:r>
-    </w:p>
-    <w:p>
-      <w:r>
-        <w:rPr>
-          <w:b/>
-        </w:rPr>
-        <w:t xml:space="preserve">Presentation:</w:t>
-      </w:r>
-      <w:r>
-        <w:t xml:space="preserve"> the teacher shows the new language in a clear context. </w:t>
-      </w:r>
-      <w:r>
-        <w:rPr>
-          <w:b/>
-        </w:rPr>
-        <w:t xml:space="preserve">Practice:</w:t>
-      </w:r>
-      <w:r>
-        <w:t xml:space="preserve"> students use it in controlled tasks, usually from the Pupil's Book. </w:t>
-      </w:r>
-      <w:r>
-        <w:rPr>
-          <w:b/>
-        </w:rPr>
-        <w:t xml:space="preserve">Production:</w:t>
-      </w:r>
-      <w:r>
-        <w:t xml:space="preserve"> students use it more freely for their own purpose. </w:t>
-      </w:r>
-      <w:r>
-        <w:rPr>
-          <w:b/>
-        </w:rPr>
-        <w:t xml:space="preserve">Check and close:</w:t>
-      </w:r>
-      <w:r>
-        <w:t xml:space="preserve"> a quick check of learning, then homework.</w:t>
-      </w:r>
-    </w:p>
-    <w:p>
-      <w:pPr>
-        <w:pStyle w:val="Heading1"/>
-        <w:keepNext/>
-      </w:pPr>
-      <w:r>
-        <w:t xml:space="preserve">Plan 1: Unit 1, Sri Lankan Achievers</w:t>
-      </w:r>
-    </w:p>
-    <w:p>
-      <w:pPr>
-        <w:keepNext/>
-      </w:pPr>
-      <w:r>
-        <w:rPr>
-          <w:b/>
-        </w:rPr>
-        <w:t xml:space="preserve">Book activity:</w:t>
-      </w:r>
-      <w:r>
-        <w:t xml:space="preserve"> Reading 1 (an everyday hero). </w:t>
-      </w:r>
-      <w:r>
-        <w:rPr>
-          <w:b/>
-        </w:rPr>
-        <w:t xml:space="preserve">Focus:</w:t>
-      </w:r>
-      <w:r>
-        <w:t xml:space="preserve"> Reading for gist and detail.</w:t>
-      </w:r>
-    </w:p>
-    <w:p>
-      <w:pPr>
-        <w:keepNext/>
-      </w:pPr>
-      <w:r>
-        <w:rPr>
-          <w:b/>
-        </w:rPr>
-        <w:t xml:space="preserve">Learning outcome:</w:t>
-      </w:r>
-      <w:r>
-        <w:t xml:space="preserve"> by the end of the lesson, students will be able to identify the main idea of a story and explain why a person is admired.</w:t>
-      </w:r>
-    </w:p>
-    <w:p>
-      <w:pPr>
-        <w:keepNext/>
-      </w:pPr>
-      <w:r>
-        <w:rPr>
-          <w:b/>
-        </w:rPr>
-        <w:t xml:space="preserve">Materials:</w:t>
-      </w:r>
-      <w:r>
-        <w:t xml:space="preserve"> The Reading 1 text.</w:t>
+        <w:t xml:space="preserve">The four stages, and the colour each one uses</w:t>
       </w:r>
     </w:p>
     <w:tbl>
@@ -224,24 +126,32 @@
               <w:rPr>
                 <w:b/>
               </w:rPr>
-              <w:t xml:space="preserve">What happens</w:t>
-            </w:r>
-          </w:p>
-        </w:tc>
-      </w:tr>
-      <w:tr>
-        <w:trPr>
-          <w:cantSplit/>
-        </w:trPr>
-        <w:tc>
-          <w:tcPr>
-            <w:tcW w:w="1826" w:type="dxa"/>
-          </w:tcPr>
-          <w:p>
-            <w:pPr>
-              <w:pStyle w:val="TableText"/>
-            </w:pPr>
-            <w:r>
+              <w:t xml:space="preserve">What the teacher does</w:t>
+            </w:r>
+          </w:p>
+        </w:tc>
+      </w:tr>
+      <w:tr>
+        <w:trPr>
+          <w:cantSplit/>
+        </w:trPr>
+        <w:tc>
+          <w:tcPr>
+            <w:tcW w:w="1826" w:type="dxa"/>
+            <w:shd w:val="clear" w:color="auto" w:fill="EFF4FB"/>
+            <w:tcBorders>
+              <w:left w:val="single" w:sz="18" w:space="0" w:color="1E4276"/>
+            </w:tcBorders>
+          </w:tcPr>
+          <w:p>
+            <w:pPr>
+              <w:pStyle w:val="TableText"/>
+            </w:pPr>
+            <w:r>
+              <w:rPr>
+                <w:b/>
+                <w:color w:val="0F2647"/>
+              </w:rPr>
               <w:t xml:space="preserve">Presentation</w:t>
             </w:r>
           </w:p>
@@ -249,6 +159,7 @@
         <w:tc>
           <w:tcPr>
             <w:tcW w:w="974" w:type="dxa"/>
+            <w:shd w:val="clear" w:color="auto" w:fill="EFF4FB"/>
           </w:tcPr>
           <w:p>
             <w:pPr>
@@ -262,30 +173,39 @@
         <w:tc>
           <w:tcPr>
             <w:tcW w:w="7306" w:type="dxa"/>
-          </w:tcPr>
-          <w:p>
-            <w:pPr>
-              <w:pStyle w:val="TableText"/>
-            </w:pPr>
-            <w:r>
-              <w:t xml:space="preserve">Pairwork from the book: think of someone you admire and give two reasons. Pre-teach key words from the story.</w:t>
-            </w:r>
-          </w:p>
-        </w:tc>
-      </w:tr>
-      <w:tr>
-        <w:trPr>
-          <w:cantSplit/>
-        </w:trPr>
-        <w:tc>
-          <w:tcPr>
-            <w:tcW w:w="1826" w:type="dxa"/>
-          </w:tcPr>
-          <w:p>
-            <w:pPr>
-              <w:pStyle w:val="TableText"/>
-            </w:pPr>
-            <w:r>
+            <w:shd w:val="clear" w:color="auto" w:fill="EFF4FB"/>
+          </w:tcPr>
+          <w:p>
+            <w:pPr>
+              <w:pStyle w:val="TableText"/>
+            </w:pPr>
+            <w:r>
+              <w:t xml:space="preserve">Shows the new language in a clear context.</w:t>
+            </w:r>
+          </w:p>
+        </w:tc>
+      </w:tr>
+      <w:tr>
+        <w:trPr>
+          <w:cantSplit/>
+        </w:trPr>
+        <w:tc>
+          <w:tcPr>
+            <w:tcW w:w="1826" w:type="dxa"/>
+            <w:shd w:val="clear" w:color="auto" w:fill="EDF7F4"/>
+            <w:tcBorders>
+              <w:left w:val="single" w:sz="18" w:space="0" w:color="0E7C66"/>
+            </w:tcBorders>
+          </w:tcPr>
+          <w:p>
+            <w:pPr>
+              <w:pStyle w:val="TableText"/>
+            </w:pPr>
+            <w:r>
+              <w:rPr>
+                <w:b/>
+                <w:color w:val="08503F"/>
+              </w:rPr>
               <w:t xml:space="preserve">Practice</w:t>
             </w:r>
           </w:p>
@@ -293,6 +213,7 @@
         <w:tc>
           <w:tcPr>
             <w:tcW w:w="974" w:type="dxa"/>
+            <w:shd w:val="clear" w:color="auto" w:fill="EDF7F4"/>
           </w:tcPr>
           <w:p>
             <w:pPr>
@@ -306,30 +227,39 @@
         <w:tc>
           <w:tcPr>
             <w:tcW w:w="7306" w:type="dxa"/>
-          </w:tcPr>
-          <w:p>
-            <w:pPr>
-              <w:pStyle w:val="TableText"/>
-            </w:pPr>
-            <w:r>
-              <w:t xml:space="preserve">Read for gist, then answer the detail questions.</w:t>
-            </w:r>
-          </w:p>
-        </w:tc>
-      </w:tr>
-      <w:tr>
-        <w:trPr>
-          <w:cantSplit/>
-        </w:trPr>
-        <w:tc>
-          <w:tcPr>
-            <w:tcW w:w="1826" w:type="dxa"/>
-          </w:tcPr>
-          <w:p>
-            <w:pPr>
-              <w:pStyle w:val="TableText"/>
-            </w:pPr>
-            <w:r>
+            <w:shd w:val="clear" w:color="auto" w:fill="EDF7F4"/>
+          </w:tcPr>
+          <w:p>
+            <w:pPr>
+              <w:pStyle w:val="TableText"/>
+            </w:pPr>
+            <w:r>
+              <w:t xml:space="preserve">Students use it in controlled tasks, usually from the Pupil's Book.</w:t>
+            </w:r>
+          </w:p>
+        </w:tc>
+      </w:tr>
+      <w:tr>
+        <w:trPr>
+          <w:cantSplit/>
+        </w:trPr>
+        <w:tc>
+          <w:tcPr>
+            <w:tcW w:w="1826" w:type="dxa"/>
+            <w:shd w:val="clear" w:color="auto" w:fill="FDF6E8"/>
+            <w:tcBorders>
+              <w:left w:val="single" w:sz="18" w:space="0" w:color="B07C12"/>
+            </w:tcBorders>
+          </w:tcPr>
+          <w:p>
+            <w:pPr>
+              <w:pStyle w:val="TableText"/>
+            </w:pPr>
+            <w:r>
+              <w:rPr>
+                <w:b/>
+                <w:color w:val="7D5205"/>
+              </w:rPr>
               <w:t xml:space="preserve">Production</w:t>
             </w:r>
           </w:p>
@@ -337,6 +267,7 @@
         <w:tc>
           <w:tcPr>
             <w:tcW w:w="974" w:type="dxa"/>
+            <w:shd w:val="clear" w:color="auto" w:fill="FDF6E8"/>
           </w:tcPr>
           <w:p>
             <w:pPr>
@@ -350,30 +281,39 @@
         <w:tc>
           <w:tcPr>
             <w:tcW w:w="7306" w:type="dxa"/>
-          </w:tcPr>
-          <w:p>
-            <w:pPr>
-              <w:pStyle w:val="TableText"/>
-            </w:pPr>
-            <w:r>
-              <w:t xml:space="preserve">Groups write a short profile of an everyday hero from their own village.</w:t>
-            </w:r>
-          </w:p>
-        </w:tc>
-      </w:tr>
-      <w:tr>
-        <w:trPr>
-          <w:cantSplit/>
-        </w:trPr>
-        <w:tc>
-          <w:tcPr>
-            <w:tcW w:w="1826" w:type="dxa"/>
-          </w:tcPr>
-          <w:p>
-            <w:pPr>
-              <w:pStyle w:val="TableText"/>
-            </w:pPr>
-            <w:r>
+            <w:shd w:val="clear" w:color="auto" w:fill="FDF6E8"/>
+          </w:tcPr>
+          <w:p>
+            <w:pPr>
+              <w:pStyle w:val="TableText"/>
+            </w:pPr>
+            <w:r>
+              <w:t xml:space="preserve">Students use it more freely, for a purpose of their own.</w:t>
+            </w:r>
+          </w:p>
+        </w:tc>
+      </w:tr>
+      <w:tr>
+        <w:trPr>
+          <w:cantSplit/>
+        </w:trPr>
+        <w:tc>
+          <w:tcPr>
+            <w:tcW w:w="1826" w:type="dxa"/>
+            <w:shd w:val="clear" w:color="auto" w:fill="F7F9FB"/>
+            <w:tcBorders>
+              <w:left w:val="single" w:sz="18" w:space="0" w:color="8E98A4"/>
+            </w:tcBorders>
+          </w:tcPr>
+          <w:p>
+            <w:pPr>
+              <w:pStyle w:val="TableText"/>
+            </w:pPr>
+            <w:r>
+              <w:rPr>
+                <w:b/>
+                <w:color w:val="33404F"/>
+              </w:rPr>
               <w:t xml:space="preserve">Check and close</w:t>
             </w:r>
           </w:p>
@@ -381,6 +321,7 @@
         <w:tc>
           <w:tcPr>
             <w:tcW w:w="974" w:type="dxa"/>
+            <w:shd w:val="clear" w:color="auto" w:fill="F7F9FB"/>
           </w:tcPr>
           <w:p>
             <w:pPr>
@@ -394,22 +335,14 @@
         <w:tc>
           <w:tcPr>
             <w:tcW w:w="7306" w:type="dxa"/>
-          </w:tcPr>
-          <w:p>
-            <w:pPr>
-              <w:pStyle w:val="TableText"/>
-            </w:pPr>
-            <w:r>
-              <w:t xml:space="preserve">Share one profile. </w:t>
-            </w:r>
-            <w:r>
-              <w:rPr>
-                <w:b/>
-              </w:rPr>
-              <w:t xml:space="preserve">Homework:</w:t>
-            </w:r>
-            <w:r>
-              <w:t xml:space="preserve"> Write a 150-word paragraph about someone you admire.</w:t>
+            <w:shd w:val="clear" w:color="auto" w:fill="F7F9FB"/>
+          </w:tcPr>
+          <w:p>
+            <w:pPr>
+              <w:pStyle w:val="TableText"/>
+            </w:pPr>
+            <w:r>
+              <w:t xml:space="preserve">A quick check of learning, then homework.</w:t>
             </w:r>
           </w:p>
         </w:tc>
@@ -422,7 +355,7 @@
         <w:keepNext/>
       </w:pPr>
       <w:r>
-        <w:t xml:space="preserve">Plan 2: Unit 1, Sri Lankan Achievers</w:t>
+        <w:t xml:space="preserve">Plan 1: Unit 1, Sri Lankan Achievers</w:t>
       </w:r>
     </w:p>
     <w:p>
@@ -436,7 +369,7 @@
         <w:t xml:space="preserve">Book activity:</w:t>
       </w:r>
       <w:r>
-        <w:t xml:space="preserve"> Listening 1; Writing. </w:t>
+        <w:t xml:space="preserve"> Reading 1 (an everyday hero). </w:t>
       </w:r>
       <w:r>
         <w:rPr>
@@ -445,7 +378,7 @@
         <w:t xml:space="preserve">Focus:</w:t>
       </w:r>
       <w:r>
-        <w:t xml:space="preserve"> Listening for specific information.</w:t>
+        <w:t xml:space="preserve"> Reading for gist and detail.</w:t>
       </w:r>
     </w:p>
     <w:p>
@@ -459,7 +392,7 @@
         <w:t xml:space="preserve">Learning outcome:</w:t>
       </w:r>
       <w:r>
-        <w:t xml:space="preserve"> by the end of the lesson, students will be able to note key facts from a talk and write a short profile of an achiever.</w:t>
+        <w:t xml:space="preserve"> by the end of the lesson, students will be able to identify the main idea of a story and explain why a person is admired.</w:t>
       </w:r>
     </w:p>
     <w:p>
@@ -473,7 +406,7 @@
         <w:t xml:space="preserve">Materials:</w:t>
       </w:r>
       <w:r>
-        <w:t xml:space="preserve"> The listening text (download from edupub.gov.lk), the achievers table.</w:t>
+        <w:t xml:space="preserve"> The Reading 1 text.</w:t>
       </w:r>
     </w:p>
     <w:tbl>
@@ -562,12 +495,20 @@
         <w:tc>
           <w:tcPr>
             <w:tcW w:w="1826" w:type="dxa"/>
-          </w:tcPr>
-          <w:p>
-            <w:pPr>
-              <w:pStyle w:val="TableText"/>
-            </w:pPr>
-            <w:r>
+            <w:shd w:val="clear" w:color="auto" w:fill="EFF4FB"/>
+            <w:tcBorders>
+              <w:left w:val="single" w:sz="18" w:space="0" w:color="1E4276"/>
+            </w:tcBorders>
+          </w:tcPr>
+          <w:p>
+            <w:pPr>
+              <w:pStyle w:val="TableText"/>
+            </w:pPr>
+            <w:r>
+              <w:rPr>
+                <w:b/>
+                <w:color w:val="0F2647"/>
+              </w:rPr>
               <w:t xml:space="preserve">Presentation</w:t>
             </w:r>
           </w:p>
@@ -575,6 +516,7 @@
         <w:tc>
           <w:tcPr>
             <w:tcW w:w="974" w:type="dxa"/>
+            <w:shd w:val="clear" w:color="auto" w:fill="EFF4FB"/>
           </w:tcPr>
           <w:p>
             <w:pPr>
@@ -588,30 +530,39 @@
         <w:tc>
           <w:tcPr>
             <w:tcW w:w="7306" w:type="dxa"/>
-          </w:tcPr>
-          <w:p>
-            <w:pPr>
-              <w:pStyle w:val="TableText"/>
-            </w:pPr>
-            <w:r>
-              <w:t xml:space="preserve">Discuss the famous Sri Lankans in Before Listening. Show how to take notes in a table.</w:t>
-            </w:r>
-          </w:p>
-        </w:tc>
-      </w:tr>
-      <w:tr>
-        <w:trPr>
-          <w:cantSplit/>
-        </w:trPr>
-        <w:tc>
-          <w:tcPr>
-            <w:tcW w:w="1826" w:type="dxa"/>
-          </w:tcPr>
-          <w:p>
-            <w:pPr>
-              <w:pStyle w:val="TableText"/>
-            </w:pPr>
-            <w:r>
+            <w:shd w:val="clear" w:color="auto" w:fill="EFF4FB"/>
+          </w:tcPr>
+          <w:p>
+            <w:pPr>
+              <w:pStyle w:val="TableText"/>
+            </w:pPr>
+            <w:r>
+              <w:t xml:space="preserve">Pairwork from the book: think of someone you admire and give two reasons. Pre-teach key words from the story.</w:t>
+            </w:r>
+          </w:p>
+        </w:tc>
+      </w:tr>
+      <w:tr>
+        <w:trPr>
+          <w:cantSplit/>
+        </w:trPr>
+        <w:tc>
+          <w:tcPr>
+            <w:tcW w:w="1826" w:type="dxa"/>
+            <w:shd w:val="clear" w:color="auto" w:fill="EDF7F4"/>
+            <w:tcBorders>
+              <w:left w:val="single" w:sz="18" w:space="0" w:color="0E7C66"/>
+            </w:tcBorders>
+          </w:tcPr>
+          <w:p>
+            <w:pPr>
+              <w:pStyle w:val="TableText"/>
+            </w:pPr>
+            <w:r>
+              <w:rPr>
+                <w:b/>
+                <w:color w:val="08503F"/>
+              </w:rPr>
               <w:t xml:space="preserve">Practice</w:t>
             </w:r>
           </w:p>
@@ -619,6 +570,7 @@
         <w:tc>
           <w:tcPr>
             <w:tcW w:w="974" w:type="dxa"/>
+            <w:shd w:val="clear" w:color="auto" w:fill="EDF7F4"/>
           </w:tcPr>
           <w:p>
             <w:pPr>
@@ -632,30 +584,39 @@
         <w:tc>
           <w:tcPr>
             <w:tcW w:w="7306" w:type="dxa"/>
-          </w:tcPr>
-          <w:p>
-            <w:pPr>
-              <w:pStyle w:val="TableText"/>
-            </w:pPr>
-            <w:r>
-              <w:t xml:space="preserve">Listen and complete the notes.</w:t>
-            </w:r>
-          </w:p>
-        </w:tc>
-      </w:tr>
-      <w:tr>
-        <w:trPr>
-          <w:cantSplit/>
-        </w:trPr>
-        <w:tc>
-          <w:tcPr>
-            <w:tcW w:w="1826" w:type="dxa"/>
-          </w:tcPr>
-          <w:p>
-            <w:pPr>
-              <w:pStyle w:val="TableText"/>
-            </w:pPr>
-            <w:r>
+            <w:shd w:val="clear" w:color="auto" w:fill="EDF7F4"/>
+          </w:tcPr>
+          <w:p>
+            <w:pPr>
+              <w:pStyle w:val="TableText"/>
+            </w:pPr>
+            <w:r>
+              <w:t xml:space="preserve">Read for gist, then answer the detail questions.</w:t>
+            </w:r>
+          </w:p>
+        </w:tc>
+      </w:tr>
+      <w:tr>
+        <w:trPr>
+          <w:cantSplit/>
+        </w:trPr>
+        <w:tc>
+          <w:tcPr>
+            <w:tcW w:w="1826" w:type="dxa"/>
+            <w:shd w:val="clear" w:color="auto" w:fill="FDF6E8"/>
+            <w:tcBorders>
+              <w:left w:val="single" w:sz="18" w:space="0" w:color="B07C12"/>
+            </w:tcBorders>
+          </w:tcPr>
+          <w:p>
+            <w:pPr>
+              <w:pStyle w:val="TableText"/>
+            </w:pPr>
+            <w:r>
+              <w:rPr>
+                <w:b/>
+                <w:color w:val="7D5205"/>
+              </w:rPr>
               <w:t xml:space="preserve">Production</w:t>
             </w:r>
           </w:p>
@@ -663,6 +624,7 @@
         <w:tc>
           <w:tcPr>
             <w:tcW w:w="974" w:type="dxa"/>
+            <w:shd w:val="clear" w:color="auto" w:fill="FDF6E8"/>
           </w:tcPr>
           <w:p>
             <w:pPr>
@@ -676,30 +638,39 @@
         <w:tc>
           <w:tcPr>
             <w:tcW w:w="7306" w:type="dxa"/>
-          </w:tcPr>
-          <w:p>
-            <w:pPr>
-              <w:pStyle w:val="TableText"/>
-            </w:pPr>
-            <w:r>
-              <w:t xml:space="preserve">Complete the achievements table (Writing) and write a short profile of one achiever.</w:t>
-            </w:r>
-          </w:p>
-        </w:tc>
-      </w:tr>
-      <w:tr>
-        <w:trPr>
-          <w:cantSplit/>
-        </w:trPr>
-        <w:tc>
-          <w:tcPr>
-            <w:tcW w:w="1826" w:type="dxa"/>
-          </w:tcPr>
-          <w:p>
-            <w:pPr>
-              <w:pStyle w:val="TableText"/>
-            </w:pPr>
-            <w:r>
+            <w:shd w:val="clear" w:color="auto" w:fill="FDF6E8"/>
+          </w:tcPr>
+          <w:p>
+            <w:pPr>
+              <w:pStyle w:val="TableText"/>
+            </w:pPr>
+            <w:r>
+              <w:t xml:space="preserve">Groups write a short profile of an everyday hero from their own village.</w:t>
+            </w:r>
+          </w:p>
+        </w:tc>
+      </w:tr>
+      <w:tr>
+        <w:trPr>
+          <w:cantSplit/>
+        </w:trPr>
+        <w:tc>
+          <w:tcPr>
+            <w:tcW w:w="1826" w:type="dxa"/>
+            <w:shd w:val="clear" w:color="auto" w:fill="F7F9FB"/>
+            <w:tcBorders>
+              <w:left w:val="single" w:sz="18" w:space="0" w:color="8E98A4"/>
+            </w:tcBorders>
+          </w:tcPr>
+          <w:p>
+            <w:pPr>
+              <w:pStyle w:val="TableText"/>
+            </w:pPr>
+            <w:r>
+              <w:rPr>
+                <w:b/>
+                <w:color w:val="33404F"/>
+              </w:rPr>
               <w:t xml:space="preserve">Check and close</w:t>
             </w:r>
           </w:p>
@@ -707,6 +678,7 @@
         <w:tc>
           <w:tcPr>
             <w:tcW w:w="974" w:type="dxa"/>
+            <w:shd w:val="clear" w:color="auto" w:fill="F7F9FB"/>
           </w:tcPr>
           <w:p>
             <w:pPr>
@@ -720,13 +692,14 @@
         <w:tc>
           <w:tcPr>
             <w:tcW w:w="7306" w:type="dxa"/>
-          </w:tcPr>
-          <w:p>
-            <w:pPr>
-              <w:pStyle w:val="TableText"/>
-            </w:pPr>
-            <w:r>
-              <w:t xml:space="preserve">Peer-check facts. </w:t>
+            <w:shd w:val="clear" w:color="auto" w:fill="F7F9FB"/>
+          </w:tcPr>
+          <w:p>
+            <w:pPr>
+              <w:pStyle w:val="TableText"/>
+            </w:pPr>
+            <w:r>
+              <w:t xml:space="preserve">Share one profile. </w:t>
             </w:r>
             <w:r>
               <w:rPr>
@@ -735,7 +708,7 @@
               <w:t xml:space="preserve">Homework:</w:t>
             </w:r>
             <w:r>
-              <w:t xml:space="preserve"> Research another Sri Lankan achiever.</w:t>
+              <w:t xml:space="preserve"> Write a 150-word paragraph about someone you admire.</w:t>
             </w:r>
           </w:p>
         </w:tc>
@@ -748,7 +721,7 @@
         <w:keepNext/>
       </w:pPr>
       <w:r>
-        <w:t xml:space="preserve">Plan 3: Unit 2, Living in Harmony</w:t>
+        <w:t xml:space="preserve">Plan 2: Unit 1, Sri Lankan Achievers</w:t>
       </w:r>
     </w:p>
     <w:p>
@@ -762,7 +735,7 @@
         <w:t xml:space="preserve">Book activity:</w:t>
       </w:r>
       <w:r>
-        <w:t xml:space="preserve"> Speaking and Writing. </w:t>
+        <w:t xml:space="preserve"> Listening 1; Writing. </w:t>
       </w:r>
       <w:r>
         <w:rPr>
@@ -771,7 +744,7 @@
         <w:t xml:space="preserve">Focus:</w:t>
       </w:r>
       <w:r>
-        <w:t xml:space="preserve"> Describing a picture and people.</w:t>
+        <w:t xml:space="preserve"> Listening for specific information.</w:t>
       </w:r>
     </w:p>
     <w:p>
@@ -785,7 +758,7 @@
         <w:t xml:space="preserve">Learning outcome:</w:t>
       </w:r>
       <w:r>
-        <w:t xml:space="preserve"> by the end of the lesson, students will be able to describe a picture and a friend using appropriate adjectives.</w:t>
+        <w:t xml:space="preserve"> by the end of the lesson, students will be able to note key facts from a talk and write a short profile of an achiever.</w:t>
       </w:r>
     </w:p>
     <w:p>
@@ -799,7 +772,7 @@
         <w:t xml:space="preserve">Materials:</w:t>
       </w:r>
       <w:r>
-        <w:t xml:space="preserve"> The Unit 2 picture.</w:t>
+        <w:t xml:space="preserve"> The listening text (download from edupub.gov.lk), the achievers table.</w:t>
       </w:r>
     </w:p>
     <w:tbl>
@@ -888,12 +861,20 @@
         <w:tc>
           <w:tcPr>
             <w:tcW w:w="1826" w:type="dxa"/>
-          </w:tcPr>
-          <w:p>
-            <w:pPr>
-              <w:pStyle w:val="TableText"/>
-            </w:pPr>
-            <w:r>
+            <w:shd w:val="clear" w:color="auto" w:fill="EFF4FB"/>
+            <w:tcBorders>
+              <w:left w:val="single" w:sz="18" w:space="0" w:color="1E4276"/>
+            </w:tcBorders>
+          </w:tcPr>
+          <w:p>
+            <w:pPr>
+              <w:pStyle w:val="TableText"/>
+            </w:pPr>
+            <w:r>
+              <w:rPr>
+                <w:b/>
+                <w:color w:val="0F2647"/>
+              </w:rPr>
               <w:t xml:space="preserve">Presentation</w:t>
             </w:r>
           </w:p>
@@ -901,6 +882,7 @@
         <w:tc>
           <w:tcPr>
             <w:tcW w:w="974" w:type="dxa"/>
+            <w:shd w:val="clear" w:color="auto" w:fill="EFF4FB"/>
           </w:tcPr>
           <w:p>
             <w:pPr>
@@ -914,30 +896,39 @@
         <w:tc>
           <w:tcPr>
             <w:tcW w:w="7306" w:type="dxa"/>
-          </w:tcPr>
-          <w:p>
-            <w:pPr>
-              <w:pStyle w:val="TableText"/>
-            </w:pPr>
-            <w:r>
-              <w:t xml:space="preserve">Describe the picture with the class: what are the children feeling? Show useful phrases: S/he likes ... S/he thinks ...</w:t>
-            </w:r>
-          </w:p>
-        </w:tc>
-      </w:tr>
-      <w:tr>
-        <w:trPr>
-          <w:cantSplit/>
-        </w:trPr>
-        <w:tc>
-          <w:tcPr>
-            <w:tcW w:w="1826" w:type="dxa"/>
-          </w:tcPr>
-          <w:p>
-            <w:pPr>
-              <w:pStyle w:val="TableText"/>
-            </w:pPr>
-            <w:r>
+            <w:shd w:val="clear" w:color="auto" w:fill="EFF4FB"/>
+          </w:tcPr>
+          <w:p>
+            <w:pPr>
+              <w:pStyle w:val="TableText"/>
+            </w:pPr>
+            <w:r>
+              <w:t xml:space="preserve">Discuss the famous Sri Lankans in Before Listening. Show how to take notes in a table.</w:t>
+            </w:r>
+          </w:p>
+        </w:tc>
+      </w:tr>
+      <w:tr>
+        <w:trPr>
+          <w:cantSplit/>
+        </w:trPr>
+        <w:tc>
+          <w:tcPr>
+            <w:tcW w:w="1826" w:type="dxa"/>
+            <w:shd w:val="clear" w:color="auto" w:fill="EDF7F4"/>
+            <w:tcBorders>
+              <w:left w:val="single" w:sz="18" w:space="0" w:color="0E7C66"/>
+            </w:tcBorders>
+          </w:tcPr>
+          <w:p>
+            <w:pPr>
+              <w:pStyle w:val="TableText"/>
+            </w:pPr>
+            <w:r>
+              <w:rPr>
+                <w:b/>
+                <w:color w:val="08503F"/>
+              </w:rPr>
               <w:t xml:space="preserve">Practice</w:t>
             </w:r>
           </w:p>
@@ -945,6 +936,7 @@
         <w:tc>
           <w:tcPr>
             <w:tcW w:w="974" w:type="dxa"/>
+            <w:shd w:val="clear" w:color="auto" w:fill="EDF7F4"/>
           </w:tcPr>
           <w:p>
             <w:pPr>
@@ -958,30 +950,39 @@
         <w:tc>
           <w:tcPr>
             <w:tcW w:w="7306" w:type="dxa"/>
-          </w:tcPr>
-          <w:p>
-            <w:pPr>
-              <w:pStyle w:val="TableText"/>
-            </w:pPr>
-            <w:r>
-              <w:t xml:space="preserve">Pairs describe the picture.</w:t>
-            </w:r>
-          </w:p>
-        </w:tc>
-      </w:tr>
-      <w:tr>
-        <w:trPr>
-          <w:cantSplit/>
-        </w:trPr>
-        <w:tc>
-          <w:tcPr>
-            <w:tcW w:w="1826" w:type="dxa"/>
-          </w:tcPr>
-          <w:p>
-            <w:pPr>
-              <w:pStyle w:val="TableText"/>
-            </w:pPr>
-            <w:r>
+            <w:shd w:val="clear" w:color="auto" w:fill="EDF7F4"/>
+          </w:tcPr>
+          <w:p>
+            <w:pPr>
+              <w:pStyle w:val="TableText"/>
+            </w:pPr>
+            <w:r>
+              <w:t xml:space="preserve">Listen and complete the notes.</w:t>
+            </w:r>
+          </w:p>
+        </w:tc>
+      </w:tr>
+      <w:tr>
+        <w:trPr>
+          <w:cantSplit/>
+        </w:trPr>
+        <w:tc>
+          <w:tcPr>
+            <w:tcW w:w="1826" w:type="dxa"/>
+            <w:shd w:val="clear" w:color="auto" w:fill="FDF6E8"/>
+            <w:tcBorders>
+              <w:left w:val="single" w:sz="18" w:space="0" w:color="B07C12"/>
+            </w:tcBorders>
+          </w:tcPr>
+          <w:p>
+            <w:pPr>
+              <w:pStyle w:val="TableText"/>
+            </w:pPr>
+            <w:r>
+              <w:rPr>
+                <w:b/>
+                <w:color w:val="7D5205"/>
+              </w:rPr>
               <w:t xml:space="preserve">Production</w:t>
             </w:r>
           </w:p>
@@ -989,6 +990,7 @@
         <w:tc>
           <w:tcPr>
             <w:tcW w:w="974" w:type="dxa"/>
+            <w:shd w:val="clear" w:color="auto" w:fill="FDF6E8"/>
           </w:tcPr>
           <w:p>
             <w:pPr>
@@ -1002,30 +1004,39 @@
         <w:tc>
           <w:tcPr>
             <w:tcW w:w="7306" w:type="dxa"/>
-          </w:tcPr>
-          <w:p>
-            <w:pPr>
-              <w:pStyle w:val="TableText"/>
-            </w:pPr>
-            <w:r>
-              <w:t xml:space="preserve">Write a short description of a friend using the sentence guide.</w:t>
-            </w:r>
-          </w:p>
-        </w:tc>
-      </w:tr>
-      <w:tr>
-        <w:trPr>
-          <w:cantSplit/>
-        </w:trPr>
-        <w:tc>
-          <w:tcPr>
-            <w:tcW w:w="1826" w:type="dxa"/>
-          </w:tcPr>
-          <w:p>
-            <w:pPr>
-              <w:pStyle w:val="TableText"/>
-            </w:pPr>
-            <w:r>
+            <w:shd w:val="clear" w:color="auto" w:fill="FDF6E8"/>
+          </w:tcPr>
+          <w:p>
+            <w:pPr>
+              <w:pStyle w:val="TableText"/>
+            </w:pPr>
+            <w:r>
+              <w:t xml:space="preserve">Complete the achievements table (Writing) and write a short profile of one achiever.</w:t>
+            </w:r>
+          </w:p>
+        </w:tc>
+      </w:tr>
+      <w:tr>
+        <w:trPr>
+          <w:cantSplit/>
+        </w:trPr>
+        <w:tc>
+          <w:tcPr>
+            <w:tcW w:w="1826" w:type="dxa"/>
+            <w:shd w:val="clear" w:color="auto" w:fill="F7F9FB"/>
+            <w:tcBorders>
+              <w:left w:val="single" w:sz="18" w:space="0" w:color="8E98A4"/>
+            </w:tcBorders>
+          </w:tcPr>
+          <w:p>
+            <w:pPr>
+              <w:pStyle w:val="TableText"/>
+            </w:pPr>
+            <w:r>
+              <w:rPr>
+                <w:b/>
+                <w:color w:val="33404F"/>
+              </w:rPr>
               <w:t xml:space="preserve">Check and close</w:t>
             </w:r>
           </w:p>
@@ -1033,6 +1044,7 @@
         <w:tc>
           <w:tcPr>
             <w:tcW w:w="974" w:type="dxa"/>
+            <w:shd w:val="clear" w:color="auto" w:fill="F7F9FB"/>
           </w:tcPr>
           <w:p>
             <w:pPr>
@@ -1046,13 +1058,14 @@
         <w:tc>
           <w:tcPr>
             <w:tcW w:w="7306" w:type="dxa"/>
-          </w:tcPr>
-          <w:p>
-            <w:pPr>
-              <w:pStyle w:val="TableText"/>
-            </w:pPr>
-            <w:r>
-              <w:t xml:space="preserve">Read two descriptions. </w:t>
+            <w:shd w:val="clear" w:color="auto" w:fill="F7F9FB"/>
+          </w:tcPr>
+          <w:p>
+            <w:pPr>
+              <w:pStyle w:val="TableText"/>
+            </w:pPr>
+            <w:r>
+              <w:t xml:space="preserve">Peer-check facts. </w:t>
             </w:r>
             <w:r>
               <w:rPr>
@@ -1061,7 +1074,7 @@
               <w:t xml:space="preserve">Homework:</w:t>
             </w:r>
             <w:r>
-              <w:t xml:space="preserve"> Write about harmony in your school.</w:t>
+              <w:t xml:space="preserve"> Research another Sri Lankan achiever.</w:t>
             </w:r>
           </w:p>
         </w:tc>
@@ -1074,7 +1087,7 @@
         <w:keepNext/>
       </w:pPr>
       <w:r>
-        <w:t xml:space="preserve">Plan 4: Unit 2, Living in Harmony</w:t>
+        <w:t xml:space="preserve">Plan 3: Unit 2, Living in Harmony</w:t>
       </w:r>
     </w:p>
     <w:p>
@@ -1088,7 +1101,7 @@
         <w:t xml:space="preserve">Book activity:</w:t>
       </w:r>
       <w:r>
-        <w:t xml:space="preserve"> Grammar: conditionals and modal verbs. </w:t>
+        <w:t xml:space="preserve"> Speaking and Writing. </w:t>
       </w:r>
       <w:r>
         <w:rPr>
@@ -1097,7 +1110,7 @@
         <w:t xml:space="preserve">Focus:</w:t>
       </w:r>
       <w:r>
-        <w:t xml:space="preserve"> Conditionals and modals.</w:t>
+        <w:t xml:space="preserve"> Describing a picture and people.</w:t>
       </w:r>
     </w:p>
     <w:p>
@@ -1111,7 +1124,7 @@
         <w:t xml:space="preserve">Learning outcome:</w:t>
       </w:r>
       <w:r>
-        <w:t xml:space="preserve"> by the end of the lesson, students will be able to use conditional sentences and modal verbs to talk about coexistence.</w:t>
+        <w:t xml:space="preserve"> by the end of the lesson, students will be able to describe a picture and a friend using appropriate adjectives.</w:t>
       </w:r>
     </w:p>
     <w:p>
@@ -1125,7 +1138,7 @@
         <w:t xml:space="preserve">Materials:</w:t>
       </w:r>
       <w:r>
-        <w:t xml:space="preserve"> The harmony quotation.</w:t>
+        <w:t xml:space="preserve"> The Unit 2 picture.</w:t>
       </w:r>
     </w:p>
     <w:tbl>
@@ -1214,12 +1227,20 @@
         <w:tc>
           <w:tcPr>
             <w:tcW w:w="1826" w:type="dxa"/>
-          </w:tcPr>
-          <w:p>
-            <w:pPr>
-              <w:pStyle w:val="TableText"/>
-            </w:pPr>
-            <w:r>
+            <w:shd w:val="clear" w:color="auto" w:fill="EFF4FB"/>
+            <w:tcBorders>
+              <w:left w:val="single" w:sz="18" w:space="0" w:color="1E4276"/>
+            </w:tcBorders>
+          </w:tcPr>
+          <w:p>
+            <w:pPr>
+              <w:pStyle w:val="TableText"/>
+            </w:pPr>
+            <w:r>
+              <w:rPr>
+                <w:b/>
+                <w:color w:val="0F2647"/>
+              </w:rPr>
               <w:t xml:space="preserve">Presentation</w:t>
             </w:r>
           </w:p>
@@ -1227,6 +1248,7 @@
         <w:tc>
           <w:tcPr>
             <w:tcW w:w="974" w:type="dxa"/>
+            <w:shd w:val="clear" w:color="auto" w:fill="EFF4FB"/>
           </w:tcPr>
           <w:p>
             <w:pPr>
@@ -1240,30 +1262,39 @@
         <w:tc>
           <w:tcPr>
             <w:tcW w:w="7306" w:type="dxa"/>
-          </w:tcPr>
-          <w:p>
-            <w:pPr>
-              <w:pStyle w:val="TableText"/>
-            </w:pPr>
-            <w:r>
-              <w:t xml:space="preserve">Read the quotation: If there is righteousness in the heart ... Show the first and second conditional forms.</w:t>
-            </w:r>
-          </w:p>
-        </w:tc>
-      </w:tr>
-      <w:tr>
-        <w:trPr>
-          <w:cantSplit/>
-        </w:trPr>
-        <w:tc>
-          <w:tcPr>
-            <w:tcW w:w="1826" w:type="dxa"/>
-          </w:tcPr>
-          <w:p>
-            <w:pPr>
-              <w:pStyle w:val="TableText"/>
-            </w:pPr>
-            <w:r>
+            <w:shd w:val="clear" w:color="auto" w:fill="EFF4FB"/>
+          </w:tcPr>
+          <w:p>
+            <w:pPr>
+              <w:pStyle w:val="TableText"/>
+            </w:pPr>
+            <w:r>
+              <w:t xml:space="preserve">Describe the picture with the class: what are the children feeling? Show useful phrases: S/he likes ... S/he thinks ...</w:t>
+            </w:r>
+          </w:p>
+        </w:tc>
+      </w:tr>
+      <w:tr>
+        <w:trPr>
+          <w:cantSplit/>
+        </w:trPr>
+        <w:tc>
+          <w:tcPr>
+            <w:tcW w:w="1826" w:type="dxa"/>
+            <w:shd w:val="clear" w:color="auto" w:fill="EDF7F4"/>
+            <w:tcBorders>
+              <w:left w:val="single" w:sz="18" w:space="0" w:color="0E7C66"/>
+            </w:tcBorders>
+          </w:tcPr>
+          <w:p>
+            <w:pPr>
+              <w:pStyle w:val="TableText"/>
+            </w:pPr>
+            <w:r>
+              <w:rPr>
+                <w:b/>
+                <w:color w:val="08503F"/>
+              </w:rPr>
               <w:t xml:space="preserve">Practice</w:t>
             </w:r>
           </w:p>
@@ -1271,6 +1302,7 @@
         <w:tc>
           <w:tcPr>
             <w:tcW w:w="974" w:type="dxa"/>
+            <w:shd w:val="clear" w:color="auto" w:fill="EDF7F4"/>
           </w:tcPr>
           <w:p>
             <w:pPr>
@@ -1284,30 +1316,39 @@
         <w:tc>
           <w:tcPr>
             <w:tcW w:w="7306" w:type="dxa"/>
-          </w:tcPr>
-          <w:p>
-            <w:pPr>
-              <w:pStyle w:val="TableText"/>
-            </w:pPr>
-            <w:r>
-              <w:t xml:space="preserve">Complete the grammar activities.</w:t>
-            </w:r>
-          </w:p>
-        </w:tc>
-      </w:tr>
-      <w:tr>
-        <w:trPr>
-          <w:cantSplit/>
-        </w:trPr>
-        <w:tc>
-          <w:tcPr>
-            <w:tcW w:w="1826" w:type="dxa"/>
-          </w:tcPr>
-          <w:p>
-            <w:pPr>
-              <w:pStyle w:val="TableText"/>
-            </w:pPr>
-            <w:r>
+            <w:shd w:val="clear" w:color="auto" w:fill="EDF7F4"/>
+          </w:tcPr>
+          <w:p>
+            <w:pPr>
+              <w:pStyle w:val="TableText"/>
+            </w:pPr>
+            <w:r>
+              <w:t xml:space="preserve">Pairs describe the picture.</w:t>
+            </w:r>
+          </w:p>
+        </w:tc>
+      </w:tr>
+      <w:tr>
+        <w:trPr>
+          <w:cantSplit/>
+        </w:trPr>
+        <w:tc>
+          <w:tcPr>
+            <w:tcW w:w="1826" w:type="dxa"/>
+            <w:shd w:val="clear" w:color="auto" w:fill="FDF6E8"/>
+            <w:tcBorders>
+              <w:left w:val="single" w:sz="18" w:space="0" w:color="B07C12"/>
+            </w:tcBorders>
+          </w:tcPr>
+          <w:p>
+            <w:pPr>
+              <w:pStyle w:val="TableText"/>
+            </w:pPr>
+            <w:r>
+              <w:rPr>
+                <w:b/>
+                <w:color w:val="7D5205"/>
+              </w:rPr>
               <w:t xml:space="preserve">Production</w:t>
             </w:r>
           </w:p>
@@ -1315,6 +1356,7 @@
         <w:tc>
           <w:tcPr>
             <w:tcW w:w="974" w:type="dxa"/>
+            <w:shd w:val="clear" w:color="auto" w:fill="FDF6E8"/>
           </w:tcPr>
           <w:p>
             <w:pPr>
@@ -1328,30 +1370,39 @@
         <w:tc>
           <w:tcPr>
             <w:tcW w:w="7306" w:type="dxa"/>
-          </w:tcPr>
-          <w:p>
-            <w:pPr>
-              <w:pStyle w:val="TableText"/>
-            </w:pPr>
-            <w:r>
-              <w:t xml:space="preserve">Groups write five rules for living in harmony using modals.</w:t>
-            </w:r>
-          </w:p>
-        </w:tc>
-      </w:tr>
-      <w:tr>
-        <w:trPr>
-          <w:cantSplit/>
-        </w:trPr>
-        <w:tc>
-          <w:tcPr>
-            <w:tcW w:w="1826" w:type="dxa"/>
-          </w:tcPr>
-          <w:p>
-            <w:pPr>
-              <w:pStyle w:val="TableText"/>
-            </w:pPr>
-            <w:r>
+            <w:shd w:val="clear" w:color="auto" w:fill="FDF6E8"/>
+          </w:tcPr>
+          <w:p>
+            <w:pPr>
+              <w:pStyle w:val="TableText"/>
+            </w:pPr>
+            <w:r>
+              <w:t xml:space="preserve">Write a short description of a friend using the sentence guide.</w:t>
+            </w:r>
+          </w:p>
+        </w:tc>
+      </w:tr>
+      <w:tr>
+        <w:trPr>
+          <w:cantSplit/>
+        </w:trPr>
+        <w:tc>
+          <w:tcPr>
+            <w:tcW w:w="1826" w:type="dxa"/>
+            <w:shd w:val="clear" w:color="auto" w:fill="F7F9FB"/>
+            <w:tcBorders>
+              <w:left w:val="single" w:sz="18" w:space="0" w:color="8E98A4"/>
+            </w:tcBorders>
+          </w:tcPr>
+          <w:p>
+            <w:pPr>
+              <w:pStyle w:val="TableText"/>
+            </w:pPr>
+            <w:r>
+              <w:rPr>
+                <w:b/>
+                <w:color w:val="33404F"/>
+              </w:rPr>
               <w:t xml:space="preserve">Check and close</w:t>
             </w:r>
           </w:p>
@@ -1359,6 +1410,7 @@
         <w:tc>
           <w:tcPr>
             <w:tcW w:w="974" w:type="dxa"/>
+            <w:shd w:val="clear" w:color="auto" w:fill="F7F9FB"/>
           </w:tcPr>
           <w:p>
             <w:pPr>
@@ -1372,13 +1424,14 @@
         <w:tc>
           <w:tcPr>
             <w:tcW w:w="7306" w:type="dxa"/>
-          </w:tcPr>
-          <w:p>
-            <w:pPr>
-              <w:pStyle w:val="TableText"/>
-            </w:pPr>
-            <w:r>
-              <w:t xml:space="preserve">Share the rules. </w:t>
+            <w:shd w:val="clear" w:color="auto" w:fill="F7F9FB"/>
+          </w:tcPr>
+          <w:p>
+            <w:pPr>
+              <w:pStyle w:val="TableText"/>
+            </w:pPr>
+            <w:r>
+              <w:t xml:space="preserve">Read two descriptions. </w:t>
             </w:r>
             <w:r>
               <w:rPr>
@@ -1387,7 +1440,7 @@
               <w:t xml:space="preserve">Homework:</w:t>
             </w:r>
             <w:r>
-              <w:t xml:space="preserve"> Write a paragraph using three conditionals.</w:t>
+              <w:t xml:space="preserve"> Write about harmony in your school.</w:t>
             </w:r>
           </w:p>
         </w:tc>
@@ -1400,7 +1453,7 @@
         <w:keepNext/>
       </w:pPr>
       <w:r>
-        <w:t xml:space="preserve">Plan 5: Unit 3, Relationships</w:t>
+        <w:t xml:space="preserve">Plan 4: Unit 2, Living in Harmony</w:t>
       </w:r>
     </w:p>
     <w:p>
@@ -1414,7 +1467,7 @@
         <w:t xml:space="preserve">Book activity:</w:t>
       </w:r>
       <w:r>
-        <w:t xml:space="preserve"> Speaking: quotations. </w:t>
+        <w:t xml:space="preserve"> Grammar: conditionals and modal verbs. </w:t>
       </w:r>
       <w:r>
         <w:rPr>
@@ -1423,7 +1476,7 @@
         <w:t xml:space="preserve">Focus:</w:t>
       </w:r>
       <w:r>
-        <w:t xml:space="preserve"> Discussing meaning.</w:t>
+        <w:t xml:space="preserve"> Conditionals and modals.</w:t>
       </w:r>
     </w:p>
     <w:p>
@@ -1437,7 +1490,7 @@
         <w:t xml:space="preserve">Learning outcome:</w:t>
       </w:r>
       <w:r>
-        <w:t xml:space="preserve"> by the end of the lesson, students will be able to discuss the meaning of quotations and give reasons.</w:t>
+        <w:t xml:space="preserve"> by the end of the lesson, students will be able to use conditional sentences and modal verbs to talk about coexistence.</w:t>
       </w:r>
     </w:p>
     <w:p>
@@ -1451,7 +1504,7 @@
         <w:t xml:space="preserve">Materials:</w:t>
       </w:r>
       <w:r>
-        <w:t xml:space="preserve"> The quotations.</w:t>
+        <w:t xml:space="preserve"> The harmony quotation.</w:t>
       </w:r>
     </w:p>
     <w:tbl>
@@ -1540,12 +1593,20 @@
         <w:tc>
           <w:tcPr>
             <w:tcW w:w="1826" w:type="dxa"/>
-          </w:tcPr>
-          <w:p>
-            <w:pPr>
-              <w:pStyle w:val="TableText"/>
-            </w:pPr>
-            <w:r>
+            <w:shd w:val="clear" w:color="auto" w:fill="EFF4FB"/>
+            <w:tcBorders>
+              <w:left w:val="single" w:sz="18" w:space="0" w:color="1E4276"/>
+            </w:tcBorders>
+          </w:tcPr>
+          <w:p>
+            <w:pPr>
+              <w:pStyle w:val="TableText"/>
+            </w:pPr>
+            <w:r>
+              <w:rPr>
+                <w:b/>
+                <w:color w:val="0F2647"/>
+              </w:rPr>
               <w:t xml:space="preserve">Presentation</w:t>
             </w:r>
           </w:p>
@@ -1553,6 +1614,7 @@
         <w:tc>
           <w:tcPr>
             <w:tcW w:w="974" w:type="dxa"/>
+            <w:shd w:val="clear" w:color="auto" w:fill="EFF4FB"/>
           </w:tcPr>
           <w:p>
             <w:pPr>
@@ -1566,30 +1628,39 @@
         <w:tc>
           <w:tcPr>
             <w:tcW w:w="7306" w:type="dxa"/>
-          </w:tcPr>
-          <w:p>
-            <w:pPr>
-              <w:pStyle w:val="TableText"/>
-            </w:pPr>
-            <w:r>
-              <w:t xml:space="preserve">Read the quotations. Show discussion phrases: I think it means ...</w:t>
-            </w:r>
-          </w:p>
-        </w:tc>
-      </w:tr>
-      <w:tr>
-        <w:trPr>
-          <w:cantSplit/>
-        </w:trPr>
-        <w:tc>
-          <w:tcPr>
-            <w:tcW w:w="1826" w:type="dxa"/>
-          </w:tcPr>
-          <w:p>
-            <w:pPr>
-              <w:pStyle w:val="TableText"/>
-            </w:pPr>
-            <w:r>
+            <w:shd w:val="clear" w:color="auto" w:fill="EFF4FB"/>
+          </w:tcPr>
+          <w:p>
+            <w:pPr>
+              <w:pStyle w:val="TableText"/>
+            </w:pPr>
+            <w:r>
+              <w:t xml:space="preserve">Read the quotation: If there is righteousness in the heart ... Show the first and second conditional forms.</w:t>
+            </w:r>
+          </w:p>
+        </w:tc>
+      </w:tr>
+      <w:tr>
+        <w:trPr>
+          <w:cantSplit/>
+        </w:trPr>
+        <w:tc>
+          <w:tcPr>
+            <w:tcW w:w="1826" w:type="dxa"/>
+            <w:shd w:val="clear" w:color="auto" w:fill="EDF7F4"/>
+            <w:tcBorders>
+              <w:left w:val="single" w:sz="18" w:space="0" w:color="0E7C66"/>
+            </w:tcBorders>
+          </w:tcPr>
+          <w:p>
+            <w:pPr>
+              <w:pStyle w:val="TableText"/>
+            </w:pPr>
+            <w:r>
+              <w:rPr>
+                <w:b/>
+                <w:color w:val="08503F"/>
+              </w:rPr>
               <w:t xml:space="preserve">Practice</w:t>
             </w:r>
           </w:p>
@@ -1597,6 +1668,7 @@
         <w:tc>
           <w:tcPr>
             <w:tcW w:w="974" w:type="dxa"/>
+            <w:shd w:val="clear" w:color="auto" w:fill="EDF7F4"/>
           </w:tcPr>
           <w:p>
             <w:pPr>
@@ -1610,30 +1682,39 @@
         <w:tc>
           <w:tcPr>
             <w:tcW w:w="7306" w:type="dxa"/>
-          </w:tcPr>
-          <w:p>
-            <w:pPr>
-              <w:pStyle w:val="TableText"/>
-            </w:pPr>
-            <w:r>
-              <w:t xml:space="preserve">Groups discuss the meanings.</w:t>
-            </w:r>
-          </w:p>
-        </w:tc>
-      </w:tr>
-      <w:tr>
-        <w:trPr>
-          <w:cantSplit/>
-        </w:trPr>
-        <w:tc>
-          <w:tcPr>
-            <w:tcW w:w="1826" w:type="dxa"/>
-          </w:tcPr>
-          <w:p>
-            <w:pPr>
-              <w:pStyle w:val="TableText"/>
-            </w:pPr>
-            <w:r>
+            <w:shd w:val="clear" w:color="auto" w:fill="EDF7F4"/>
+          </w:tcPr>
+          <w:p>
+            <w:pPr>
+              <w:pStyle w:val="TableText"/>
+            </w:pPr>
+            <w:r>
+              <w:t xml:space="preserve">Complete the grammar activities.</w:t>
+            </w:r>
+          </w:p>
+        </w:tc>
+      </w:tr>
+      <w:tr>
+        <w:trPr>
+          <w:cantSplit/>
+        </w:trPr>
+        <w:tc>
+          <w:tcPr>
+            <w:tcW w:w="1826" w:type="dxa"/>
+            <w:shd w:val="clear" w:color="auto" w:fill="FDF6E8"/>
+            <w:tcBorders>
+              <w:left w:val="single" w:sz="18" w:space="0" w:color="B07C12"/>
+            </w:tcBorders>
+          </w:tcPr>
+          <w:p>
+            <w:pPr>
+              <w:pStyle w:val="TableText"/>
+            </w:pPr>
+            <w:r>
+              <w:rPr>
+                <w:b/>
+                <w:color w:val="7D5205"/>
+              </w:rPr>
               <w:t xml:space="preserve">Production</w:t>
             </w:r>
           </w:p>
@@ -1641,6 +1722,7 @@
         <w:tc>
           <w:tcPr>
             <w:tcW w:w="974" w:type="dxa"/>
+            <w:shd w:val="clear" w:color="auto" w:fill="FDF6E8"/>
           </w:tcPr>
           <w:p>
             <w:pPr>
@@ -1654,30 +1736,39 @@
         <w:tc>
           <w:tcPr>
             <w:tcW w:w="7306" w:type="dxa"/>
-          </w:tcPr>
-          <w:p>
-            <w:pPr>
-              <w:pStyle w:val="TableText"/>
-            </w:pPr>
-            <w:r>
-              <w:t xml:space="preserve">Each group presents one interpretation.</w:t>
-            </w:r>
-          </w:p>
-        </w:tc>
-      </w:tr>
-      <w:tr>
-        <w:trPr>
-          <w:cantSplit/>
-        </w:trPr>
-        <w:tc>
-          <w:tcPr>
-            <w:tcW w:w="1826" w:type="dxa"/>
-          </w:tcPr>
-          <w:p>
-            <w:pPr>
-              <w:pStyle w:val="TableText"/>
-            </w:pPr>
-            <w:r>
+            <w:shd w:val="clear" w:color="auto" w:fill="FDF6E8"/>
+          </w:tcPr>
+          <w:p>
+            <w:pPr>
+              <w:pStyle w:val="TableText"/>
+            </w:pPr>
+            <w:r>
+              <w:t xml:space="preserve">Groups write five rules for living in harmony using modals.</w:t>
+            </w:r>
+          </w:p>
+        </w:tc>
+      </w:tr>
+      <w:tr>
+        <w:trPr>
+          <w:cantSplit/>
+        </w:trPr>
+        <w:tc>
+          <w:tcPr>
+            <w:tcW w:w="1826" w:type="dxa"/>
+            <w:shd w:val="clear" w:color="auto" w:fill="F7F9FB"/>
+            <w:tcBorders>
+              <w:left w:val="single" w:sz="18" w:space="0" w:color="8E98A4"/>
+            </w:tcBorders>
+          </w:tcPr>
+          <w:p>
+            <w:pPr>
+              <w:pStyle w:val="TableText"/>
+            </w:pPr>
+            <w:r>
+              <w:rPr>
+                <w:b/>
+                <w:color w:val="33404F"/>
+              </w:rPr>
               <w:t xml:space="preserve">Check and close</w:t>
             </w:r>
           </w:p>
@@ -1685,6 +1776,7 @@
         <w:tc>
           <w:tcPr>
             <w:tcW w:w="974" w:type="dxa"/>
+            <w:shd w:val="clear" w:color="auto" w:fill="F7F9FB"/>
           </w:tcPr>
           <w:p>
             <w:pPr>
@@ -1698,13 +1790,14 @@
         <w:tc>
           <w:tcPr>
             <w:tcW w:w="7306" w:type="dxa"/>
-          </w:tcPr>
-          <w:p>
-            <w:pPr>
-              <w:pStyle w:val="TableText"/>
-            </w:pPr>
-            <w:r>
-              <w:t xml:space="preserve">Class votes on the best interpretation. </w:t>
+            <w:shd w:val="clear" w:color="auto" w:fill="F7F9FB"/>
+          </w:tcPr>
+          <w:p>
+            <w:pPr>
+              <w:pStyle w:val="TableText"/>
+            </w:pPr>
+            <w:r>
+              <w:t xml:space="preserve">Share the rules. </w:t>
             </w:r>
             <w:r>
               <w:rPr>
@@ -1713,7 +1806,7 @@
               <w:t xml:space="preserve">Homework:</w:t>
             </w:r>
             <w:r>
-              <w:t xml:space="preserve"> Write a quotation of your own and explain it.</w:t>
+              <w:t xml:space="preserve"> Write a paragraph using three conditionals.</w:t>
             </w:r>
           </w:p>
         </w:tc>
@@ -1726,7 +1819,7 @@
         <w:keepNext/>
       </w:pPr>
       <w:r>
-        <w:t xml:space="preserve">Plan 6: Unit 3, Relationships</w:t>
+        <w:t xml:space="preserve">Plan 5: Unit 3, Relationships</w:t>
       </w:r>
     </w:p>
     <w:p>
@@ -1740,7 +1833,7 @@
         <w:t xml:space="preserve">Book activity:</w:t>
       </w:r>
       <w:r>
-        <w:t xml:space="preserve"> Writing: a story. </w:t>
+        <w:t xml:space="preserve"> Speaking: quotations. </w:t>
       </w:r>
       <w:r>
         <w:rPr>
@@ -1749,7 +1842,7 @@
         <w:t xml:space="preserve">Focus:</w:t>
       </w:r>
       <w:r>
-        <w:t xml:space="preserve"> Process writing.</w:t>
+        <w:t xml:space="preserve"> Discussing meaning.</w:t>
       </w:r>
     </w:p>
     <w:p>
@@ -1763,7 +1856,7 @@
         <w:t xml:space="preserve">Learning outcome:</w:t>
       </w:r>
       <w:r>
-        <w:t xml:space="preserve"> by the end of the lesson, students will be able to write a story through prewriting, drafting, feedback and revising.</w:t>
+        <w:t xml:space="preserve"> by the end of the lesson, students will be able to discuss the meaning of quotations and give reasons.</w:t>
       </w:r>
     </w:p>
     <w:p>
@@ -1777,7 +1870,7 @@
         <w:t xml:space="preserve">Materials:</w:t>
       </w:r>
       <w:r>
-        <w:t xml:space="preserve"> The process-writing steps.</w:t>
+        <w:t xml:space="preserve"> The quotations.</w:t>
       </w:r>
     </w:p>
     <w:tbl>
@@ -1866,12 +1959,20 @@
         <w:tc>
           <w:tcPr>
             <w:tcW w:w="1826" w:type="dxa"/>
-          </w:tcPr>
-          <w:p>
-            <w:pPr>
-              <w:pStyle w:val="TableText"/>
-            </w:pPr>
-            <w:r>
+            <w:shd w:val="clear" w:color="auto" w:fill="EFF4FB"/>
+            <w:tcBorders>
+              <w:left w:val="single" w:sz="18" w:space="0" w:color="1E4276"/>
+            </w:tcBorders>
+          </w:tcPr>
+          <w:p>
+            <w:pPr>
+              <w:pStyle w:val="TableText"/>
+            </w:pPr>
+            <w:r>
+              <w:rPr>
+                <w:b/>
+                <w:color w:val="0F2647"/>
+              </w:rPr>
               <w:t xml:space="preserve">Presentation</w:t>
             </w:r>
           </w:p>
@@ -1879,6 +1980,7 @@
         <w:tc>
           <w:tcPr>
             <w:tcW w:w="974" w:type="dxa"/>
+            <w:shd w:val="clear" w:color="auto" w:fill="EFF4FB"/>
           </w:tcPr>
           <w:p>
             <w:pPr>
@@ -1892,30 +1994,39 @@
         <w:tc>
           <w:tcPr>
             <w:tcW w:w="7306" w:type="dxa"/>
-          </w:tcPr>
-          <w:p>
-            <w:pPr>
-              <w:pStyle w:val="TableText"/>
-            </w:pPr>
-            <w:r>
-              <w:t xml:space="preserve">Explain the steps in the book. Model prewriting with a mind map.</w:t>
-            </w:r>
-          </w:p>
-        </w:tc>
-      </w:tr>
-      <w:tr>
-        <w:trPr>
-          <w:cantSplit/>
-        </w:trPr>
-        <w:tc>
-          <w:tcPr>
-            <w:tcW w:w="1826" w:type="dxa"/>
-          </w:tcPr>
-          <w:p>
-            <w:pPr>
-              <w:pStyle w:val="TableText"/>
-            </w:pPr>
-            <w:r>
+            <w:shd w:val="clear" w:color="auto" w:fill="EFF4FB"/>
+          </w:tcPr>
+          <w:p>
+            <w:pPr>
+              <w:pStyle w:val="TableText"/>
+            </w:pPr>
+            <w:r>
+              <w:t xml:space="preserve">Read the quotations. Show discussion phrases: I think it means ...</w:t>
+            </w:r>
+          </w:p>
+        </w:tc>
+      </w:tr>
+      <w:tr>
+        <w:trPr>
+          <w:cantSplit/>
+        </w:trPr>
+        <w:tc>
+          <w:tcPr>
+            <w:tcW w:w="1826" w:type="dxa"/>
+            <w:shd w:val="clear" w:color="auto" w:fill="EDF7F4"/>
+            <w:tcBorders>
+              <w:left w:val="single" w:sz="18" w:space="0" w:color="0E7C66"/>
+            </w:tcBorders>
+          </w:tcPr>
+          <w:p>
+            <w:pPr>
+              <w:pStyle w:val="TableText"/>
+            </w:pPr>
+            <w:r>
+              <w:rPr>
+                <w:b/>
+                <w:color w:val="08503F"/>
+              </w:rPr>
               <w:t xml:space="preserve">Practice</w:t>
             </w:r>
           </w:p>
@@ -1923,6 +2034,7 @@
         <w:tc>
           <w:tcPr>
             <w:tcW w:w="974" w:type="dxa"/>
+            <w:shd w:val="clear" w:color="auto" w:fill="EDF7F4"/>
           </w:tcPr>
           <w:p>
             <w:pPr>
@@ -1936,30 +2048,39 @@
         <w:tc>
           <w:tcPr>
             <w:tcW w:w="7306" w:type="dxa"/>
-          </w:tcPr>
-          <w:p>
-            <w:pPr>
-              <w:pStyle w:val="TableText"/>
-            </w:pPr>
-            <w:r>
-              <w:t xml:space="preserve">Pupils prewrite and draft.</w:t>
-            </w:r>
-          </w:p>
-        </w:tc>
-      </w:tr>
-      <w:tr>
-        <w:trPr>
-          <w:cantSplit/>
-        </w:trPr>
-        <w:tc>
-          <w:tcPr>
-            <w:tcW w:w="1826" w:type="dxa"/>
-          </w:tcPr>
-          <w:p>
-            <w:pPr>
-              <w:pStyle w:val="TableText"/>
-            </w:pPr>
-            <w:r>
+            <w:shd w:val="clear" w:color="auto" w:fill="EDF7F4"/>
+          </w:tcPr>
+          <w:p>
+            <w:pPr>
+              <w:pStyle w:val="TableText"/>
+            </w:pPr>
+            <w:r>
+              <w:t xml:space="preserve">Groups discuss the meanings.</w:t>
+            </w:r>
+          </w:p>
+        </w:tc>
+      </w:tr>
+      <w:tr>
+        <w:trPr>
+          <w:cantSplit/>
+        </w:trPr>
+        <w:tc>
+          <w:tcPr>
+            <w:tcW w:w="1826" w:type="dxa"/>
+            <w:shd w:val="clear" w:color="auto" w:fill="FDF6E8"/>
+            <w:tcBorders>
+              <w:left w:val="single" w:sz="18" w:space="0" w:color="B07C12"/>
+            </w:tcBorders>
+          </w:tcPr>
+          <w:p>
+            <w:pPr>
+              <w:pStyle w:val="TableText"/>
+            </w:pPr>
+            <w:r>
+              <w:rPr>
+                <w:b/>
+                <w:color w:val="7D5205"/>
+              </w:rPr>
               <w:t xml:space="preserve">Production</w:t>
             </w:r>
           </w:p>
@@ -1967,6 +2088,7 @@
         <w:tc>
           <w:tcPr>
             <w:tcW w:w="974" w:type="dxa"/>
+            <w:shd w:val="clear" w:color="auto" w:fill="FDF6E8"/>
           </w:tcPr>
           <w:p>
             <w:pPr>
@@ -1980,30 +2102,39 @@
         <w:tc>
           <w:tcPr>
             <w:tcW w:w="7306" w:type="dxa"/>
-          </w:tcPr>
-          <w:p>
-            <w:pPr>
-              <w:pStyle w:val="TableText"/>
-            </w:pPr>
-            <w:r>
-              <w:t xml:space="preserve">Peer feedback and revision.</w:t>
-            </w:r>
-          </w:p>
-        </w:tc>
-      </w:tr>
-      <w:tr>
-        <w:trPr>
-          <w:cantSplit/>
-        </w:trPr>
-        <w:tc>
-          <w:tcPr>
-            <w:tcW w:w="1826" w:type="dxa"/>
-          </w:tcPr>
-          <w:p>
-            <w:pPr>
-              <w:pStyle w:val="TableText"/>
-            </w:pPr>
-            <w:r>
+            <w:shd w:val="clear" w:color="auto" w:fill="FDF6E8"/>
+          </w:tcPr>
+          <w:p>
+            <w:pPr>
+              <w:pStyle w:val="TableText"/>
+            </w:pPr>
+            <w:r>
+              <w:t xml:space="preserve">Each group presents one interpretation.</w:t>
+            </w:r>
+          </w:p>
+        </w:tc>
+      </w:tr>
+      <w:tr>
+        <w:trPr>
+          <w:cantSplit/>
+        </w:trPr>
+        <w:tc>
+          <w:tcPr>
+            <w:tcW w:w="1826" w:type="dxa"/>
+            <w:shd w:val="clear" w:color="auto" w:fill="F7F9FB"/>
+            <w:tcBorders>
+              <w:left w:val="single" w:sz="18" w:space="0" w:color="8E98A4"/>
+            </w:tcBorders>
+          </w:tcPr>
+          <w:p>
+            <w:pPr>
+              <w:pStyle w:val="TableText"/>
+            </w:pPr>
+            <w:r>
+              <w:rPr>
+                <w:b/>
+                <w:color w:val="33404F"/>
+              </w:rPr>
               <w:t xml:space="preserve">Check and close</w:t>
             </w:r>
           </w:p>
@@ -2011,6 +2142,7 @@
         <w:tc>
           <w:tcPr>
             <w:tcW w:w="974" w:type="dxa"/>
+            <w:shd w:val="clear" w:color="auto" w:fill="F7F9FB"/>
           </w:tcPr>
           <w:p>
             <w:pPr>
@@ -2024,13 +2156,14 @@
         <w:tc>
           <w:tcPr>
             <w:tcW w:w="7306" w:type="dxa"/>
-          </w:tcPr>
-          <w:p>
-            <w:pPr>
-              <w:pStyle w:val="TableText"/>
-            </w:pPr>
-            <w:r>
-              <w:t xml:space="preserve">Share one story. </w:t>
+            <w:shd w:val="clear" w:color="auto" w:fill="F7F9FB"/>
+          </w:tcPr>
+          <w:p>
+            <w:pPr>
+              <w:pStyle w:val="TableText"/>
+            </w:pPr>
+            <w:r>
+              <w:t xml:space="preserve">Class votes on the best interpretation. </w:t>
             </w:r>
             <w:r>
               <w:rPr>
@@ -2039,7 +2172,7 @@
               <w:t xml:space="preserve">Homework:</w:t>
             </w:r>
             <w:r>
-              <w:t xml:space="preserve"> Finish the final draft.</w:t>
+              <w:t xml:space="preserve"> Write a quotation of your own and explain it.</w:t>
             </w:r>
           </w:p>
         </w:tc>
@@ -2052,7 +2185,7 @@
         <w:keepNext/>
       </w:pPr>
       <w:r>
-        <w:t xml:space="preserve">Plan 7: Unit 3, Relationships</w:t>
+        <w:t xml:space="preserve">Plan 6: Unit 3, Relationships</w:t>
       </w:r>
     </w:p>
     <w:p>
@@ -2066,7 +2199,7 @@
         <w:t xml:space="preserve">Book activity:</w:t>
       </w:r>
       <w:r>
-        <w:t xml:space="preserve"> Speaking: mini debates; Writing: essay. </w:t>
+        <w:t xml:space="preserve"> Writing: a story. </w:t>
       </w:r>
       <w:r>
         <w:rPr>
@@ -2075,7 +2208,7 @@
         <w:t xml:space="preserve">Focus:</w:t>
       </w:r>
       <w:r>
-        <w:t xml:space="preserve"> Debating and a discursive essay.</w:t>
+        <w:t xml:space="preserve"> Process writing.</w:t>
       </w:r>
     </w:p>
     <w:p>
@@ -2089,7 +2222,7 @@
         <w:t xml:space="preserve">Learning outcome:</w:t>
       </w:r>
       <w:r>
-        <w:t xml:space="preserve"> by the end of the lesson, students will be able to take part in a mini debate and write a 250-word essay discussing both sides.</w:t>
+        <w:t xml:space="preserve"> by the end of the lesson, students will be able to write a story through prewriting, drafting, feedback and revising.</w:t>
       </w:r>
     </w:p>
     <w:p>
@@ -2103,7 +2236,7 @@
         <w:t xml:space="preserve">Materials:</w:t>
       </w:r>
       <w:r>
-        <w:t xml:space="preserve"> The debate topics.</w:t>
+        <w:t xml:space="preserve"> The process-writing steps.</w:t>
       </w:r>
     </w:p>
     <w:tbl>
@@ -2192,12 +2325,20 @@
         <w:tc>
           <w:tcPr>
             <w:tcW w:w="1826" w:type="dxa"/>
-          </w:tcPr>
-          <w:p>
-            <w:pPr>
-              <w:pStyle w:val="TableText"/>
-            </w:pPr>
-            <w:r>
+            <w:shd w:val="clear" w:color="auto" w:fill="EFF4FB"/>
+            <w:tcBorders>
+              <w:left w:val="single" w:sz="18" w:space="0" w:color="1E4276"/>
+            </w:tcBorders>
+          </w:tcPr>
+          <w:p>
+            <w:pPr>
+              <w:pStyle w:val="TableText"/>
+            </w:pPr>
+            <w:r>
+              <w:rPr>
+                <w:b/>
+                <w:color w:val="0F2647"/>
+              </w:rPr>
               <w:t xml:space="preserve">Presentation</w:t>
             </w:r>
           </w:p>
@@ -2205,6 +2346,7 @@
         <w:tc>
           <w:tcPr>
             <w:tcW w:w="974" w:type="dxa"/>
+            <w:shd w:val="clear" w:color="auto" w:fill="EFF4FB"/>
           </w:tcPr>
           <w:p>
             <w:pPr>
@@ -2218,30 +2360,39 @@
         <w:tc>
           <w:tcPr>
             <w:tcW w:w="7306" w:type="dxa"/>
-          </w:tcPr>
-          <w:p>
-            <w:pPr>
-              <w:pStyle w:val="TableText"/>
-            </w:pPr>
-            <w:r>
-              <w:t xml:space="preserve">Explain proposition and opposition. Show essay structure: introduction, both sides, conclusion.</w:t>
-            </w:r>
-          </w:p>
-        </w:tc>
-      </w:tr>
-      <w:tr>
-        <w:trPr>
-          <w:cantSplit/>
-        </w:trPr>
-        <w:tc>
-          <w:tcPr>
-            <w:tcW w:w="1826" w:type="dxa"/>
-          </w:tcPr>
-          <w:p>
-            <w:pPr>
-              <w:pStyle w:val="TableText"/>
-            </w:pPr>
-            <w:r>
+            <w:shd w:val="clear" w:color="auto" w:fill="EFF4FB"/>
+          </w:tcPr>
+          <w:p>
+            <w:pPr>
+              <w:pStyle w:val="TableText"/>
+            </w:pPr>
+            <w:r>
+              <w:t xml:space="preserve">Explain the steps in the book. Model prewriting with a mind map.</w:t>
+            </w:r>
+          </w:p>
+        </w:tc>
+      </w:tr>
+      <w:tr>
+        <w:trPr>
+          <w:cantSplit/>
+        </w:trPr>
+        <w:tc>
+          <w:tcPr>
+            <w:tcW w:w="1826" w:type="dxa"/>
+            <w:shd w:val="clear" w:color="auto" w:fill="EDF7F4"/>
+            <w:tcBorders>
+              <w:left w:val="single" w:sz="18" w:space="0" w:color="0E7C66"/>
+            </w:tcBorders>
+          </w:tcPr>
+          <w:p>
+            <w:pPr>
+              <w:pStyle w:val="TableText"/>
+            </w:pPr>
+            <w:r>
+              <w:rPr>
+                <w:b/>
+                <w:color w:val="08503F"/>
+              </w:rPr>
               <w:t xml:space="preserve">Practice</w:t>
             </w:r>
           </w:p>
@@ -2249,6 +2400,7 @@
         <w:tc>
           <w:tcPr>
             <w:tcW w:w="974" w:type="dxa"/>
+            <w:shd w:val="clear" w:color="auto" w:fill="EDF7F4"/>
           </w:tcPr>
           <w:p>
             <w:pPr>
@@ -2262,30 +2414,39 @@
         <w:tc>
           <w:tcPr>
             <w:tcW w:w="7306" w:type="dxa"/>
-          </w:tcPr>
-          <w:p>
-            <w:pPr>
-              <w:pStyle w:val="TableText"/>
-            </w:pPr>
-            <w:r>
-              <w:t xml:space="preserve">Mini debates in groups.</w:t>
-            </w:r>
-          </w:p>
-        </w:tc>
-      </w:tr>
-      <w:tr>
-        <w:trPr>
-          <w:cantSplit/>
-        </w:trPr>
-        <w:tc>
-          <w:tcPr>
-            <w:tcW w:w="1826" w:type="dxa"/>
-          </w:tcPr>
-          <w:p>
-            <w:pPr>
-              <w:pStyle w:val="TableText"/>
-            </w:pPr>
-            <w:r>
+            <w:shd w:val="clear" w:color="auto" w:fill="EDF7F4"/>
+          </w:tcPr>
+          <w:p>
+            <w:pPr>
+              <w:pStyle w:val="TableText"/>
+            </w:pPr>
+            <w:r>
+              <w:t xml:space="preserve">Pupils prewrite and draft.</w:t>
+            </w:r>
+          </w:p>
+        </w:tc>
+      </w:tr>
+      <w:tr>
+        <w:trPr>
+          <w:cantSplit/>
+        </w:trPr>
+        <w:tc>
+          <w:tcPr>
+            <w:tcW w:w="1826" w:type="dxa"/>
+            <w:shd w:val="clear" w:color="auto" w:fill="FDF6E8"/>
+            <w:tcBorders>
+              <w:left w:val="single" w:sz="18" w:space="0" w:color="B07C12"/>
+            </w:tcBorders>
+          </w:tcPr>
+          <w:p>
+            <w:pPr>
+              <w:pStyle w:val="TableText"/>
+            </w:pPr>
+            <w:r>
+              <w:rPr>
+                <w:b/>
+                <w:color w:val="7D5205"/>
+              </w:rPr>
               <w:t xml:space="preserve">Production</w:t>
             </w:r>
           </w:p>
@@ -2293,6 +2454,7 @@
         <w:tc>
           <w:tcPr>
             <w:tcW w:w="974" w:type="dxa"/>
+            <w:shd w:val="clear" w:color="auto" w:fill="FDF6E8"/>
           </w:tcPr>
           <w:p>
             <w:pPr>
@@ -2306,30 +2468,39 @@
         <w:tc>
           <w:tcPr>
             <w:tcW w:w="7306" w:type="dxa"/>
-          </w:tcPr>
-          <w:p>
-            <w:pPr>
-              <w:pStyle w:val="TableText"/>
-            </w:pPr>
-            <w:r>
-              <w:t xml:space="preserve">Write a 250-word essay on one topic.</w:t>
-            </w:r>
-          </w:p>
-        </w:tc>
-      </w:tr>
-      <w:tr>
-        <w:trPr>
-          <w:cantSplit/>
-        </w:trPr>
-        <w:tc>
-          <w:tcPr>
-            <w:tcW w:w="1826" w:type="dxa"/>
-          </w:tcPr>
-          <w:p>
-            <w:pPr>
-              <w:pStyle w:val="TableText"/>
-            </w:pPr>
-            <w:r>
+            <w:shd w:val="clear" w:color="auto" w:fill="FDF6E8"/>
+          </w:tcPr>
+          <w:p>
+            <w:pPr>
+              <w:pStyle w:val="TableText"/>
+            </w:pPr>
+            <w:r>
+              <w:t xml:space="preserve">Peer feedback and revision.</w:t>
+            </w:r>
+          </w:p>
+        </w:tc>
+      </w:tr>
+      <w:tr>
+        <w:trPr>
+          <w:cantSplit/>
+        </w:trPr>
+        <w:tc>
+          <w:tcPr>
+            <w:tcW w:w="1826" w:type="dxa"/>
+            <w:shd w:val="clear" w:color="auto" w:fill="F7F9FB"/>
+            <w:tcBorders>
+              <w:left w:val="single" w:sz="18" w:space="0" w:color="8E98A4"/>
+            </w:tcBorders>
+          </w:tcPr>
+          <w:p>
+            <w:pPr>
+              <w:pStyle w:val="TableText"/>
+            </w:pPr>
+            <w:r>
+              <w:rPr>
+                <w:b/>
+                <w:color w:val="33404F"/>
+              </w:rPr>
               <w:t xml:space="preserve">Check and close</w:t>
             </w:r>
           </w:p>
@@ -2337,6 +2508,7 @@
         <w:tc>
           <w:tcPr>
             <w:tcW w:w="974" w:type="dxa"/>
+            <w:shd w:val="clear" w:color="auto" w:fill="F7F9FB"/>
           </w:tcPr>
           <w:p>
             <w:pPr>
@@ -2350,13 +2522,14 @@
         <w:tc>
           <w:tcPr>
             <w:tcW w:w="7306" w:type="dxa"/>
-          </w:tcPr>
-          <w:p>
-            <w:pPr>
-              <w:pStyle w:val="TableText"/>
-            </w:pPr>
-            <w:r>
-              <w:t xml:space="preserve">Peer-check structure. </w:t>
+            <w:shd w:val="clear" w:color="auto" w:fill="F7F9FB"/>
+          </w:tcPr>
+          <w:p>
+            <w:pPr>
+              <w:pStyle w:val="TableText"/>
+            </w:pPr>
+            <w:r>
+              <w:t xml:space="preserve">Share one story. </w:t>
             </w:r>
             <w:r>
               <w:rPr>
@@ -2365,7 +2538,7 @@
               <w:t xml:space="preserve">Homework:</w:t>
             </w:r>
             <w:r>
-              <w:t xml:space="preserve"> Finish the essay.</w:t>
+              <w:t xml:space="preserve"> Finish the final draft.</w:t>
             </w:r>
           </w:p>
         </w:tc>
@@ -2378,7 +2551,7 @@
         <w:keepNext/>
       </w:pPr>
       <w:r>
-        <w:t xml:space="preserve">Plan 8: Unit 4, English as a Local and Global Language</w:t>
+        <w:t xml:space="preserve">Plan 7: Unit 3, Relationships</w:t>
       </w:r>
     </w:p>
     <w:p>
@@ -2392,7 +2565,7 @@
         <w:t xml:space="preserve">Book activity:</w:t>
       </w:r>
       <w:r>
-        <w:t xml:space="preserve"> Speaking and Writing 1. </w:t>
+        <w:t xml:space="preserve"> Speaking: mini debates; Writing: essay. </w:t>
       </w:r>
       <w:r>
         <w:rPr>
@@ -2401,7 +2574,7 @@
         <w:t xml:space="preserve">Focus:</w:t>
       </w:r>
       <w:r>
-        <w:t xml:space="preserve"> Discussing advantages and difficulties.</w:t>
+        <w:t xml:space="preserve"> Debating and a discursive essay.</w:t>
       </w:r>
     </w:p>
     <w:p>
@@ -2415,7 +2588,7 @@
         <w:t xml:space="preserve">Learning outcome:</w:t>
       </w:r>
       <w:r>
-        <w:t xml:space="preserve"> by the end of the lesson, students will be able to list and explain the advantages and difficulties of learning English.</w:t>
+        <w:t xml:space="preserve"> by the end of the lesson, students will be able to take part in a mini debate and write a 250-word essay discussing both sides.</w:t>
       </w:r>
     </w:p>
     <w:p>
@@ -2429,7 +2602,7 @@
         <w:t xml:space="preserve">Materials:</w:t>
       </w:r>
       <w:r>
-        <w:t xml:space="preserve"> The discussion questions.</w:t>
+        <w:t xml:space="preserve"> The debate topics.</w:t>
       </w:r>
     </w:p>
     <w:tbl>
@@ -2518,12 +2691,20 @@
         <w:tc>
           <w:tcPr>
             <w:tcW w:w="1826" w:type="dxa"/>
-          </w:tcPr>
-          <w:p>
-            <w:pPr>
-              <w:pStyle w:val="TableText"/>
-            </w:pPr>
-            <w:r>
+            <w:shd w:val="clear" w:color="auto" w:fill="EFF4FB"/>
+            <w:tcBorders>
+              <w:left w:val="single" w:sz="18" w:space="0" w:color="1E4276"/>
+            </w:tcBorders>
+          </w:tcPr>
+          <w:p>
+            <w:pPr>
+              <w:pStyle w:val="TableText"/>
+            </w:pPr>
+            <w:r>
+              <w:rPr>
+                <w:b/>
+                <w:color w:val="0F2647"/>
+              </w:rPr>
               <w:t xml:space="preserve">Presentation</w:t>
             </w:r>
           </w:p>
@@ -2531,6 +2712,7 @@
         <w:tc>
           <w:tcPr>
             <w:tcW w:w="974" w:type="dxa"/>
+            <w:shd w:val="clear" w:color="auto" w:fill="EFF4FB"/>
           </w:tcPr>
           <w:p>
             <w:pPr>
@@ -2544,30 +2726,39 @@
         <w:tc>
           <w:tcPr>
             <w:tcW w:w="7306" w:type="dxa"/>
-          </w:tcPr>
-          <w:p>
-            <w:pPr>
-              <w:pStyle w:val="TableText"/>
-            </w:pPr>
-            <w:r>
-              <w:t xml:space="preserve">Discuss the two questions. Show how to support a point with an example.</w:t>
-            </w:r>
-          </w:p>
-        </w:tc>
-      </w:tr>
-      <w:tr>
-        <w:trPr>
-          <w:cantSplit/>
-        </w:trPr>
-        <w:tc>
-          <w:tcPr>
-            <w:tcW w:w="1826" w:type="dxa"/>
-          </w:tcPr>
-          <w:p>
-            <w:pPr>
-              <w:pStyle w:val="TableText"/>
-            </w:pPr>
-            <w:r>
+            <w:shd w:val="clear" w:color="auto" w:fill="EFF4FB"/>
+          </w:tcPr>
+          <w:p>
+            <w:pPr>
+              <w:pStyle w:val="TableText"/>
+            </w:pPr>
+            <w:r>
+              <w:t xml:space="preserve">Explain proposition and opposition. Show essay structure: introduction, both sides, conclusion.</w:t>
+            </w:r>
+          </w:p>
+        </w:tc>
+      </w:tr>
+      <w:tr>
+        <w:trPr>
+          <w:cantSplit/>
+        </w:trPr>
+        <w:tc>
+          <w:tcPr>
+            <w:tcW w:w="1826" w:type="dxa"/>
+            <w:shd w:val="clear" w:color="auto" w:fill="EDF7F4"/>
+            <w:tcBorders>
+              <w:left w:val="single" w:sz="18" w:space="0" w:color="0E7C66"/>
+            </w:tcBorders>
+          </w:tcPr>
+          <w:p>
+            <w:pPr>
+              <w:pStyle w:val="TableText"/>
+            </w:pPr>
+            <w:r>
+              <w:rPr>
+                <w:b/>
+                <w:color w:val="08503F"/>
+              </w:rPr>
               <w:t xml:space="preserve">Practice</w:t>
             </w:r>
           </w:p>
@@ -2575,6 +2766,7 @@
         <w:tc>
           <w:tcPr>
             <w:tcW w:w="974" w:type="dxa"/>
+            <w:shd w:val="clear" w:color="auto" w:fill="EDF7F4"/>
           </w:tcPr>
           <w:p>
             <w:pPr>
@@ -2588,30 +2780,39 @@
         <w:tc>
           <w:tcPr>
             <w:tcW w:w="7306" w:type="dxa"/>
-          </w:tcPr>
-          <w:p>
-            <w:pPr>
-              <w:pStyle w:val="TableText"/>
-            </w:pPr>
-            <w:r>
-              <w:t xml:space="preserve">Groups make a common list and select the six best points.</w:t>
-            </w:r>
-          </w:p>
-        </w:tc>
-      </w:tr>
-      <w:tr>
-        <w:trPr>
-          <w:cantSplit/>
-        </w:trPr>
-        <w:tc>
-          <w:tcPr>
-            <w:tcW w:w="1826" w:type="dxa"/>
-          </w:tcPr>
-          <w:p>
-            <w:pPr>
-              <w:pStyle w:val="TableText"/>
-            </w:pPr>
-            <w:r>
+            <w:shd w:val="clear" w:color="auto" w:fill="EDF7F4"/>
+          </w:tcPr>
+          <w:p>
+            <w:pPr>
+              <w:pStyle w:val="TableText"/>
+            </w:pPr>
+            <w:r>
+              <w:t xml:space="preserve">Mini debates in groups.</w:t>
+            </w:r>
+          </w:p>
+        </w:tc>
+      </w:tr>
+      <w:tr>
+        <w:trPr>
+          <w:cantSplit/>
+        </w:trPr>
+        <w:tc>
+          <w:tcPr>
+            <w:tcW w:w="1826" w:type="dxa"/>
+            <w:shd w:val="clear" w:color="auto" w:fill="FDF6E8"/>
+            <w:tcBorders>
+              <w:left w:val="single" w:sz="18" w:space="0" w:color="B07C12"/>
+            </w:tcBorders>
+          </w:tcPr>
+          <w:p>
+            <w:pPr>
+              <w:pStyle w:val="TableText"/>
+            </w:pPr>
+            <w:r>
+              <w:rPr>
+                <w:b/>
+                <w:color w:val="7D5205"/>
+              </w:rPr>
               <w:t xml:space="preserve">Production</w:t>
             </w:r>
           </w:p>
@@ -2619,6 +2820,7 @@
         <w:tc>
           <w:tcPr>
             <w:tcW w:w="974" w:type="dxa"/>
+            <w:shd w:val="clear" w:color="auto" w:fill="FDF6E8"/>
           </w:tcPr>
           <w:p>
             <w:pPr>
@@ -2632,30 +2834,39 @@
         <w:tc>
           <w:tcPr>
             <w:tcW w:w="7306" w:type="dxa"/>
-          </w:tcPr>
-          <w:p>
-            <w:pPr>
-              <w:pStyle w:val="TableText"/>
-            </w:pPr>
-            <w:r>
-              <w:t xml:space="preserve">Write a paragraph with examples.</w:t>
-            </w:r>
-          </w:p>
-        </w:tc>
-      </w:tr>
-      <w:tr>
-        <w:trPr>
-          <w:cantSplit/>
-        </w:trPr>
-        <w:tc>
-          <w:tcPr>
-            <w:tcW w:w="1826" w:type="dxa"/>
-          </w:tcPr>
-          <w:p>
-            <w:pPr>
-              <w:pStyle w:val="TableText"/>
-            </w:pPr>
-            <w:r>
+            <w:shd w:val="clear" w:color="auto" w:fill="FDF6E8"/>
+          </w:tcPr>
+          <w:p>
+            <w:pPr>
+              <w:pStyle w:val="TableText"/>
+            </w:pPr>
+            <w:r>
+              <w:t xml:space="preserve">Write a 250-word essay on one topic.</w:t>
+            </w:r>
+          </w:p>
+        </w:tc>
+      </w:tr>
+      <w:tr>
+        <w:trPr>
+          <w:cantSplit/>
+        </w:trPr>
+        <w:tc>
+          <w:tcPr>
+            <w:tcW w:w="1826" w:type="dxa"/>
+            <w:shd w:val="clear" w:color="auto" w:fill="F7F9FB"/>
+            <w:tcBorders>
+              <w:left w:val="single" w:sz="18" w:space="0" w:color="8E98A4"/>
+            </w:tcBorders>
+          </w:tcPr>
+          <w:p>
+            <w:pPr>
+              <w:pStyle w:val="TableText"/>
+            </w:pPr>
+            <w:r>
+              <w:rPr>
+                <w:b/>
+                <w:color w:val="33404F"/>
+              </w:rPr>
               <w:t xml:space="preserve">Check and close</w:t>
             </w:r>
           </w:p>
@@ -2663,6 +2874,7 @@
         <w:tc>
           <w:tcPr>
             <w:tcW w:w="974" w:type="dxa"/>
+            <w:shd w:val="clear" w:color="auto" w:fill="F7F9FB"/>
           </w:tcPr>
           <w:p>
             <w:pPr>
@@ -2676,13 +2888,14 @@
         <w:tc>
           <w:tcPr>
             <w:tcW w:w="7306" w:type="dxa"/>
-          </w:tcPr>
-          <w:p>
-            <w:pPr>
-              <w:pStyle w:val="TableText"/>
-            </w:pPr>
-            <w:r>
-              <w:t xml:space="preserve">Share one paragraph. </w:t>
+            <w:shd w:val="clear" w:color="auto" w:fill="F7F9FB"/>
+          </w:tcPr>
+          <w:p>
+            <w:pPr>
+              <w:pStyle w:val="TableText"/>
+            </w:pPr>
+            <w:r>
+              <w:t xml:space="preserve">Peer-check structure. </w:t>
             </w:r>
             <w:r>
               <w:rPr>
@@ -2691,7 +2904,7 @@
               <w:t xml:space="preserve">Homework:</w:t>
             </w:r>
             <w:r>
-              <w:t xml:space="preserve"> Write about your own English learning.</w:t>
+              <w:t xml:space="preserve"> Finish the essay.</w:t>
             </w:r>
           </w:p>
         </w:tc>
@@ -2704,7 +2917,7 @@
         <w:keepNext/>
       </w:pPr>
       <w:r>
-        <w:t xml:space="preserve">Plan 9: Unit 4, English as a Local and Global Language</w:t>
+        <w:t xml:space="preserve">Plan 8: Unit 4, English as a Local and Global Language</w:t>
       </w:r>
     </w:p>
     <w:p>
@@ -2718,7 +2931,7 @@
         <w:t xml:space="preserve">Book activity:</w:t>
       </w:r>
       <w:r>
-        <w:t xml:space="preserve"> Speaking 3; Language focus. </w:t>
+        <w:t xml:space="preserve"> Speaking and Writing 1. </w:t>
       </w:r>
       <w:r>
         <w:rPr>
@@ -2727,7 +2940,7 @@
         <w:t xml:space="preserve">Focus:</w:t>
       </w:r>
       <w:r>
-        <w:t xml:space="preserve"> Describing feelings and hopes.</w:t>
+        <w:t xml:space="preserve"> Discussing advantages and difficulties.</w:t>
       </w:r>
     </w:p>
     <w:p>
@@ -2741,7 +2954,7 @@
         <w:t xml:space="preserve">Learning outcome:</w:t>
       </w:r>
       <w:r>
-        <w:t xml:space="preserve"> by the end of the lesson, students will be able to describe a picture and express feelings and hopes.</w:t>
+        <w:t xml:space="preserve"> by the end of the lesson, students will be able to list and explain the advantages and difficulties of learning English.</w:t>
       </w:r>
     </w:p>
     <w:p>
@@ -2755,7 +2968,7 @@
         <w:t xml:space="preserve">Materials:</w:t>
       </w:r>
       <w:r>
-        <w:t xml:space="preserve"> The rural English class picture.</w:t>
+        <w:t xml:space="preserve"> The discussion questions.</w:t>
       </w:r>
     </w:p>
     <w:tbl>
@@ -2844,12 +3057,20 @@
         <w:tc>
           <w:tcPr>
             <w:tcW w:w="1826" w:type="dxa"/>
-          </w:tcPr>
-          <w:p>
-            <w:pPr>
-              <w:pStyle w:val="TableText"/>
-            </w:pPr>
-            <w:r>
+            <w:shd w:val="clear" w:color="auto" w:fill="EFF4FB"/>
+            <w:tcBorders>
+              <w:left w:val="single" w:sz="18" w:space="0" w:color="1E4276"/>
+            </w:tcBorders>
+          </w:tcPr>
+          <w:p>
+            <w:pPr>
+              <w:pStyle w:val="TableText"/>
+            </w:pPr>
+            <w:r>
+              <w:rPr>
+                <w:b/>
+                <w:color w:val="0F2647"/>
+              </w:rPr>
               <w:t xml:space="preserve">Presentation</w:t>
             </w:r>
           </w:p>
@@ -2857,6 +3078,7 @@
         <w:tc>
           <w:tcPr>
             <w:tcW w:w="974" w:type="dxa"/>
+            <w:shd w:val="clear" w:color="auto" w:fill="EFF4FB"/>
           </w:tcPr>
           <w:p>
             <w:pPr>
@@ -2870,30 +3092,39 @@
         <w:tc>
           <w:tcPr>
             <w:tcW w:w="7306" w:type="dxa"/>
-          </w:tcPr>
-          <w:p>
-            <w:pPr>
-              <w:pStyle w:val="TableText"/>
-            </w:pPr>
-            <w:r>
-              <w:t xml:space="preserve">Describe the picture. Show phrases: I hope ... I wish ...</w:t>
-            </w:r>
-          </w:p>
-        </w:tc>
-      </w:tr>
-      <w:tr>
-        <w:trPr>
-          <w:cantSplit/>
-        </w:trPr>
-        <w:tc>
-          <w:tcPr>
-            <w:tcW w:w="1826" w:type="dxa"/>
-          </w:tcPr>
-          <w:p>
-            <w:pPr>
-              <w:pStyle w:val="TableText"/>
-            </w:pPr>
-            <w:r>
+            <w:shd w:val="clear" w:color="auto" w:fill="EFF4FB"/>
+          </w:tcPr>
+          <w:p>
+            <w:pPr>
+              <w:pStyle w:val="TableText"/>
+            </w:pPr>
+            <w:r>
+              <w:t xml:space="preserve">Discuss the two questions. Show how to support a point with an example.</w:t>
+            </w:r>
+          </w:p>
+        </w:tc>
+      </w:tr>
+      <w:tr>
+        <w:trPr>
+          <w:cantSplit/>
+        </w:trPr>
+        <w:tc>
+          <w:tcPr>
+            <w:tcW w:w="1826" w:type="dxa"/>
+            <w:shd w:val="clear" w:color="auto" w:fill="EDF7F4"/>
+            <w:tcBorders>
+              <w:left w:val="single" w:sz="18" w:space="0" w:color="0E7C66"/>
+            </w:tcBorders>
+          </w:tcPr>
+          <w:p>
+            <w:pPr>
+              <w:pStyle w:val="TableText"/>
+            </w:pPr>
+            <w:r>
+              <w:rPr>
+                <w:b/>
+                <w:color w:val="08503F"/>
+              </w:rPr>
               <w:t xml:space="preserve">Practice</w:t>
             </w:r>
           </w:p>
@@ -2901,6 +3132,7 @@
         <w:tc>
           <w:tcPr>
             <w:tcW w:w="974" w:type="dxa"/>
+            <w:shd w:val="clear" w:color="auto" w:fill="EDF7F4"/>
           </w:tcPr>
           <w:p>
             <w:pPr>
@@ -2914,30 +3146,39 @@
         <w:tc>
           <w:tcPr>
             <w:tcW w:w="7306" w:type="dxa"/>
-          </w:tcPr>
-          <w:p>
-            <w:pPr>
-              <w:pStyle w:val="TableText"/>
-            </w:pPr>
-            <w:r>
-              <w:t xml:space="preserve">Pairwork: imagine being a student in the picture.</w:t>
-            </w:r>
-          </w:p>
-        </w:tc>
-      </w:tr>
-      <w:tr>
-        <w:trPr>
-          <w:cantSplit/>
-        </w:trPr>
-        <w:tc>
-          <w:tcPr>
-            <w:tcW w:w="1826" w:type="dxa"/>
-          </w:tcPr>
-          <w:p>
-            <w:pPr>
-              <w:pStyle w:val="TableText"/>
-            </w:pPr>
-            <w:r>
+            <w:shd w:val="clear" w:color="auto" w:fill="EDF7F4"/>
+          </w:tcPr>
+          <w:p>
+            <w:pPr>
+              <w:pStyle w:val="TableText"/>
+            </w:pPr>
+            <w:r>
+              <w:t xml:space="preserve">Groups make a common list and select the six best points.</w:t>
+            </w:r>
+          </w:p>
+        </w:tc>
+      </w:tr>
+      <w:tr>
+        <w:trPr>
+          <w:cantSplit/>
+        </w:trPr>
+        <w:tc>
+          <w:tcPr>
+            <w:tcW w:w="1826" w:type="dxa"/>
+            <w:shd w:val="clear" w:color="auto" w:fill="FDF6E8"/>
+            <w:tcBorders>
+              <w:left w:val="single" w:sz="18" w:space="0" w:color="B07C12"/>
+            </w:tcBorders>
+          </w:tcPr>
+          <w:p>
+            <w:pPr>
+              <w:pStyle w:val="TableText"/>
+            </w:pPr>
+            <w:r>
+              <w:rPr>
+                <w:b/>
+                <w:color w:val="7D5205"/>
+              </w:rPr>
               <w:t xml:space="preserve">Production</w:t>
             </w:r>
           </w:p>
@@ -2945,6 +3186,7 @@
         <w:tc>
           <w:tcPr>
             <w:tcW w:w="974" w:type="dxa"/>
+            <w:shd w:val="clear" w:color="auto" w:fill="FDF6E8"/>
           </w:tcPr>
           <w:p>
             <w:pPr>
@@ -2958,30 +3200,39 @@
         <w:tc>
           <w:tcPr>
             <w:tcW w:w="7306" w:type="dxa"/>
-          </w:tcPr>
-          <w:p>
-            <w:pPr>
-              <w:pStyle w:val="TableText"/>
-            </w:pPr>
-            <w:r>
-              <w:t xml:space="preserve">Write a short paragraph about hopes for learning English.</w:t>
-            </w:r>
-          </w:p>
-        </w:tc>
-      </w:tr>
-      <w:tr>
-        <w:trPr>
-          <w:cantSplit/>
-        </w:trPr>
-        <w:tc>
-          <w:tcPr>
-            <w:tcW w:w="1826" w:type="dxa"/>
-          </w:tcPr>
-          <w:p>
-            <w:pPr>
-              <w:pStyle w:val="TableText"/>
-            </w:pPr>
-            <w:r>
+            <w:shd w:val="clear" w:color="auto" w:fill="FDF6E8"/>
+          </w:tcPr>
+          <w:p>
+            <w:pPr>
+              <w:pStyle w:val="TableText"/>
+            </w:pPr>
+            <w:r>
+              <w:t xml:space="preserve">Write a paragraph with examples.</w:t>
+            </w:r>
+          </w:p>
+        </w:tc>
+      </w:tr>
+      <w:tr>
+        <w:trPr>
+          <w:cantSplit/>
+        </w:trPr>
+        <w:tc>
+          <w:tcPr>
+            <w:tcW w:w="1826" w:type="dxa"/>
+            <w:shd w:val="clear" w:color="auto" w:fill="F7F9FB"/>
+            <w:tcBorders>
+              <w:left w:val="single" w:sz="18" w:space="0" w:color="8E98A4"/>
+            </w:tcBorders>
+          </w:tcPr>
+          <w:p>
+            <w:pPr>
+              <w:pStyle w:val="TableText"/>
+            </w:pPr>
+            <w:r>
+              <w:rPr>
+                <w:b/>
+                <w:color w:val="33404F"/>
+              </w:rPr>
               <w:t xml:space="preserve">Check and close</w:t>
             </w:r>
           </w:p>
@@ -2989,6 +3240,7 @@
         <w:tc>
           <w:tcPr>
             <w:tcW w:w="974" w:type="dxa"/>
+            <w:shd w:val="clear" w:color="auto" w:fill="F7F9FB"/>
           </w:tcPr>
           <w:p>
             <w:pPr>
@@ -3002,13 +3254,14 @@
         <w:tc>
           <w:tcPr>
             <w:tcW w:w="7306" w:type="dxa"/>
-          </w:tcPr>
-          <w:p>
-            <w:pPr>
-              <w:pStyle w:val="TableText"/>
-            </w:pPr>
-            <w:r>
-              <w:t xml:space="preserve">Read one paragraph. </w:t>
+            <w:shd w:val="clear" w:color="auto" w:fill="F7F9FB"/>
+          </w:tcPr>
+          <w:p>
+            <w:pPr>
+              <w:pStyle w:val="TableText"/>
+            </w:pPr>
+            <w:r>
+              <w:t xml:space="preserve">Share one paragraph. </w:t>
             </w:r>
             <w:r>
               <w:rPr>
@@ -3017,7 +3270,7 @@
               <w:t xml:space="preserve">Homework:</w:t>
             </w:r>
             <w:r>
-              <w:t xml:space="preserve"> Write about your ideal English class.</w:t>
+              <w:t xml:space="preserve"> Write about your own English learning.</w:t>
             </w:r>
           </w:p>
         </w:tc>
@@ -3030,7 +3283,7 @@
         <w:keepNext/>
       </w:pPr>
       <w:r>
-        <w:t xml:space="preserve">Plan 10: Unit 4, English as a Local and Global Language</w:t>
+        <w:t xml:space="preserve">Plan 9: Unit 4, English as a Local and Global Language</w:t>
       </w:r>
     </w:p>
     <w:p>
@@ -3044,7 +3297,7 @@
         <w:t xml:space="preserve">Book activity:</w:t>
       </w:r>
       <w:r>
-        <w:t xml:space="preserve"> Grammar: future tenses. </w:t>
+        <w:t xml:space="preserve"> Speaking 3; Language focus. </w:t>
       </w:r>
       <w:r>
         <w:rPr>
@@ -3053,7 +3306,7 @@
         <w:t xml:space="preserve">Focus:</w:t>
       </w:r>
       <w:r>
-        <w:t xml:space="preserve"> Future forms.</w:t>
+        <w:t xml:space="preserve"> Describing feelings and hopes.</w:t>
       </w:r>
     </w:p>
     <w:p>
@@ -3067,7 +3320,7 @@
         <w:t xml:space="preserve">Learning outcome:</w:t>
       </w:r>
       <w:r>
-        <w:t xml:space="preserve"> by the end of the lesson, students will be able to use will, going to and the present continuous for the future.</w:t>
+        <w:t xml:space="preserve"> by the end of the lesson, students will be able to describe a picture and express feelings and hopes.</w:t>
       </w:r>
     </w:p>
     <w:p>
@@ -3081,7 +3334,7 @@
         <w:t xml:space="preserve">Materials:</w:t>
       </w:r>
       <w:r>
-        <w:t xml:space="preserve"> Future forms table.</w:t>
+        <w:t xml:space="preserve"> The rural English class picture.</w:t>
       </w:r>
     </w:p>
     <w:tbl>
@@ -3170,12 +3423,20 @@
         <w:tc>
           <w:tcPr>
             <w:tcW w:w="1826" w:type="dxa"/>
-          </w:tcPr>
-          <w:p>
-            <w:pPr>
-              <w:pStyle w:val="TableText"/>
-            </w:pPr>
-            <w:r>
+            <w:shd w:val="clear" w:color="auto" w:fill="EFF4FB"/>
+            <w:tcBorders>
+              <w:left w:val="single" w:sz="18" w:space="0" w:color="1E4276"/>
+            </w:tcBorders>
+          </w:tcPr>
+          <w:p>
+            <w:pPr>
+              <w:pStyle w:val="TableText"/>
+            </w:pPr>
+            <w:r>
+              <w:rPr>
+                <w:b/>
+                <w:color w:val="0F2647"/>
+              </w:rPr>
               <w:t xml:space="preserve">Presentation</w:t>
             </w:r>
           </w:p>
@@ -3183,6 +3444,7 @@
         <w:tc>
           <w:tcPr>
             <w:tcW w:w="974" w:type="dxa"/>
+            <w:shd w:val="clear" w:color="auto" w:fill="EFF4FB"/>
           </w:tcPr>
           <w:p>
             <w:pPr>
@@ -3196,30 +3458,39 @@
         <w:tc>
           <w:tcPr>
             <w:tcW w:w="7306" w:type="dxa"/>
-          </w:tcPr>
-          <w:p>
-            <w:pPr>
-              <w:pStyle w:val="TableText"/>
-            </w:pPr>
-            <w:r>
-              <w:t xml:space="preserve">Show the three future forms. Contrast plans and predictions.</w:t>
-            </w:r>
-          </w:p>
-        </w:tc>
-      </w:tr>
-      <w:tr>
-        <w:trPr>
-          <w:cantSplit/>
-        </w:trPr>
-        <w:tc>
-          <w:tcPr>
-            <w:tcW w:w="1826" w:type="dxa"/>
-          </w:tcPr>
-          <w:p>
-            <w:pPr>
-              <w:pStyle w:val="TableText"/>
-            </w:pPr>
-            <w:r>
+            <w:shd w:val="clear" w:color="auto" w:fill="EFF4FB"/>
+          </w:tcPr>
+          <w:p>
+            <w:pPr>
+              <w:pStyle w:val="TableText"/>
+            </w:pPr>
+            <w:r>
+              <w:t xml:space="preserve">Describe the picture. Show phrases: I hope ... I wish ...</w:t>
+            </w:r>
+          </w:p>
+        </w:tc>
+      </w:tr>
+      <w:tr>
+        <w:trPr>
+          <w:cantSplit/>
+        </w:trPr>
+        <w:tc>
+          <w:tcPr>
+            <w:tcW w:w="1826" w:type="dxa"/>
+            <w:shd w:val="clear" w:color="auto" w:fill="EDF7F4"/>
+            <w:tcBorders>
+              <w:left w:val="single" w:sz="18" w:space="0" w:color="0E7C66"/>
+            </w:tcBorders>
+          </w:tcPr>
+          <w:p>
+            <w:pPr>
+              <w:pStyle w:val="TableText"/>
+            </w:pPr>
+            <w:r>
+              <w:rPr>
+                <w:b/>
+                <w:color w:val="08503F"/>
+              </w:rPr>
               <w:t xml:space="preserve">Practice</w:t>
             </w:r>
           </w:p>
@@ -3227,6 +3498,7 @@
         <w:tc>
           <w:tcPr>
             <w:tcW w:w="974" w:type="dxa"/>
+            <w:shd w:val="clear" w:color="auto" w:fill="EDF7F4"/>
           </w:tcPr>
           <w:p>
             <w:pPr>
@@ -3240,30 +3512,39 @@
         <w:tc>
           <w:tcPr>
             <w:tcW w:w="7306" w:type="dxa"/>
-          </w:tcPr>
-          <w:p>
-            <w:pPr>
-              <w:pStyle w:val="TableText"/>
-            </w:pPr>
-            <w:r>
-              <w:t xml:space="preserve">Complete the grammar activity.</w:t>
-            </w:r>
-          </w:p>
-        </w:tc>
-      </w:tr>
-      <w:tr>
-        <w:trPr>
-          <w:cantSplit/>
-        </w:trPr>
-        <w:tc>
-          <w:tcPr>
-            <w:tcW w:w="1826" w:type="dxa"/>
-          </w:tcPr>
-          <w:p>
-            <w:pPr>
-              <w:pStyle w:val="TableText"/>
-            </w:pPr>
-            <w:r>
+            <w:shd w:val="clear" w:color="auto" w:fill="EDF7F4"/>
+          </w:tcPr>
+          <w:p>
+            <w:pPr>
+              <w:pStyle w:val="TableText"/>
+            </w:pPr>
+            <w:r>
+              <w:t xml:space="preserve">Pairwork: imagine being a student in the picture.</w:t>
+            </w:r>
+          </w:p>
+        </w:tc>
+      </w:tr>
+      <w:tr>
+        <w:trPr>
+          <w:cantSplit/>
+        </w:trPr>
+        <w:tc>
+          <w:tcPr>
+            <w:tcW w:w="1826" w:type="dxa"/>
+            <w:shd w:val="clear" w:color="auto" w:fill="FDF6E8"/>
+            <w:tcBorders>
+              <w:left w:val="single" w:sz="18" w:space="0" w:color="B07C12"/>
+            </w:tcBorders>
+          </w:tcPr>
+          <w:p>
+            <w:pPr>
+              <w:pStyle w:val="TableText"/>
+            </w:pPr>
+            <w:r>
+              <w:rPr>
+                <w:b/>
+                <w:color w:val="7D5205"/>
+              </w:rPr>
               <w:t xml:space="preserve">Production</w:t>
             </w:r>
           </w:p>
@@ -3271,6 +3552,7 @@
         <w:tc>
           <w:tcPr>
             <w:tcW w:w="974" w:type="dxa"/>
+            <w:shd w:val="clear" w:color="auto" w:fill="FDF6E8"/>
           </w:tcPr>
           <w:p>
             <w:pPr>
@@ -3284,30 +3566,39 @@
         <w:tc>
           <w:tcPr>
             <w:tcW w:w="7306" w:type="dxa"/>
-          </w:tcPr>
-          <w:p>
-            <w:pPr>
-              <w:pStyle w:val="TableText"/>
-            </w:pPr>
-            <w:r>
-              <w:t xml:space="preserve">Pairs talk about their plans after A/L.</w:t>
-            </w:r>
-          </w:p>
-        </w:tc>
-      </w:tr>
-      <w:tr>
-        <w:trPr>
-          <w:cantSplit/>
-        </w:trPr>
-        <w:tc>
-          <w:tcPr>
-            <w:tcW w:w="1826" w:type="dxa"/>
-          </w:tcPr>
-          <w:p>
-            <w:pPr>
-              <w:pStyle w:val="TableText"/>
-            </w:pPr>
-            <w:r>
+            <w:shd w:val="clear" w:color="auto" w:fill="FDF6E8"/>
+          </w:tcPr>
+          <w:p>
+            <w:pPr>
+              <w:pStyle w:val="TableText"/>
+            </w:pPr>
+            <w:r>
+              <w:t xml:space="preserve">Write a short paragraph about hopes for learning English.</w:t>
+            </w:r>
+          </w:p>
+        </w:tc>
+      </w:tr>
+      <w:tr>
+        <w:trPr>
+          <w:cantSplit/>
+        </w:trPr>
+        <w:tc>
+          <w:tcPr>
+            <w:tcW w:w="1826" w:type="dxa"/>
+            <w:shd w:val="clear" w:color="auto" w:fill="F7F9FB"/>
+            <w:tcBorders>
+              <w:left w:val="single" w:sz="18" w:space="0" w:color="8E98A4"/>
+            </w:tcBorders>
+          </w:tcPr>
+          <w:p>
+            <w:pPr>
+              <w:pStyle w:val="TableText"/>
+            </w:pPr>
+            <w:r>
+              <w:rPr>
+                <w:b/>
+                <w:color w:val="33404F"/>
+              </w:rPr>
               <w:t xml:space="preserve">Check and close</w:t>
             </w:r>
           </w:p>
@@ -3315,6 +3606,7 @@
         <w:tc>
           <w:tcPr>
             <w:tcW w:w="974" w:type="dxa"/>
+            <w:shd w:val="clear" w:color="auto" w:fill="F7F9FB"/>
           </w:tcPr>
           <w:p>
             <w:pPr>
@@ -3328,13 +3620,14 @@
         <w:tc>
           <w:tcPr>
             <w:tcW w:w="7306" w:type="dxa"/>
-          </w:tcPr>
-          <w:p>
-            <w:pPr>
-              <w:pStyle w:val="TableText"/>
-            </w:pPr>
-            <w:r>
-              <w:t xml:space="preserve">Share one plan. </w:t>
+            <w:shd w:val="clear" w:color="auto" w:fill="F7F9FB"/>
+          </w:tcPr>
+          <w:p>
+            <w:pPr>
+              <w:pStyle w:val="TableText"/>
+            </w:pPr>
+            <w:r>
+              <w:t xml:space="preserve">Read one paragraph. </w:t>
             </w:r>
             <w:r>
               <w:rPr>
@@ -3343,7 +3636,7 @@
               <w:t xml:space="preserve">Homework:</w:t>
             </w:r>
             <w:r>
-              <w:t xml:space="preserve"> Write about your plans.</w:t>
+              <w:t xml:space="preserve"> Write about your ideal English class.</w:t>
             </w:r>
           </w:p>
         </w:tc>
@@ -3356,7 +3649,7 @@
         <w:keepNext/>
       </w:pPr>
       <w:r>
-        <w:t xml:space="preserve">Plan 11: Unit 5, Crime and Social Responsibility</w:t>
+        <w:t xml:space="preserve">Plan 10: Unit 4, English as a Local and Global Language</w:t>
       </w:r>
     </w:p>
     <w:p>
@@ -3370,7 +3663,7 @@
         <w:t xml:space="preserve">Book activity:</w:t>
       </w:r>
       <w:r>
-        <w:t xml:space="preserve"> Speaking 1; Reading 1. </w:t>
+        <w:t xml:space="preserve"> Grammar: future tenses. </w:t>
       </w:r>
       <w:r>
         <w:rPr>
@@ -3379,7 +3672,7 @@
         <w:t xml:space="preserve">Focus:</w:t>
       </w:r>
       <w:r>
-        <w:t xml:space="preserve"> Vocabulary of crime.</w:t>
+        <w:t xml:space="preserve"> Future forms.</w:t>
       </w:r>
     </w:p>
     <w:p>
@@ -3393,7 +3686,7 @@
         <w:t xml:space="preserve">Learning outcome:</w:t>
       </w:r>
       <w:r>
-        <w:t xml:space="preserve"> by the end of the lesson, students will be able to understand crime vocabulary and summarise news items.</w:t>
+        <w:t xml:space="preserve"> by the end of the lesson, students will be able to use will, going to and the present continuous for the future.</w:t>
       </w:r>
     </w:p>
     <w:p>
@@ -3407,7 +3700,7 @@
         <w:t xml:space="preserve">Materials:</w:t>
       </w:r>
       <w:r>
-        <w:t xml:space="preserve"> The dictionary definitions, the news items.</w:t>
+        <w:t xml:space="preserve"> Future forms table.</w:t>
       </w:r>
     </w:p>
     <w:tbl>
@@ -3496,12 +3789,20 @@
         <w:tc>
           <w:tcPr>
             <w:tcW w:w="1826" w:type="dxa"/>
-          </w:tcPr>
-          <w:p>
-            <w:pPr>
-              <w:pStyle w:val="TableText"/>
-            </w:pPr>
-            <w:r>
+            <w:shd w:val="clear" w:color="auto" w:fill="EFF4FB"/>
+            <w:tcBorders>
+              <w:left w:val="single" w:sz="18" w:space="0" w:color="1E4276"/>
+            </w:tcBorders>
+          </w:tcPr>
+          <w:p>
+            <w:pPr>
+              <w:pStyle w:val="TableText"/>
+            </w:pPr>
+            <w:r>
+              <w:rPr>
+                <w:b/>
+                <w:color w:val="0F2647"/>
+              </w:rPr>
               <w:t xml:space="preserve">Presentation</w:t>
             </w:r>
           </w:p>
@@ -3509,6 +3810,7 @@
         <w:tc>
           <w:tcPr>
             <w:tcW w:w="974" w:type="dxa"/>
+            <w:shd w:val="clear" w:color="auto" w:fill="EFF4FB"/>
           </w:tcPr>
           <w:p>
             <w:pPr>
@@ -3522,30 +3824,39 @@
         <w:tc>
           <w:tcPr>
             <w:tcW w:w="7306" w:type="dxa"/>
-          </w:tcPr>
-          <w:p>
-            <w:pPr>
-              <w:pStyle w:val="TableText"/>
-            </w:pPr>
-            <w:r>
-              <w:t xml:space="preserve">Discuss the definitions of crime. Pre-teach vocabulary.</w:t>
-            </w:r>
-          </w:p>
-        </w:tc>
-      </w:tr>
-      <w:tr>
-        <w:trPr>
-          <w:cantSplit/>
-        </w:trPr>
-        <w:tc>
-          <w:tcPr>
-            <w:tcW w:w="1826" w:type="dxa"/>
-          </w:tcPr>
-          <w:p>
-            <w:pPr>
-              <w:pStyle w:val="TableText"/>
-            </w:pPr>
-            <w:r>
+            <w:shd w:val="clear" w:color="auto" w:fill="EFF4FB"/>
+          </w:tcPr>
+          <w:p>
+            <w:pPr>
+              <w:pStyle w:val="TableText"/>
+            </w:pPr>
+            <w:r>
+              <w:t xml:space="preserve">Show the three future forms. Contrast plans and predictions.</w:t>
+            </w:r>
+          </w:p>
+        </w:tc>
+      </w:tr>
+      <w:tr>
+        <w:trPr>
+          <w:cantSplit/>
+        </w:trPr>
+        <w:tc>
+          <w:tcPr>
+            <w:tcW w:w="1826" w:type="dxa"/>
+            <w:shd w:val="clear" w:color="auto" w:fill="EDF7F4"/>
+            <w:tcBorders>
+              <w:left w:val="single" w:sz="18" w:space="0" w:color="0E7C66"/>
+            </w:tcBorders>
+          </w:tcPr>
+          <w:p>
+            <w:pPr>
+              <w:pStyle w:val="TableText"/>
+            </w:pPr>
+            <w:r>
+              <w:rPr>
+                <w:b/>
+                <w:color w:val="08503F"/>
+              </w:rPr>
               <w:t xml:space="preserve">Practice</w:t>
             </w:r>
           </w:p>
@@ -3553,6 +3864,7 @@
         <w:tc>
           <w:tcPr>
             <w:tcW w:w="974" w:type="dxa"/>
+            <w:shd w:val="clear" w:color="auto" w:fill="EDF7F4"/>
           </w:tcPr>
           <w:p>
             <w:pPr>
@@ -3566,30 +3878,39 @@
         <w:tc>
           <w:tcPr>
             <w:tcW w:w="7306" w:type="dxa"/>
-          </w:tcPr>
-          <w:p>
-            <w:pPr>
-              <w:pStyle w:val="TableText"/>
-            </w:pPr>
-            <w:r>
-              <w:t xml:space="preserve">Read the six news items and answer the questions.</w:t>
-            </w:r>
-          </w:p>
-        </w:tc>
-      </w:tr>
-      <w:tr>
-        <w:trPr>
-          <w:cantSplit/>
-        </w:trPr>
-        <w:tc>
-          <w:tcPr>
-            <w:tcW w:w="1826" w:type="dxa"/>
-          </w:tcPr>
-          <w:p>
-            <w:pPr>
-              <w:pStyle w:val="TableText"/>
-            </w:pPr>
-            <w:r>
+            <w:shd w:val="clear" w:color="auto" w:fill="EDF7F4"/>
+          </w:tcPr>
+          <w:p>
+            <w:pPr>
+              <w:pStyle w:val="TableText"/>
+            </w:pPr>
+            <w:r>
+              <w:t xml:space="preserve">Complete the grammar activity.</w:t>
+            </w:r>
+          </w:p>
+        </w:tc>
+      </w:tr>
+      <w:tr>
+        <w:trPr>
+          <w:cantSplit/>
+        </w:trPr>
+        <w:tc>
+          <w:tcPr>
+            <w:tcW w:w="1826" w:type="dxa"/>
+            <w:shd w:val="clear" w:color="auto" w:fill="FDF6E8"/>
+            <w:tcBorders>
+              <w:left w:val="single" w:sz="18" w:space="0" w:color="B07C12"/>
+            </w:tcBorders>
+          </w:tcPr>
+          <w:p>
+            <w:pPr>
+              <w:pStyle w:val="TableText"/>
+            </w:pPr>
+            <w:r>
+              <w:rPr>
+                <w:b/>
+                <w:color w:val="7D5205"/>
+              </w:rPr>
               <w:t xml:space="preserve">Production</w:t>
             </w:r>
           </w:p>
@@ -3597,6 +3918,7 @@
         <w:tc>
           <w:tcPr>
             <w:tcW w:w="974" w:type="dxa"/>
+            <w:shd w:val="clear" w:color="auto" w:fill="FDF6E8"/>
           </w:tcPr>
           <w:p>
             <w:pPr>
@@ -3610,30 +3932,39 @@
         <w:tc>
           <w:tcPr>
             <w:tcW w:w="7306" w:type="dxa"/>
-          </w:tcPr>
-          <w:p>
-            <w:pPr>
-              <w:pStyle w:val="TableText"/>
-            </w:pPr>
-            <w:r>
-              <w:t xml:space="preserve">Summarise one news item for the class.</w:t>
-            </w:r>
-          </w:p>
-        </w:tc>
-      </w:tr>
-      <w:tr>
-        <w:trPr>
-          <w:cantSplit/>
-        </w:trPr>
-        <w:tc>
-          <w:tcPr>
-            <w:tcW w:w="1826" w:type="dxa"/>
-          </w:tcPr>
-          <w:p>
-            <w:pPr>
-              <w:pStyle w:val="TableText"/>
-            </w:pPr>
-            <w:r>
+            <w:shd w:val="clear" w:color="auto" w:fill="FDF6E8"/>
+          </w:tcPr>
+          <w:p>
+            <w:pPr>
+              <w:pStyle w:val="TableText"/>
+            </w:pPr>
+            <w:r>
+              <w:t xml:space="preserve">Pairs talk about their plans after A/L.</w:t>
+            </w:r>
+          </w:p>
+        </w:tc>
+      </w:tr>
+      <w:tr>
+        <w:trPr>
+          <w:cantSplit/>
+        </w:trPr>
+        <w:tc>
+          <w:tcPr>
+            <w:tcW w:w="1826" w:type="dxa"/>
+            <w:shd w:val="clear" w:color="auto" w:fill="F7F9FB"/>
+            <w:tcBorders>
+              <w:left w:val="single" w:sz="18" w:space="0" w:color="8E98A4"/>
+            </w:tcBorders>
+          </w:tcPr>
+          <w:p>
+            <w:pPr>
+              <w:pStyle w:val="TableText"/>
+            </w:pPr>
+            <w:r>
+              <w:rPr>
+                <w:b/>
+                <w:color w:val="33404F"/>
+              </w:rPr>
               <w:t xml:space="preserve">Check and close</w:t>
             </w:r>
           </w:p>
@@ -3641,6 +3972,7 @@
         <w:tc>
           <w:tcPr>
             <w:tcW w:w="974" w:type="dxa"/>
+            <w:shd w:val="clear" w:color="auto" w:fill="F7F9FB"/>
           </w:tcPr>
           <w:p>
             <w:pPr>
@@ -3654,13 +3986,14 @@
         <w:tc>
           <w:tcPr>
             <w:tcW w:w="7306" w:type="dxa"/>
-          </w:tcPr>
-          <w:p>
-            <w:pPr>
-              <w:pStyle w:val="TableText"/>
-            </w:pPr>
-            <w:r>
-              <w:t xml:space="preserve">Share summaries. </w:t>
+            <w:shd w:val="clear" w:color="auto" w:fill="F7F9FB"/>
+          </w:tcPr>
+          <w:p>
+            <w:pPr>
+              <w:pStyle w:val="TableText"/>
+            </w:pPr>
+            <w:r>
+              <w:t xml:space="preserve">Share one plan. </w:t>
             </w:r>
             <w:r>
               <w:rPr>
@@ -3669,7 +4002,7 @@
               <w:t xml:space="preserve">Homework:</w:t>
             </w:r>
             <w:r>
-              <w:t xml:space="preserve"> Find a news item and summarise it.</w:t>
+              <w:t xml:space="preserve"> Write about your plans.</w:t>
             </w:r>
           </w:p>
         </w:tc>
@@ -3682,7 +4015,7 @@
         <w:keepNext/>
       </w:pPr>
       <w:r>
-        <w:t xml:space="preserve">Plan 12: Unit 5, Crime and Social Responsibility</w:t>
+        <w:t xml:space="preserve">Plan 11: Unit 5, Crime and Social Responsibility</w:t>
       </w:r>
     </w:p>
     <w:p>
@@ -3696,7 +4029,7 @@
         <w:t xml:space="preserve">Book activity:</w:t>
       </w:r>
       <w:r>
-        <w:t xml:space="preserve"> Reading 2. </w:t>
+        <w:t xml:space="preserve"> Speaking 1; Reading 1. </w:t>
       </w:r>
       <w:r>
         <w:rPr>
@@ -3705,7 +4038,7 @@
         <w:t xml:space="preserve">Focus:</w:t>
       </w:r>
       <w:r>
-        <w:t xml:space="preserve"> Guessing meaning from context.</w:t>
+        <w:t xml:space="preserve"> Vocabulary of crime.</w:t>
       </w:r>
     </w:p>
     <w:p>
@@ -3719,7 +4052,7 @@
         <w:t xml:space="preserve">Learning outcome:</w:t>
       </w:r>
       <w:r>
-        <w:t xml:space="preserve"> by the end of the lesson, students will be able to guess the meaning of words from context.</w:t>
+        <w:t xml:space="preserve"> by the end of the lesson, students will be able to understand crime vocabulary and summarise news items.</w:t>
       </w:r>
     </w:p>
     <w:p>
@@ -3733,7 +4066,7 @@
         <w:t xml:space="preserve">Materials:</w:t>
       </w:r>
       <w:r>
-        <w:t xml:space="preserve"> Laws in different countries.</w:t>
+        <w:t xml:space="preserve"> The dictionary definitions, the news items.</w:t>
       </w:r>
     </w:p>
     <w:tbl>
@@ -3822,12 +4155,20 @@
         <w:tc>
           <w:tcPr>
             <w:tcW w:w="1826" w:type="dxa"/>
-          </w:tcPr>
-          <w:p>
-            <w:pPr>
-              <w:pStyle w:val="TableText"/>
-            </w:pPr>
-            <w:r>
+            <w:shd w:val="clear" w:color="auto" w:fill="EFF4FB"/>
+            <w:tcBorders>
+              <w:left w:val="single" w:sz="18" w:space="0" w:color="1E4276"/>
+            </w:tcBorders>
+          </w:tcPr>
+          <w:p>
+            <w:pPr>
+              <w:pStyle w:val="TableText"/>
+            </w:pPr>
+            <w:r>
+              <w:rPr>
+                <w:b/>
+                <w:color w:val="0F2647"/>
+              </w:rPr>
               <w:t xml:space="preserve">Presentation</w:t>
             </w:r>
           </w:p>
@@ -3835,6 +4176,7 @@
         <w:tc>
           <w:tcPr>
             <w:tcW w:w="974" w:type="dxa"/>
+            <w:shd w:val="clear" w:color="auto" w:fill="EFF4FB"/>
           </w:tcPr>
           <w:p>
             <w:pPr>
@@ -3848,30 +4190,39 @@
         <w:tc>
           <w:tcPr>
             <w:tcW w:w="7306" w:type="dxa"/>
-          </w:tcPr>
-          <w:p>
-            <w:pPr>
-              <w:pStyle w:val="TableText"/>
-            </w:pPr>
-            <w:r>
-              <w:t xml:space="preserve">Show strategies for guessing meaning. Read the first description together.</w:t>
-            </w:r>
-          </w:p>
-        </w:tc>
-      </w:tr>
-      <w:tr>
-        <w:trPr>
-          <w:cantSplit/>
-        </w:trPr>
-        <w:tc>
-          <w:tcPr>
-            <w:tcW w:w="1826" w:type="dxa"/>
-          </w:tcPr>
-          <w:p>
-            <w:pPr>
-              <w:pStyle w:val="TableText"/>
-            </w:pPr>
-            <w:r>
+            <w:shd w:val="clear" w:color="auto" w:fill="EFF4FB"/>
+          </w:tcPr>
+          <w:p>
+            <w:pPr>
+              <w:pStyle w:val="TableText"/>
+            </w:pPr>
+            <w:r>
+              <w:t xml:space="preserve">Discuss the definitions of crime. Pre-teach vocabulary.</w:t>
+            </w:r>
+          </w:p>
+        </w:tc>
+      </w:tr>
+      <w:tr>
+        <w:trPr>
+          <w:cantSplit/>
+        </w:trPr>
+        <w:tc>
+          <w:tcPr>
+            <w:tcW w:w="1826" w:type="dxa"/>
+            <w:shd w:val="clear" w:color="auto" w:fill="EDF7F4"/>
+            <w:tcBorders>
+              <w:left w:val="single" w:sz="18" w:space="0" w:color="0E7C66"/>
+            </w:tcBorders>
+          </w:tcPr>
+          <w:p>
+            <w:pPr>
+              <w:pStyle w:val="TableText"/>
+            </w:pPr>
+            <w:r>
+              <w:rPr>
+                <w:b/>
+                <w:color w:val="08503F"/>
+              </w:rPr>
               <w:t xml:space="preserve">Practice</w:t>
             </w:r>
           </w:p>
@@ -3879,6 +4230,7 @@
         <w:tc>
           <w:tcPr>
             <w:tcW w:w="974" w:type="dxa"/>
+            <w:shd w:val="clear" w:color="auto" w:fill="EDF7F4"/>
           </w:tcPr>
           <w:p>
             <w:pPr>
@@ -3892,30 +4244,39 @@
         <w:tc>
           <w:tcPr>
             <w:tcW w:w="7306" w:type="dxa"/>
-          </w:tcPr>
-          <w:p>
-            <w:pPr>
-              <w:pStyle w:val="TableText"/>
-            </w:pPr>
-            <w:r>
-              <w:t xml:space="preserve">Read and guess the bold words.</w:t>
-            </w:r>
-          </w:p>
-        </w:tc>
-      </w:tr>
-      <w:tr>
-        <w:trPr>
-          <w:cantSplit/>
-        </w:trPr>
-        <w:tc>
-          <w:tcPr>
-            <w:tcW w:w="1826" w:type="dxa"/>
-          </w:tcPr>
-          <w:p>
-            <w:pPr>
-              <w:pStyle w:val="TableText"/>
-            </w:pPr>
-            <w:r>
+            <w:shd w:val="clear" w:color="auto" w:fill="EDF7F4"/>
+          </w:tcPr>
+          <w:p>
+            <w:pPr>
+              <w:pStyle w:val="TableText"/>
+            </w:pPr>
+            <w:r>
+              <w:t xml:space="preserve">Read the six news items and answer the questions.</w:t>
+            </w:r>
+          </w:p>
+        </w:tc>
+      </w:tr>
+      <w:tr>
+        <w:trPr>
+          <w:cantSplit/>
+        </w:trPr>
+        <w:tc>
+          <w:tcPr>
+            <w:tcW w:w="1826" w:type="dxa"/>
+            <w:shd w:val="clear" w:color="auto" w:fill="FDF6E8"/>
+            <w:tcBorders>
+              <w:left w:val="single" w:sz="18" w:space="0" w:color="B07C12"/>
+            </w:tcBorders>
+          </w:tcPr>
+          <w:p>
+            <w:pPr>
+              <w:pStyle w:val="TableText"/>
+            </w:pPr>
+            <w:r>
+              <w:rPr>
+                <w:b/>
+                <w:color w:val="7D5205"/>
+              </w:rPr>
               <w:t xml:space="preserve">Production</w:t>
             </w:r>
           </w:p>
@@ -3923,6 +4284,7 @@
         <w:tc>
           <w:tcPr>
             <w:tcW w:w="974" w:type="dxa"/>
+            <w:shd w:val="clear" w:color="auto" w:fill="FDF6E8"/>
           </w:tcPr>
           <w:p>
             <w:pPr>
@@ -3936,30 +4298,39 @@
         <w:tc>
           <w:tcPr>
             <w:tcW w:w="7306" w:type="dxa"/>
-          </w:tcPr>
-          <w:p>
-            <w:pPr>
-              <w:pStyle w:val="TableText"/>
-            </w:pPr>
-            <w:r>
-              <w:t xml:space="preserve">Discuss which law is most surprising and why.</w:t>
-            </w:r>
-          </w:p>
-        </w:tc>
-      </w:tr>
-      <w:tr>
-        <w:trPr>
-          <w:cantSplit/>
-        </w:trPr>
-        <w:tc>
-          <w:tcPr>
-            <w:tcW w:w="1826" w:type="dxa"/>
-          </w:tcPr>
-          <w:p>
-            <w:pPr>
-              <w:pStyle w:val="TableText"/>
-            </w:pPr>
-            <w:r>
+            <w:shd w:val="clear" w:color="auto" w:fill="FDF6E8"/>
+          </w:tcPr>
+          <w:p>
+            <w:pPr>
+              <w:pStyle w:val="TableText"/>
+            </w:pPr>
+            <w:r>
+              <w:t xml:space="preserve">Summarise one news item for the class.</w:t>
+            </w:r>
+          </w:p>
+        </w:tc>
+      </w:tr>
+      <w:tr>
+        <w:trPr>
+          <w:cantSplit/>
+        </w:trPr>
+        <w:tc>
+          <w:tcPr>
+            <w:tcW w:w="1826" w:type="dxa"/>
+            <w:shd w:val="clear" w:color="auto" w:fill="F7F9FB"/>
+            <w:tcBorders>
+              <w:left w:val="single" w:sz="18" w:space="0" w:color="8E98A4"/>
+            </w:tcBorders>
+          </w:tcPr>
+          <w:p>
+            <w:pPr>
+              <w:pStyle w:val="TableText"/>
+            </w:pPr>
+            <w:r>
+              <w:rPr>
+                <w:b/>
+                <w:color w:val="33404F"/>
+              </w:rPr>
               <w:t xml:space="preserve">Check and close</w:t>
             </w:r>
           </w:p>
@@ -3967,6 +4338,7 @@
         <w:tc>
           <w:tcPr>
             <w:tcW w:w="974" w:type="dxa"/>
+            <w:shd w:val="clear" w:color="auto" w:fill="F7F9FB"/>
           </w:tcPr>
           <w:p>
             <w:pPr>
@@ -3980,13 +4352,14 @@
         <w:tc>
           <w:tcPr>
             <w:tcW w:w="7306" w:type="dxa"/>
-          </w:tcPr>
-          <w:p>
-            <w:pPr>
-              <w:pStyle w:val="TableText"/>
-            </w:pPr>
-            <w:r>
-              <w:t xml:space="preserve">Share views. </w:t>
+            <w:shd w:val="clear" w:color="auto" w:fill="F7F9FB"/>
+          </w:tcPr>
+          <w:p>
+            <w:pPr>
+              <w:pStyle w:val="TableText"/>
+            </w:pPr>
+            <w:r>
+              <w:t xml:space="preserve">Share summaries. </w:t>
             </w:r>
             <w:r>
               <w:rPr>
@@ -3995,7 +4368,7 @@
               <w:t xml:space="preserve">Homework:</w:t>
             </w:r>
             <w:r>
-              <w:t xml:space="preserve"> Write about a law you would change.</w:t>
+              <w:t xml:space="preserve"> Find a news item and summarise it.</w:t>
             </w:r>
           </w:p>
         </w:tc>
@@ -4008,7 +4381,7 @@
         <w:keepNext/>
       </w:pPr>
       <w:r>
-        <w:t xml:space="preserve">Plan 13: Unit 5, Crime and Social Responsibility</w:t>
+        <w:t xml:space="preserve">Plan 12: Unit 5, Crime and Social Responsibility</w:t>
       </w:r>
     </w:p>
     <w:p>
@@ -4022,7 +4395,7 @@
         <w:t xml:space="preserve">Book activity:</w:t>
       </w:r>
       <w:r>
-        <w:t xml:space="preserve"> Grammar: direct and reported speech. </w:t>
+        <w:t xml:space="preserve"> Reading 2. </w:t>
       </w:r>
       <w:r>
         <w:rPr>
@@ -4031,7 +4404,7 @@
         <w:t xml:space="preserve">Focus:</w:t>
       </w:r>
       <w:r>
-        <w:t xml:space="preserve"> Reported speech.</w:t>
+        <w:t xml:space="preserve"> Guessing meaning from context.</w:t>
       </w:r>
     </w:p>
     <w:p>
@@ -4045,7 +4418,7 @@
         <w:t xml:space="preserve">Learning outcome:</w:t>
       </w:r>
       <w:r>
-        <w:t xml:space="preserve"> by the end of the lesson, students will be able to change direct speech into reported speech.</w:t>
+        <w:t xml:space="preserve"> by the end of the lesson, students will be able to guess the meaning of words from context.</w:t>
       </w:r>
     </w:p>
     <w:p>
@@ -4059,7 +4432,7 @@
         <w:t xml:space="preserve">Materials:</w:t>
       </w:r>
       <w:r>
-        <w:t xml:space="preserve"> The monastery passage.</w:t>
+        <w:t xml:space="preserve"> Laws in different countries.</w:t>
       </w:r>
     </w:p>
     <w:tbl>
@@ -4148,12 +4521,20 @@
         <w:tc>
           <w:tcPr>
             <w:tcW w:w="1826" w:type="dxa"/>
-          </w:tcPr>
-          <w:p>
-            <w:pPr>
-              <w:pStyle w:val="TableText"/>
-            </w:pPr>
-            <w:r>
+            <w:shd w:val="clear" w:color="auto" w:fill="EFF4FB"/>
+            <w:tcBorders>
+              <w:left w:val="single" w:sz="18" w:space="0" w:color="1E4276"/>
+            </w:tcBorders>
+          </w:tcPr>
+          <w:p>
+            <w:pPr>
+              <w:pStyle w:val="TableText"/>
+            </w:pPr>
+            <w:r>
+              <w:rPr>
+                <w:b/>
+                <w:color w:val="0F2647"/>
+              </w:rPr>
               <w:t xml:space="preserve">Presentation</w:t>
             </w:r>
           </w:p>
@@ -4161,6 +4542,7 @@
         <w:tc>
           <w:tcPr>
             <w:tcW w:w="974" w:type="dxa"/>
+            <w:shd w:val="clear" w:color="auto" w:fill="EFF4FB"/>
           </w:tcPr>
           <w:p>
             <w:pPr>
@@ -4174,30 +4556,39 @@
         <w:tc>
           <w:tcPr>
             <w:tcW w:w="7306" w:type="dxa"/>
-          </w:tcPr>
-          <w:p>
-            <w:pPr>
-              <w:pStyle w:val="TableText"/>
-            </w:pPr>
-            <w:r>
-              <w:t xml:space="preserve">Read the passage. Show the tense and pronoun changes.</w:t>
-            </w:r>
-          </w:p>
-        </w:tc>
-      </w:tr>
-      <w:tr>
-        <w:trPr>
-          <w:cantSplit/>
-        </w:trPr>
-        <w:tc>
-          <w:tcPr>
-            <w:tcW w:w="1826" w:type="dxa"/>
-          </w:tcPr>
-          <w:p>
-            <w:pPr>
-              <w:pStyle w:val="TableText"/>
-            </w:pPr>
-            <w:r>
+            <w:shd w:val="clear" w:color="auto" w:fill="EFF4FB"/>
+          </w:tcPr>
+          <w:p>
+            <w:pPr>
+              <w:pStyle w:val="TableText"/>
+            </w:pPr>
+            <w:r>
+              <w:t xml:space="preserve">Show strategies for guessing meaning. Read the first description together.</w:t>
+            </w:r>
+          </w:p>
+        </w:tc>
+      </w:tr>
+      <w:tr>
+        <w:trPr>
+          <w:cantSplit/>
+        </w:trPr>
+        <w:tc>
+          <w:tcPr>
+            <w:tcW w:w="1826" w:type="dxa"/>
+            <w:shd w:val="clear" w:color="auto" w:fill="EDF7F4"/>
+            <w:tcBorders>
+              <w:left w:val="single" w:sz="18" w:space="0" w:color="0E7C66"/>
+            </w:tcBorders>
+          </w:tcPr>
+          <w:p>
+            <w:pPr>
+              <w:pStyle w:val="TableText"/>
+            </w:pPr>
+            <w:r>
+              <w:rPr>
+                <w:b/>
+                <w:color w:val="08503F"/>
+              </w:rPr>
               <w:t xml:space="preserve">Practice</w:t>
             </w:r>
           </w:p>
@@ -4205,6 +4596,7 @@
         <w:tc>
           <w:tcPr>
             <w:tcW w:w="974" w:type="dxa"/>
+            <w:shd w:val="clear" w:color="auto" w:fill="EDF7F4"/>
           </w:tcPr>
           <w:p>
             <w:pPr>
@@ -4218,30 +4610,39 @@
         <w:tc>
           <w:tcPr>
             <w:tcW w:w="7306" w:type="dxa"/>
-          </w:tcPr>
-          <w:p>
-            <w:pPr>
-              <w:pStyle w:val="TableText"/>
-            </w:pPr>
-            <w:r>
-              <w:t xml:space="preserve">Complete the grammar activity.</w:t>
-            </w:r>
-          </w:p>
-        </w:tc>
-      </w:tr>
-      <w:tr>
-        <w:trPr>
-          <w:cantSplit/>
-        </w:trPr>
-        <w:tc>
-          <w:tcPr>
-            <w:tcW w:w="1826" w:type="dxa"/>
-          </w:tcPr>
-          <w:p>
-            <w:pPr>
-              <w:pStyle w:val="TableText"/>
-            </w:pPr>
-            <w:r>
+            <w:shd w:val="clear" w:color="auto" w:fill="EDF7F4"/>
+          </w:tcPr>
+          <w:p>
+            <w:pPr>
+              <w:pStyle w:val="TableText"/>
+            </w:pPr>
+            <w:r>
+              <w:t xml:space="preserve">Read and guess the bold words.</w:t>
+            </w:r>
+          </w:p>
+        </w:tc>
+      </w:tr>
+      <w:tr>
+        <w:trPr>
+          <w:cantSplit/>
+        </w:trPr>
+        <w:tc>
+          <w:tcPr>
+            <w:tcW w:w="1826" w:type="dxa"/>
+            <w:shd w:val="clear" w:color="auto" w:fill="FDF6E8"/>
+            <w:tcBorders>
+              <w:left w:val="single" w:sz="18" w:space="0" w:color="B07C12"/>
+            </w:tcBorders>
+          </w:tcPr>
+          <w:p>
+            <w:pPr>
+              <w:pStyle w:val="TableText"/>
+            </w:pPr>
+            <w:r>
+              <w:rPr>
+                <w:b/>
+                <w:color w:val="7D5205"/>
+              </w:rPr>
               <w:t xml:space="preserve">Production</w:t>
             </w:r>
           </w:p>
@@ -4249,6 +4650,7 @@
         <w:tc>
           <w:tcPr>
             <w:tcW w:w="974" w:type="dxa"/>
+            <w:shd w:val="clear" w:color="auto" w:fill="FDF6E8"/>
           </w:tcPr>
           <w:p>
             <w:pPr>
@@ -4262,30 +4664,39 @@
         <w:tc>
           <w:tcPr>
             <w:tcW w:w="7306" w:type="dxa"/>
-          </w:tcPr>
-          <w:p>
-            <w:pPr>
-              <w:pStyle w:val="TableText"/>
-            </w:pPr>
-            <w:r>
-              <w:t xml:space="preserve">Report a conversation from the passage.</w:t>
-            </w:r>
-          </w:p>
-        </w:tc>
-      </w:tr>
-      <w:tr>
-        <w:trPr>
-          <w:cantSplit/>
-        </w:trPr>
-        <w:tc>
-          <w:tcPr>
-            <w:tcW w:w="1826" w:type="dxa"/>
-          </w:tcPr>
-          <w:p>
-            <w:pPr>
-              <w:pStyle w:val="TableText"/>
-            </w:pPr>
-            <w:r>
+            <w:shd w:val="clear" w:color="auto" w:fill="FDF6E8"/>
+          </w:tcPr>
+          <w:p>
+            <w:pPr>
+              <w:pStyle w:val="TableText"/>
+            </w:pPr>
+            <w:r>
+              <w:t xml:space="preserve">Discuss which law is most surprising and why.</w:t>
+            </w:r>
+          </w:p>
+        </w:tc>
+      </w:tr>
+      <w:tr>
+        <w:trPr>
+          <w:cantSplit/>
+        </w:trPr>
+        <w:tc>
+          <w:tcPr>
+            <w:tcW w:w="1826" w:type="dxa"/>
+            <w:shd w:val="clear" w:color="auto" w:fill="F7F9FB"/>
+            <w:tcBorders>
+              <w:left w:val="single" w:sz="18" w:space="0" w:color="8E98A4"/>
+            </w:tcBorders>
+          </w:tcPr>
+          <w:p>
+            <w:pPr>
+              <w:pStyle w:val="TableText"/>
+            </w:pPr>
+            <w:r>
+              <w:rPr>
+                <w:b/>
+                <w:color w:val="33404F"/>
+              </w:rPr>
               <w:t xml:space="preserve">Check and close</w:t>
             </w:r>
           </w:p>
@@ -4293,6 +4704,7 @@
         <w:tc>
           <w:tcPr>
             <w:tcW w:w="974" w:type="dxa"/>
+            <w:shd w:val="clear" w:color="auto" w:fill="F7F9FB"/>
           </w:tcPr>
           <w:p>
             <w:pPr>
@@ -4306,13 +4718,14 @@
         <w:tc>
           <w:tcPr>
             <w:tcW w:w="7306" w:type="dxa"/>
-          </w:tcPr>
-          <w:p>
-            <w:pPr>
-              <w:pStyle w:val="TableText"/>
-            </w:pPr>
-            <w:r>
-              <w:t xml:space="preserve">Check tense changes. </w:t>
+            <w:shd w:val="clear" w:color="auto" w:fill="F7F9FB"/>
+          </w:tcPr>
+          <w:p>
+            <w:pPr>
+              <w:pStyle w:val="TableText"/>
+            </w:pPr>
+            <w:r>
+              <w:t xml:space="preserve">Share views. </w:t>
             </w:r>
             <w:r>
               <w:rPr>
@@ -4321,7 +4734,7 @@
               <w:t xml:space="preserve">Homework:</w:t>
             </w:r>
             <w:r>
-              <w:t xml:space="preserve"> Report a conversation from home.</w:t>
+              <w:t xml:space="preserve"> Write about a law you would change.</w:t>
             </w:r>
           </w:p>
         </w:tc>
@@ -4334,7 +4747,7 @@
         <w:keepNext/>
       </w:pPr>
       <w:r>
-        <w:t xml:space="preserve">Plan 14: Unit 6, The Cyber World</w:t>
+        <w:t xml:space="preserve">Plan 13: Unit 5, Crime and Social Responsibility</w:t>
       </w:r>
     </w:p>
     <w:p>
@@ -4348,7 +4761,7 @@
         <w:t xml:space="preserve">Book activity:</w:t>
       </w:r>
       <w:r>
-        <w:t xml:space="preserve"> Reading 1; Writing emails. </w:t>
+        <w:t xml:space="preserve"> Grammar: direct and reported speech. </w:t>
       </w:r>
       <w:r>
         <w:rPr>
@@ -4357,7 +4770,7 @@
         <w:t xml:space="preserve">Focus:</w:t>
       </w:r>
       <w:r>
-        <w:t xml:space="preserve"> Formal emails.</w:t>
+        <w:t xml:space="preserve"> Reported speech.</w:t>
       </w:r>
     </w:p>
     <w:p>
@@ -4371,7 +4784,7 @@
         <w:t xml:space="preserve">Learning outcome:</w:t>
       </w:r>
       <w:r>
-        <w:t xml:space="preserve"> by the end of the lesson, students will be able to write a formal email with the correct structure and tone.</w:t>
+        <w:t xml:space="preserve"> by the end of the lesson, students will be able to change direct speech into reported speech.</w:t>
       </w:r>
     </w:p>
     <w:p>
@@ -4385,7 +4798,7 @@
         <w:t xml:space="preserve">Materials:</w:t>
       </w:r>
       <w:r>
-        <w:t xml:space="preserve"> The model emails.</w:t>
+        <w:t xml:space="preserve"> The monastery passage.</w:t>
       </w:r>
     </w:p>
     <w:tbl>
@@ -4474,12 +4887,20 @@
         <w:tc>
           <w:tcPr>
             <w:tcW w:w="1826" w:type="dxa"/>
-          </w:tcPr>
-          <w:p>
-            <w:pPr>
-              <w:pStyle w:val="TableText"/>
-            </w:pPr>
-            <w:r>
+            <w:shd w:val="clear" w:color="auto" w:fill="EFF4FB"/>
+            <w:tcBorders>
+              <w:left w:val="single" w:sz="18" w:space="0" w:color="1E4276"/>
+            </w:tcBorders>
+          </w:tcPr>
+          <w:p>
+            <w:pPr>
+              <w:pStyle w:val="TableText"/>
+            </w:pPr>
+            <w:r>
+              <w:rPr>
+                <w:b/>
+                <w:color w:val="0F2647"/>
+              </w:rPr>
               <w:t xml:space="preserve">Presentation</w:t>
             </w:r>
           </w:p>
@@ -4487,6 +4908,7 @@
         <w:tc>
           <w:tcPr>
             <w:tcW w:w="974" w:type="dxa"/>
+            <w:shd w:val="clear" w:color="auto" w:fill="EFF4FB"/>
           </w:tcPr>
           <w:p>
             <w:pPr>
@@ -4500,30 +4922,39 @@
         <w:tc>
           <w:tcPr>
             <w:tcW w:w="7306" w:type="dxa"/>
-          </w:tcPr>
-          <w:p>
-            <w:pPr>
-              <w:pStyle w:val="TableText"/>
-            </w:pPr>
-            <w:r>
-              <w:t xml:space="preserve">Discuss ways of keeping in touch. Show the structure of a formal email.</w:t>
-            </w:r>
-          </w:p>
-        </w:tc>
-      </w:tr>
-      <w:tr>
-        <w:trPr>
-          <w:cantSplit/>
-        </w:trPr>
-        <w:tc>
-          <w:tcPr>
-            <w:tcW w:w="1826" w:type="dxa"/>
-          </w:tcPr>
-          <w:p>
-            <w:pPr>
-              <w:pStyle w:val="TableText"/>
-            </w:pPr>
-            <w:r>
+            <w:shd w:val="clear" w:color="auto" w:fill="EFF4FB"/>
+          </w:tcPr>
+          <w:p>
+            <w:pPr>
+              <w:pStyle w:val="TableText"/>
+            </w:pPr>
+            <w:r>
+              <w:t xml:space="preserve">Read the passage. Show the tense and pronoun changes.</w:t>
+            </w:r>
+          </w:p>
+        </w:tc>
+      </w:tr>
+      <w:tr>
+        <w:trPr>
+          <w:cantSplit/>
+        </w:trPr>
+        <w:tc>
+          <w:tcPr>
+            <w:tcW w:w="1826" w:type="dxa"/>
+            <w:shd w:val="clear" w:color="auto" w:fill="EDF7F4"/>
+            <w:tcBorders>
+              <w:left w:val="single" w:sz="18" w:space="0" w:color="0E7C66"/>
+            </w:tcBorders>
+          </w:tcPr>
+          <w:p>
+            <w:pPr>
+              <w:pStyle w:val="TableText"/>
+            </w:pPr>
+            <w:r>
+              <w:rPr>
+                <w:b/>
+                <w:color w:val="08503F"/>
+              </w:rPr>
               <w:t xml:space="preserve">Practice</w:t>
             </w:r>
           </w:p>
@@ -4531,6 +4962,7 @@
         <w:tc>
           <w:tcPr>
             <w:tcW w:w="974" w:type="dxa"/>
+            <w:shd w:val="clear" w:color="auto" w:fill="EDF7F4"/>
           </w:tcPr>
           <w:p>
             <w:pPr>
@@ -4544,30 +4976,39 @@
         <w:tc>
           <w:tcPr>
             <w:tcW w:w="7306" w:type="dxa"/>
-          </w:tcPr>
-          <w:p>
-            <w:pPr>
-              <w:pStyle w:val="TableText"/>
-            </w:pPr>
-            <w:r>
-              <w:t xml:space="preserve">Analyse the model emails.</w:t>
-            </w:r>
-          </w:p>
-        </w:tc>
-      </w:tr>
-      <w:tr>
-        <w:trPr>
-          <w:cantSplit/>
-        </w:trPr>
-        <w:tc>
-          <w:tcPr>
-            <w:tcW w:w="1826" w:type="dxa"/>
-          </w:tcPr>
-          <w:p>
-            <w:pPr>
-              <w:pStyle w:val="TableText"/>
-            </w:pPr>
-            <w:r>
+            <w:shd w:val="clear" w:color="auto" w:fill="EDF7F4"/>
+          </w:tcPr>
+          <w:p>
+            <w:pPr>
+              <w:pStyle w:val="TableText"/>
+            </w:pPr>
+            <w:r>
+              <w:t xml:space="preserve">Complete the grammar activity.</w:t>
+            </w:r>
+          </w:p>
+        </w:tc>
+      </w:tr>
+      <w:tr>
+        <w:trPr>
+          <w:cantSplit/>
+        </w:trPr>
+        <w:tc>
+          <w:tcPr>
+            <w:tcW w:w="1826" w:type="dxa"/>
+            <w:shd w:val="clear" w:color="auto" w:fill="FDF6E8"/>
+            <w:tcBorders>
+              <w:left w:val="single" w:sz="18" w:space="0" w:color="B07C12"/>
+            </w:tcBorders>
+          </w:tcPr>
+          <w:p>
+            <w:pPr>
+              <w:pStyle w:val="TableText"/>
+            </w:pPr>
+            <w:r>
+              <w:rPr>
+                <w:b/>
+                <w:color w:val="7D5205"/>
+              </w:rPr>
               <w:t xml:space="preserve">Production</w:t>
             </w:r>
           </w:p>
@@ -4575,6 +5016,7 @@
         <w:tc>
           <w:tcPr>
             <w:tcW w:w="974" w:type="dxa"/>
+            <w:shd w:val="clear" w:color="auto" w:fill="FDF6E8"/>
           </w:tcPr>
           <w:p>
             <w:pPr>
@@ -4588,30 +5030,39 @@
         <w:tc>
           <w:tcPr>
             <w:tcW w:w="7306" w:type="dxa"/>
-          </w:tcPr>
-          <w:p>
-            <w:pPr>
-              <w:pStyle w:val="TableText"/>
-            </w:pPr>
-            <w:r>
-              <w:t xml:space="preserve">Write a formal email to a principal about a prefects' day (Writing task).</w:t>
-            </w:r>
-          </w:p>
-        </w:tc>
-      </w:tr>
-      <w:tr>
-        <w:trPr>
-          <w:cantSplit/>
-        </w:trPr>
-        <w:tc>
-          <w:tcPr>
-            <w:tcW w:w="1826" w:type="dxa"/>
-          </w:tcPr>
-          <w:p>
-            <w:pPr>
-              <w:pStyle w:val="TableText"/>
-            </w:pPr>
-            <w:r>
+            <w:shd w:val="clear" w:color="auto" w:fill="FDF6E8"/>
+          </w:tcPr>
+          <w:p>
+            <w:pPr>
+              <w:pStyle w:val="TableText"/>
+            </w:pPr>
+            <w:r>
+              <w:t xml:space="preserve">Report a conversation from the passage.</w:t>
+            </w:r>
+          </w:p>
+        </w:tc>
+      </w:tr>
+      <w:tr>
+        <w:trPr>
+          <w:cantSplit/>
+        </w:trPr>
+        <w:tc>
+          <w:tcPr>
+            <w:tcW w:w="1826" w:type="dxa"/>
+            <w:shd w:val="clear" w:color="auto" w:fill="F7F9FB"/>
+            <w:tcBorders>
+              <w:left w:val="single" w:sz="18" w:space="0" w:color="8E98A4"/>
+            </w:tcBorders>
+          </w:tcPr>
+          <w:p>
+            <w:pPr>
+              <w:pStyle w:val="TableText"/>
+            </w:pPr>
+            <w:r>
+              <w:rPr>
+                <w:b/>
+                <w:color w:val="33404F"/>
+              </w:rPr>
               <w:t xml:space="preserve">Check and close</w:t>
             </w:r>
           </w:p>
@@ -4619,6 +5070,7 @@
         <w:tc>
           <w:tcPr>
             <w:tcW w:w="974" w:type="dxa"/>
+            <w:shd w:val="clear" w:color="auto" w:fill="F7F9FB"/>
           </w:tcPr>
           <w:p>
             <w:pPr>
@@ -4632,13 +5084,14 @@
         <w:tc>
           <w:tcPr>
             <w:tcW w:w="7306" w:type="dxa"/>
-          </w:tcPr>
-          <w:p>
-            <w:pPr>
-              <w:pStyle w:val="TableText"/>
-            </w:pPr>
-            <w:r>
-              <w:t xml:space="preserve">Peer-check tone. </w:t>
+            <w:shd w:val="clear" w:color="auto" w:fill="F7F9FB"/>
+          </w:tcPr>
+          <w:p>
+            <w:pPr>
+              <w:pStyle w:val="TableText"/>
+            </w:pPr>
+            <w:r>
+              <w:t xml:space="preserve">Check tense changes. </w:t>
             </w:r>
             <w:r>
               <w:rPr>
@@ -4647,7 +5100,7 @@
               <w:t xml:space="preserve">Homework:</w:t>
             </w:r>
             <w:r>
-              <w:t xml:space="preserve"> Finish the email.</w:t>
+              <w:t xml:space="preserve"> Report a conversation from home.</w:t>
             </w:r>
           </w:p>
         </w:tc>
@@ -4660,7 +5113,7 @@
         <w:keepNext/>
       </w:pPr>
       <w:r>
-        <w:t xml:space="preserve">Plan 15: Unit 6, The Cyber World</w:t>
+        <w:t xml:space="preserve">Plan 14: Unit 6, The Cyber World</w:t>
       </w:r>
     </w:p>
     <w:p>
@@ -4674,7 +5127,7 @@
         <w:t xml:space="preserve">Book activity:</w:t>
       </w:r>
       <w:r>
-        <w:t xml:space="preserve"> Speaking: making a presentation. </w:t>
+        <w:t xml:space="preserve"> Reading 1; Writing emails. </w:t>
       </w:r>
       <w:r>
         <w:rPr>
@@ -4683,7 +5136,7 @@
         <w:t xml:space="preserve">Focus:</w:t>
       </w:r>
       <w:r>
-        <w:t xml:space="preserve"> Presentation skills.</w:t>
+        <w:t xml:space="preserve"> Formal emails.</w:t>
       </w:r>
     </w:p>
     <w:p>
@@ -4697,7 +5150,7 @@
         <w:t xml:space="preserve">Learning outcome:</w:t>
       </w:r>
       <w:r>
-        <w:t xml:space="preserve"> by the end of the lesson, students will be able to plan and deliver a short presentation.</w:t>
+        <w:t xml:space="preserve"> by the end of the lesson, students will be able to write a formal email with the correct structure and tone.</w:t>
       </w:r>
     </w:p>
     <w:p>
@@ -4711,7 +5164,7 @@
         <w:t xml:space="preserve">Materials:</w:t>
       </w:r>
       <w:r>
-        <w:t xml:space="preserve"> The presentation guide.</w:t>
+        <w:t xml:space="preserve"> The model emails.</w:t>
       </w:r>
     </w:p>
     <w:tbl>
@@ -4800,12 +5253,20 @@
         <w:tc>
           <w:tcPr>
             <w:tcW w:w="1826" w:type="dxa"/>
-          </w:tcPr>
-          <w:p>
-            <w:pPr>
-              <w:pStyle w:val="TableText"/>
-            </w:pPr>
-            <w:r>
+            <w:shd w:val="clear" w:color="auto" w:fill="EFF4FB"/>
+            <w:tcBorders>
+              <w:left w:val="single" w:sz="18" w:space="0" w:color="1E4276"/>
+            </w:tcBorders>
+          </w:tcPr>
+          <w:p>
+            <w:pPr>
+              <w:pStyle w:val="TableText"/>
+            </w:pPr>
+            <w:r>
+              <w:rPr>
+                <w:b/>
+                <w:color w:val="0F2647"/>
+              </w:rPr>
               <w:t xml:space="preserve">Presentation</w:t>
             </w:r>
           </w:p>
@@ -4813,6 +5274,7 @@
         <w:tc>
           <w:tcPr>
             <w:tcW w:w="974" w:type="dxa"/>
+            <w:shd w:val="clear" w:color="auto" w:fill="EFF4FB"/>
           </w:tcPr>
           <w:p>
             <w:pPr>
@@ -4826,30 +5288,39 @@
         <w:tc>
           <w:tcPr>
             <w:tcW w:w="7306" w:type="dxa"/>
-          </w:tcPr>
-          <w:p>
-            <w:pPr>
-              <w:pStyle w:val="TableText"/>
-            </w:pPr>
-            <w:r>
-              <w:t xml:space="preserve">Read the guide on making a presentation. Show signposting phrases.</w:t>
-            </w:r>
-          </w:p>
-        </w:tc>
-      </w:tr>
-      <w:tr>
-        <w:trPr>
-          <w:cantSplit/>
-        </w:trPr>
-        <w:tc>
-          <w:tcPr>
-            <w:tcW w:w="1826" w:type="dxa"/>
-          </w:tcPr>
-          <w:p>
-            <w:pPr>
-              <w:pStyle w:val="TableText"/>
-            </w:pPr>
-            <w:r>
+            <w:shd w:val="clear" w:color="auto" w:fill="EFF4FB"/>
+          </w:tcPr>
+          <w:p>
+            <w:pPr>
+              <w:pStyle w:val="TableText"/>
+            </w:pPr>
+            <w:r>
+              <w:t xml:space="preserve">Discuss ways of keeping in touch. Show the structure of a formal email.</w:t>
+            </w:r>
+          </w:p>
+        </w:tc>
+      </w:tr>
+      <w:tr>
+        <w:trPr>
+          <w:cantSplit/>
+        </w:trPr>
+        <w:tc>
+          <w:tcPr>
+            <w:tcW w:w="1826" w:type="dxa"/>
+            <w:shd w:val="clear" w:color="auto" w:fill="EDF7F4"/>
+            <w:tcBorders>
+              <w:left w:val="single" w:sz="18" w:space="0" w:color="0E7C66"/>
+            </w:tcBorders>
+          </w:tcPr>
+          <w:p>
+            <w:pPr>
+              <w:pStyle w:val="TableText"/>
+            </w:pPr>
+            <w:r>
+              <w:rPr>
+                <w:b/>
+                <w:color w:val="08503F"/>
+              </w:rPr>
               <w:t xml:space="preserve">Practice</w:t>
             </w:r>
           </w:p>
@@ -4857,6 +5328,7 @@
         <w:tc>
           <w:tcPr>
             <w:tcW w:w="974" w:type="dxa"/>
+            <w:shd w:val="clear" w:color="auto" w:fill="EDF7F4"/>
           </w:tcPr>
           <w:p>
             <w:pPr>
@@ -4870,30 +5342,39 @@
         <w:tc>
           <w:tcPr>
             <w:tcW w:w="7306" w:type="dxa"/>
-          </w:tcPr>
-          <w:p>
-            <w:pPr>
-              <w:pStyle w:val="TableText"/>
-            </w:pPr>
-            <w:r>
-              <w:t xml:space="preserve">Groups plan a presentation.</w:t>
-            </w:r>
-          </w:p>
-        </w:tc>
-      </w:tr>
-      <w:tr>
-        <w:trPr>
-          <w:cantSplit/>
-        </w:trPr>
-        <w:tc>
-          <w:tcPr>
-            <w:tcW w:w="1826" w:type="dxa"/>
-          </w:tcPr>
-          <w:p>
-            <w:pPr>
-              <w:pStyle w:val="TableText"/>
-            </w:pPr>
-            <w:r>
+            <w:shd w:val="clear" w:color="auto" w:fill="EDF7F4"/>
+          </w:tcPr>
+          <w:p>
+            <w:pPr>
+              <w:pStyle w:val="TableText"/>
+            </w:pPr>
+            <w:r>
+              <w:t xml:space="preserve">Analyse the model emails.</w:t>
+            </w:r>
+          </w:p>
+        </w:tc>
+      </w:tr>
+      <w:tr>
+        <w:trPr>
+          <w:cantSplit/>
+        </w:trPr>
+        <w:tc>
+          <w:tcPr>
+            <w:tcW w:w="1826" w:type="dxa"/>
+            <w:shd w:val="clear" w:color="auto" w:fill="FDF6E8"/>
+            <w:tcBorders>
+              <w:left w:val="single" w:sz="18" w:space="0" w:color="B07C12"/>
+            </w:tcBorders>
+          </w:tcPr>
+          <w:p>
+            <w:pPr>
+              <w:pStyle w:val="TableText"/>
+            </w:pPr>
+            <w:r>
+              <w:rPr>
+                <w:b/>
+                <w:color w:val="7D5205"/>
+              </w:rPr>
               <w:t xml:space="preserve">Production</w:t>
             </w:r>
           </w:p>
@@ -4901,6 +5382,7 @@
         <w:tc>
           <w:tcPr>
             <w:tcW w:w="974" w:type="dxa"/>
+            <w:shd w:val="clear" w:color="auto" w:fill="FDF6E8"/>
           </w:tcPr>
           <w:p>
             <w:pPr>
@@ -4914,30 +5396,39 @@
         <w:tc>
           <w:tcPr>
             <w:tcW w:w="7306" w:type="dxa"/>
-          </w:tcPr>
-          <w:p>
-            <w:pPr>
-              <w:pStyle w:val="TableText"/>
-            </w:pPr>
-            <w:r>
-              <w:t xml:space="preserve">Groups present.</w:t>
-            </w:r>
-          </w:p>
-        </w:tc>
-      </w:tr>
-      <w:tr>
-        <w:trPr>
-          <w:cantSplit/>
-        </w:trPr>
-        <w:tc>
-          <w:tcPr>
-            <w:tcW w:w="1826" w:type="dxa"/>
-          </w:tcPr>
-          <w:p>
-            <w:pPr>
-              <w:pStyle w:val="TableText"/>
-            </w:pPr>
-            <w:r>
+            <w:shd w:val="clear" w:color="auto" w:fill="FDF6E8"/>
+          </w:tcPr>
+          <w:p>
+            <w:pPr>
+              <w:pStyle w:val="TableText"/>
+            </w:pPr>
+            <w:r>
+              <w:t xml:space="preserve">Write a formal email to a principal about a prefects' day (Writing task).</w:t>
+            </w:r>
+          </w:p>
+        </w:tc>
+      </w:tr>
+      <w:tr>
+        <w:trPr>
+          <w:cantSplit/>
+        </w:trPr>
+        <w:tc>
+          <w:tcPr>
+            <w:tcW w:w="1826" w:type="dxa"/>
+            <w:shd w:val="clear" w:color="auto" w:fill="F7F9FB"/>
+            <w:tcBorders>
+              <w:left w:val="single" w:sz="18" w:space="0" w:color="8E98A4"/>
+            </w:tcBorders>
+          </w:tcPr>
+          <w:p>
+            <w:pPr>
+              <w:pStyle w:val="TableText"/>
+            </w:pPr>
+            <w:r>
+              <w:rPr>
+                <w:b/>
+                <w:color w:val="33404F"/>
+              </w:rPr>
               <w:t xml:space="preserve">Check and close</w:t>
             </w:r>
           </w:p>
@@ -4945,6 +5436,7 @@
         <w:tc>
           <w:tcPr>
             <w:tcW w:w="974" w:type="dxa"/>
+            <w:shd w:val="clear" w:color="auto" w:fill="F7F9FB"/>
           </w:tcPr>
           <w:p>
             <w:pPr>
@@ -4958,13 +5450,14 @@
         <w:tc>
           <w:tcPr>
             <w:tcW w:w="7306" w:type="dxa"/>
-          </w:tcPr>
-          <w:p>
-            <w:pPr>
-              <w:pStyle w:val="TableText"/>
-            </w:pPr>
-            <w:r>
-              <w:t xml:space="preserve">Feedback on delivery. </w:t>
+            <w:shd w:val="clear" w:color="auto" w:fill="F7F9FB"/>
+          </w:tcPr>
+          <w:p>
+            <w:pPr>
+              <w:pStyle w:val="TableText"/>
+            </w:pPr>
+            <w:r>
+              <w:t xml:space="preserve">Peer-check tone. </w:t>
             </w:r>
             <w:r>
               <w:rPr>
@@ -4973,7 +5466,7 @@
               <w:t xml:space="preserve">Homework:</w:t>
             </w:r>
             <w:r>
-              <w:t xml:space="preserve"> Prepare a presentation outline.</w:t>
+              <w:t xml:space="preserve"> Finish the email.</w:t>
             </w:r>
           </w:p>
         </w:tc>
@@ -4986,7 +5479,7 @@
         <w:keepNext/>
       </w:pPr>
       <w:r>
-        <w:t xml:space="preserve">Plan 16: Unit 6, The Cyber World</w:t>
+        <w:t xml:space="preserve">Plan 15: Unit 6, The Cyber World</w:t>
       </w:r>
     </w:p>
     <w:p>
@@ -5000,7 +5493,7 @@
         <w:t xml:space="preserve">Book activity:</w:t>
       </w:r>
       <w:r>
-        <w:t xml:space="preserve"> Speaking: debate on social media. </w:t>
+        <w:t xml:space="preserve"> Speaking: making a presentation. </w:t>
       </w:r>
       <w:r>
         <w:rPr>
@@ -5009,7 +5502,7 @@
         <w:t xml:space="preserve">Focus:</w:t>
       </w:r>
       <w:r>
-        <w:t xml:space="preserve"> Debating.</w:t>
+        <w:t xml:space="preserve"> Presentation skills.</w:t>
       </w:r>
     </w:p>
     <w:p>
@@ -5023,7 +5516,7 @@
         <w:t xml:space="preserve">Learning outcome:</w:t>
       </w:r>
       <w:r>
-        <w:t xml:space="preserve"> by the end of the lesson, students will be able to debate the advantages and disadvantages of social media.</w:t>
+        <w:t xml:space="preserve"> by the end of the lesson, students will be able to plan and deliver a short presentation.</w:t>
       </w:r>
     </w:p>
     <w:p>
@@ -5037,7 +5530,7 @@
         <w:t xml:space="preserve">Materials:</w:t>
       </w:r>
       <w:r>
-        <w:t xml:space="preserve"> Debate topic.</w:t>
+        <w:t xml:space="preserve"> The presentation guide.</w:t>
       </w:r>
     </w:p>
     <w:tbl>
@@ -5126,12 +5619,20 @@
         <w:tc>
           <w:tcPr>
             <w:tcW w:w="1826" w:type="dxa"/>
-          </w:tcPr>
-          <w:p>
-            <w:pPr>
-              <w:pStyle w:val="TableText"/>
-            </w:pPr>
-            <w:r>
+            <w:shd w:val="clear" w:color="auto" w:fill="EFF4FB"/>
+            <w:tcBorders>
+              <w:left w:val="single" w:sz="18" w:space="0" w:color="1E4276"/>
+            </w:tcBorders>
+          </w:tcPr>
+          <w:p>
+            <w:pPr>
+              <w:pStyle w:val="TableText"/>
+            </w:pPr>
+            <w:r>
+              <w:rPr>
+                <w:b/>
+                <w:color w:val="0F2647"/>
+              </w:rPr>
               <w:t xml:space="preserve">Presentation</w:t>
             </w:r>
           </w:p>
@@ -5139,6 +5640,7 @@
         <w:tc>
           <w:tcPr>
             <w:tcW w:w="974" w:type="dxa"/>
+            <w:shd w:val="clear" w:color="auto" w:fill="EFF4FB"/>
           </w:tcPr>
           <w:p>
             <w:pPr>
@@ -5152,30 +5654,39 @@
         <w:tc>
           <w:tcPr>
             <w:tcW w:w="7306" w:type="dxa"/>
-          </w:tcPr>
-          <w:p>
-            <w:pPr>
-              <w:pStyle w:val="TableText"/>
-            </w:pPr>
-            <w:r>
-              <w:t xml:space="preserve">Explain debate rules. Brainstorm points.</w:t>
-            </w:r>
-          </w:p>
-        </w:tc>
-      </w:tr>
-      <w:tr>
-        <w:trPr>
-          <w:cantSplit/>
-        </w:trPr>
-        <w:tc>
-          <w:tcPr>
-            <w:tcW w:w="1826" w:type="dxa"/>
-          </w:tcPr>
-          <w:p>
-            <w:pPr>
-              <w:pStyle w:val="TableText"/>
-            </w:pPr>
-            <w:r>
+            <w:shd w:val="clear" w:color="auto" w:fill="EFF4FB"/>
+          </w:tcPr>
+          <w:p>
+            <w:pPr>
+              <w:pStyle w:val="TableText"/>
+            </w:pPr>
+            <w:r>
+              <w:t xml:space="preserve">Read the guide on making a presentation. Show signposting phrases.</w:t>
+            </w:r>
+          </w:p>
+        </w:tc>
+      </w:tr>
+      <w:tr>
+        <w:trPr>
+          <w:cantSplit/>
+        </w:trPr>
+        <w:tc>
+          <w:tcPr>
+            <w:tcW w:w="1826" w:type="dxa"/>
+            <w:shd w:val="clear" w:color="auto" w:fill="EDF7F4"/>
+            <w:tcBorders>
+              <w:left w:val="single" w:sz="18" w:space="0" w:color="0E7C66"/>
+            </w:tcBorders>
+          </w:tcPr>
+          <w:p>
+            <w:pPr>
+              <w:pStyle w:val="TableText"/>
+            </w:pPr>
+            <w:r>
+              <w:rPr>
+                <w:b/>
+                <w:color w:val="08503F"/>
+              </w:rPr>
               <w:t xml:space="preserve">Practice</w:t>
             </w:r>
           </w:p>
@@ -5183,6 +5694,7 @@
         <w:tc>
           <w:tcPr>
             <w:tcW w:w="974" w:type="dxa"/>
+            <w:shd w:val="clear" w:color="auto" w:fill="EDF7F4"/>
           </w:tcPr>
           <w:p>
             <w:pPr>
@@ -5196,30 +5708,39 @@
         <w:tc>
           <w:tcPr>
             <w:tcW w:w="7306" w:type="dxa"/>
-          </w:tcPr>
-          <w:p>
-            <w:pPr>
-              <w:pStyle w:val="TableText"/>
-            </w:pPr>
-            <w:r>
-              <w:t xml:space="preserve">Teams prepare arguments.</w:t>
-            </w:r>
-          </w:p>
-        </w:tc>
-      </w:tr>
-      <w:tr>
-        <w:trPr>
-          <w:cantSplit/>
-        </w:trPr>
-        <w:tc>
-          <w:tcPr>
-            <w:tcW w:w="1826" w:type="dxa"/>
-          </w:tcPr>
-          <w:p>
-            <w:pPr>
-              <w:pStyle w:val="TableText"/>
-            </w:pPr>
-            <w:r>
+            <w:shd w:val="clear" w:color="auto" w:fill="EDF7F4"/>
+          </w:tcPr>
+          <w:p>
+            <w:pPr>
+              <w:pStyle w:val="TableText"/>
+            </w:pPr>
+            <w:r>
+              <w:t xml:space="preserve">Groups plan a presentation.</w:t>
+            </w:r>
+          </w:p>
+        </w:tc>
+      </w:tr>
+      <w:tr>
+        <w:trPr>
+          <w:cantSplit/>
+        </w:trPr>
+        <w:tc>
+          <w:tcPr>
+            <w:tcW w:w="1826" w:type="dxa"/>
+            <w:shd w:val="clear" w:color="auto" w:fill="FDF6E8"/>
+            <w:tcBorders>
+              <w:left w:val="single" w:sz="18" w:space="0" w:color="B07C12"/>
+            </w:tcBorders>
+          </w:tcPr>
+          <w:p>
+            <w:pPr>
+              <w:pStyle w:val="TableText"/>
+            </w:pPr>
+            <w:r>
+              <w:rPr>
+                <w:b/>
+                <w:color w:val="7D5205"/>
+              </w:rPr>
               <w:t xml:space="preserve">Production</w:t>
             </w:r>
           </w:p>
@@ -5227,6 +5748,7 @@
         <w:tc>
           <w:tcPr>
             <w:tcW w:w="974" w:type="dxa"/>
+            <w:shd w:val="clear" w:color="auto" w:fill="FDF6E8"/>
           </w:tcPr>
           <w:p>
             <w:pPr>
@@ -5240,30 +5762,39 @@
         <w:tc>
           <w:tcPr>
             <w:tcW w:w="7306" w:type="dxa"/>
-          </w:tcPr>
-          <w:p>
-            <w:pPr>
-              <w:pStyle w:val="TableText"/>
-            </w:pPr>
-            <w:r>
-              <w:t xml:space="preserve">Hold the debate.</w:t>
-            </w:r>
-          </w:p>
-        </w:tc>
-      </w:tr>
-      <w:tr>
-        <w:trPr>
-          <w:cantSplit/>
-        </w:trPr>
-        <w:tc>
-          <w:tcPr>
-            <w:tcW w:w="1826" w:type="dxa"/>
-          </w:tcPr>
-          <w:p>
-            <w:pPr>
-              <w:pStyle w:val="TableText"/>
-            </w:pPr>
-            <w:r>
+            <w:shd w:val="clear" w:color="auto" w:fill="FDF6E8"/>
+          </w:tcPr>
+          <w:p>
+            <w:pPr>
+              <w:pStyle w:val="TableText"/>
+            </w:pPr>
+            <w:r>
+              <w:t xml:space="preserve">Groups present.</w:t>
+            </w:r>
+          </w:p>
+        </w:tc>
+      </w:tr>
+      <w:tr>
+        <w:trPr>
+          <w:cantSplit/>
+        </w:trPr>
+        <w:tc>
+          <w:tcPr>
+            <w:tcW w:w="1826" w:type="dxa"/>
+            <w:shd w:val="clear" w:color="auto" w:fill="F7F9FB"/>
+            <w:tcBorders>
+              <w:left w:val="single" w:sz="18" w:space="0" w:color="8E98A4"/>
+            </w:tcBorders>
+          </w:tcPr>
+          <w:p>
+            <w:pPr>
+              <w:pStyle w:val="TableText"/>
+            </w:pPr>
+            <w:r>
+              <w:rPr>
+                <w:b/>
+                <w:color w:val="33404F"/>
+              </w:rPr>
               <w:t xml:space="preserve">Check and close</w:t>
             </w:r>
           </w:p>
@@ -5271,6 +5802,7 @@
         <w:tc>
           <w:tcPr>
             <w:tcW w:w="974" w:type="dxa"/>
+            <w:shd w:val="clear" w:color="auto" w:fill="F7F9FB"/>
           </w:tcPr>
           <w:p>
             <w:pPr>
@@ -5284,13 +5816,14 @@
         <w:tc>
           <w:tcPr>
             <w:tcW w:w="7306" w:type="dxa"/>
-          </w:tcPr>
-          <w:p>
-            <w:pPr>
-              <w:pStyle w:val="TableText"/>
-            </w:pPr>
-            <w:r>
-              <w:t xml:space="preserve">Class decides the winning side. </w:t>
+            <w:shd w:val="clear" w:color="auto" w:fill="F7F9FB"/>
+          </w:tcPr>
+          <w:p>
+            <w:pPr>
+              <w:pStyle w:val="TableText"/>
+            </w:pPr>
+            <w:r>
+              <w:t xml:space="preserve">Feedback on delivery. </w:t>
             </w:r>
             <w:r>
               <w:rPr>
@@ -5299,7 +5832,7 @@
               <w:t xml:space="preserve">Homework:</w:t>
             </w:r>
             <w:r>
-              <w:t xml:space="preserve"> Write a paragraph on social media.</w:t>
+              <w:t xml:space="preserve"> Prepare a presentation outline.</w:t>
             </w:r>
           </w:p>
         </w:tc>
@@ -5312,7 +5845,7 @@
         <w:keepNext/>
       </w:pPr>
       <w:r>
-        <w:t xml:space="preserve">Plan 17: Unit 7, Continuing Education</w:t>
+        <w:t xml:space="preserve">Plan 16: Unit 6, The Cyber World</w:t>
       </w:r>
     </w:p>
     <w:p>
@@ -5326,7 +5859,7 @@
         <w:t xml:space="preserve">Book activity:</w:t>
       </w:r>
       <w:r>
-        <w:t xml:space="preserve"> Speaking 1; Reading 1. </w:t>
+        <w:t xml:space="preserve"> Speaking: debate on social media. </w:t>
       </w:r>
       <w:r>
         <w:rPr>
@@ -5335,7 +5868,7 @@
         <w:t xml:space="preserve">Focus:</w:t>
       </w:r>
       <w:r>
-        <w:t xml:space="preserve"> Discussing the future after school.</w:t>
+        <w:t xml:space="preserve"> Debating.</w:t>
       </w:r>
     </w:p>
     <w:p>
@@ -5349,7 +5882,7 @@
         <w:t xml:space="preserve">Learning outcome:</w:t>
       </w:r>
       <w:r>
-        <w:t xml:space="preserve"> by the end of the lesson, students will be able to discuss feelings about leaving school and read about a technical college.</w:t>
+        <w:t xml:space="preserve"> by the end of the lesson, students will be able to debate the advantages and disadvantages of social media.</w:t>
       </w:r>
     </w:p>
     <w:p>
@@ -5363,7 +5896,7 @@
         <w:t xml:space="preserve">Materials:</w:t>
       </w:r>
       <w:r>
-        <w:t xml:space="preserve"> The discussion questions, Maradana College of Technology text.</w:t>
+        <w:t xml:space="preserve"> Debate topic.</w:t>
       </w:r>
     </w:p>
     <w:tbl>
@@ -5452,12 +5985,20 @@
         <w:tc>
           <w:tcPr>
             <w:tcW w:w="1826" w:type="dxa"/>
-          </w:tcPr>
-          <w:p>
-            <w:pPr>
-              <w:pStyle w:val="TableText"/>
-            </w:pPr>
-            <w:r>
+            <w:shd w:val="clear" w:color="auto" w:fill="EFF4FB"/>
+            <w:tcBorders>
+              <w:left w:val="single" w:sz="18" w:space="0" w:color="1E4276"/>
+            </w:tcBorders>
+          </w:tcPr>
+          <w:p>
+            <w:pPr>
+              <w:pStyle w:val="TableText"/>
+            </w:pPr>
+            <w:r>
+              <w:rPr>
+                <w:b/>
+                <w:color w:val="0F2647"/>
+              </w:rPr>
               <w:t xml:space="preserve">Presentation</w:t>
             </w:r>
           </w:p>
@@ -5465,6 +6006,7 @@
         <w:tc>
           <w:tcPr>
             <w:tcW w:w="974" w:type="dxa"/>
+            <w:shd w:val="clear" w:color="auto" w:fill="EFF4FB"/>
           </w:tcPr>
           <w:p>
             <w:pPr>
@@ -5478,30 +6020,39 @@
         <w:tc>
           <w:tcPr>
             <w:tcW w:w="7306" w:type="dxa"/>
-          </w:tcPr>
-          <w:p>
-            <w:pPr>
-              <w:pStyle w:val="TableText"/>
-            </w:pPr>
-            <w:r>
-              <w:t xml:space="preserve">Discuss the questions in pairs and groups. Look at the college picture.</w:t>
-            </w:r>
-          </w:p>
-        </w:tc>
-      </w:tr>
-      <w:tr>
-        <w:trPr>
-          <w:cantSplit/>
-        </w:trPr>
-        <w:tc>
-          <w:tcPr>
-            <w:tcW w:w="1826" w:type="dxa"/>
-          </w:tcPr>
-          <w:p>
-            <w:pPr>
-              <w:pStyle w:val="TableText"/>
-            </w:pPr>
-            <w:r>
+            <w:shd w:val="clear" w:color="auto" w:fill="EFF4FB"/>
+          </w:tcPr>
+          <w:p>
+            <w:pPr>
+              <w:pStyle w:val="TableText"/>
+            </w:pPr>
+            <w:r>
+              <w:t xml:space="preserve">Explain debate rules. Brainstorm points.</w:t>
+            </w:r>
+          </w:p>
+        </w:tc>
+      </w:tr>
+      <w:tr>
+        <w:trPr>
+          <w:cantSplit/>
+        </w:trPr>
+        <w:tc>
+          <w:tcPr>
+            <w:tcW w:w="1826" w:type="dxa"/>
+            <w:shd w:val="clear" w:color="auto" w:fill="EDF7F4"/>
+            <w:tcBorders>
+              <w:left w:val="single" w:sz="18" w:space="0" w:color="0E7C66"/>
+            </w:tcBorders>
+          </w:tcPr>
+          <w:p>
+            <w:pPr>
+              <w:pStyle w:val="TableText"/>
+            </w:pPr>
+            <w:r>
+              <w:rPr>
+                <w:b/>
+                <w:color w:val="08503F"/>
+              </w:rPr>
               <w:t xml:space="preserve">Practice</w:t>
             </w:r>
           </w:p>
@@ -5509,6 +6060,7 @@
         <w:tc>
           <w:tcPr>
             <w:tcW w:w="974" w:type="dxa"/>
+            <w:shd w:val="clear" w:color="auto" w:fill="EDF7F4"/>
           </w:tcPr>
           <w:p>
             <w:pPr>
@@ -5522,30 +6074,39 @@
         <w:tc>
           <w:tcPr>
             <w:tcW w:w="7306" w:type="dxa"/>
-          </w:tcPr>
-          <w:p>
-            <w:pPr>
-              <w:pStyle w:val="TableText"/>
-            </w:pPr>
-            <w:r>
-              <w:t xml:space="preserve">Read the text and answer the questions.</w:t>
-            </w:r>
-          </w:p>
-        </w:tc>
-      </w:tr>
-      <w:tr>
-        <w:trPr>
-          <w:cantSplit/>
-        </w:trPr>
-        <w:tc>
-          <w:tcPr>
-            <w:tcW w:w="1826" w:type="dxa"/>
-          </w:tcPr>
-          <w:p>
-            <w:pPr>
-              <w:pStyle w:val="TableText"/>
-            </w:pPr>
-            <w:r>
+            <w:shd w:val="clear" w:color="auto" w:fill="EDF7F4"/>
+          </w:tcPr>
+          <w:p>
+            <w:pPr>
+              <w:pStyle w:val="TableText"/>
+            </w:pPr>
+            <w:r>
+              <w:t xml:space="preserve">Teams prepare arguments.</w:t>
+            </w:r>
+          </w:p>
+        </w:tc>
+      </w:tr>
+      <w:tr>
+        <w:trPr>
+          <w:cantSplit/>
+        </w:trPr>
+        <w:tc>
+          <w:tcPr>
+            <w:tcW w:w="1826" w:type="dxa"/>
+            <w:shd w:val="clear" w:color="auto" w:fill="FDF6E8"/>
+            <w:tcBorders>
+              <w:left w:val="single" w:sz="18" w:space="0" w:color="B07C12"/>
+            </w:tcBorders>
+          </w:tcPr>
+          <w:p>
+            <w:pPr>
+              <w:pStyle w:val="TableText"/>
+            </w:pPr>
+            <w:r>
+              <w:rPr>
+                <w:b/>
+                <w:color w:val="7D5205"/>
+              </w:rPr>
               <w:t xml:space="preserve">Production</w:t>
             </w:r>
           </w:p>
@@ -5553,6 +6114,7 @@
         <w:tc>
           <w:tcPr>
             <w:tcW w:w="974" w:type="dxa"/>
+            <w:shd w:val="clear" w:color="auto" w:fill="FDF6E8"/>
           </w:tcPr>
           <w:p>
             <w:pPr>
@@ -5566,30 +6128,39 @@
         <w:tc>
           <w:tcPr>
             <w:tcW w:w="7306" w:type="dxa"/>
-          </w:tcPr>
-          <w:p>
-            <w:pPr>
-              <w:pStyle w:val="TableText"/>
-            </w:pPr>
-            <w:r>
-              <w:t xml:space="preserve">Groups present options after A/L.</w:t>
-            </w:r>
-          </w:p>
-        </w:tc>
-      </w:tr>
-      <w:tr>
-        <w:trPr>
-          <w:cantSplit/>
-        </w:trPr>
-        <w:tc>
-          <w:tcPr>
-            <w:tcW w:w="1826" w:type="dxa"/>
-          </w:tcPr>
-          <w:p>
-            <w:pPr>
-              <w:pStyle w:val="TableText"/>
-            </w:pPr>
-            <w:r>
+            <w:shd w:val="clear" w:color="auto" w:fill="FDF6E8"/>
+          </w:tcPr>
+          <w:p>
+            <w:pPr>
+              <w:pStyle w:val="TableText"/>
+            </w:pPr>
+            <w:r>
+              <w:t xml:space="preserve">Hold the debate.</w:t>
+            </w:r>
+          </w:p>
+        </w:tc>
+      </w:tr>
+      <w:tr>
+        <w:trPr>
+          <w:cantSplit/>
+        </w:trPr>
+        <w:tc>
+          <w:tcPr>
+            <w:tcW w:w="1826" w:type="dxa"/>
+            <w:shd w:val="clear" w:color="auto" w:fill="F7F9FB"/>
+            <w:tcBorders>
+              <w:left w:val="single" w:sz="18" w:space="0" w:color="8E98A4"/>
+            </w:tcBorders>
+          </w:tcPr>
+          <w:p>
+            <w:pPr>
+              <w:pStyle w:val="TableText"/>
+            </w:pPr>
+            <w:r>
+              <w:rPr>
+                <w:b/>
+                <w:color w:val="33404F"/>
+              </w:rPr>
               <w:t xml:space="preserve">Check and close</w:t>
             </w:r>
           </w:p>
@@ -5597,6 +6168,7 @@
         <w:tc>
           <w:tcPr>
             <w:tcW w:w="974" w:type="dxa"/>
+            <w:shd w:val="clear" w:color="auto" w:fill="F7F9FB"/>
           </w:tcPr>
           <w:p>
             <w:pPr>
@@ -5610,13 +6182,14 @@
         <w:tc>
           <w:tcPr>
             <w:tcW w:w="7306" w:type="dxa"/>
-          </w:tcPr>
-          <w:p>
-            <w:pPr>
-              <w:pStyle w:val="TableText"/>
-            </w:pPr>
-            <w:r>
-              <w:t xml:space="preserve">Share one option. </w:t>
+            <w:shd w:val="clear" w:color="auto" w:fill="F7F9FB"/>
+          </w:tcPr>
+          <w:p>
+            <w:pPr>
+              <w:pStyle w:val="TableText"/>
+            </w:pPr>
+            <w:r>
+              <w:t xml:space="preserve">Class decides the winning side. </w:t>
             </w:r>
             <w:r>
               <w:rPr>
@@ -5625,7 +6198,7 @@
               <w:t xml:space="preserve">Homework:</w:t>
             </w:r>
             <w:r>
-              <w:t xml:space="preserve"> Write about your plans after school.</w:t>
+              <w:t xml:space="preserve"> Write a paragraph on social media.</w:t>
             </w:r>
           </w:p>
         </w:tc>
@@ -5638,7 +6211,7 @@
         <w:keepNext/>
       </w:pPr>
       <w:r>
-        <w:t xml:space="preserve">Plan 18: Unit 7, Continuing Education</w:t>
+        <w:t xml:space="preserve">Plan 17: Unit 7, Continuing Education</w:t>
       </w:r>
     </w:p>
     <w:p>
@@ -5652,7 +6225,7 @@
         <w:t xml:space="preserve">Book activity:</w:t>
       </w:r>
       <w:r>
-        <w:t xml:space="preserve"> Speaking: table of diplomas; Listening. </w:t>
+        <w:t xml:space="preserve"> Speaking 1; Reading 1. </w:t>
       </w:r>
       <w:r>
         <w:rPr>
@@ -5661,7 +6234,7 @@
         <w:t xml:space="preserve">Focus:</w:t>
       </w:r>
       <w:r>
-        <w:t xml:space="preserve"> Asking and answering questions from a table.</w:t>
+        <w:t xml:space="preserve"> Discussing the future after school.</w:t>
       </w:r>
     </w:p>
     <w:p>
@@ -5675,7 +6248,7 @@
         <w:t xml:space="preserve">Learning outcome:</w:t>
       </w:r>
       <w:r>
-        <w:t xml:space="preserve"> by the end of the lesson, students will be able to form questions from a table and listen for specific information.</w:t>
+        <w:t xml:space="preserve"> by the end of the lesson, students will be able to discuss feelings about leaving school and read about a technical college.</w:t>
       </w:r>
     </w:p>
     <w:p>
@@ -5689,7 +6262,7 @@
         <w:t xml:space="preserve">Materials:</w:t>
       </w:r>
       <w:r>
-        <w:t xml:space="preserve"> The diploma table, the listening text.</w:t>
+        <w:t xml:space="preserve"> The discussion questions, Maradana College of Technology text.</w:t>
       </w:r>
     </w:p>
     <w:tbl>
@@ -5778,12 +6351,20 @@
         <w:tc>
           <w:tcPr>
             <w:tcW w:w="1826" w:type="dxa"/>
-          </w:tcPr>
-          <w:p>
-            <w:pPr>
-              <w:pStyle w:val="TableText"/>
-            </w:pPr>
-            <w:r>
+            <w:shd w:val="clear" w:color="auto" w:fill="EFF4FB"/>
+            <w:tcBorders>
+              <w:left w:val="single" w:sz="18" w:space="0" w:color="1E4276"/>
+            </w:tcBorders>
+          </w:tcPr>
+          <w:p>
+            <w:pPr>
+              <w:pStyle w:val="TableText"/>
+            </w:pPr>
+            <w:r>
+              <w:rPr>
+                <w:b/>
+                <w:color w:val="0F2647"/>
+              </w:rPr>
               <w:t xml:space="preserve">Presentation</w:t>
             </w:r>
           </w:p>
@@ -5791,6 +6372,7 @@
         <w:tc>
           <w:tcPr>
             <w:tcW w:w="974" w:type="dxa"/>
+            <w:shd w:val="clear" w:color="auto" w:fill="EFF4FB"/>
           </w:tcPr>
           <w:p>
             <w:pPr>
@@ -5804,30 +6386,39 @@
         <w:tc>
           <w:tcPr>
             <w:tcW w:w="7306" w:type="dxa"/>
-          </w:tcPr>
-          <w:p>
-            <w:pPr>
-              <w:pStyle w:val="TableText"/>
-            </w:pPr>
-            <w:r>
-              <w:t xml:space="preserve">Show question forms from the table. Pre-teach listening vocabulary.</w:t>
-            </w:r>
-          </w:p>
-        </w:tc>
-      </w:tr>
-      <w:tr>
-        <w:trPr>
-          <w:cantSplit/>
-        </w:trPr>
-        <w:tc>
-          <w:tcPr>
-            <w:tcW w:w="1826" w:type="dxa"/>
-          </w:tcPr>
-          <w:p>
-            <w:pPr>
-              <w:pStyle w:val="TableText"/>
-            </w:pPr>
-            <w:r>
+            <w:shd w:val="clear" w:color="auto" w:fill="EFF4FB"/>
+          </w:tcPr>
+          <w:p>
+            <w:pPr>
+              <w:pStyle w:val="TableText"/>
+            </w:pPr>
+            <w:r>
+              <w:t xml:space="preserve">Discuss the questions in pairs and groups. Look at the college picture.</w:t>
+            </w:r>
+          </w:p>
+        </w:tc>
+      </w:tr>
+      <w:tr>
+        <w:trPr>
+          <w:cantSplit/>
+        </w:trPr>
+        <w:tc>
+          <w:tcPr>
+            <w:tcW w:w="1826" w:type="dxa"/>
+            <w:shd w:val="clear" w:color="auto" w:fill="EDF7F4"/>
+            <w:tcBorders>
+              <w:left w:val="single" w:sz="18" w:space="0" w:color="0E7C66"/>
+            </w:tcBorders>
+          </w:tcPr>
+          <w:p>
+            <w:pPr>
+              <w:pStyle w:val="TableText"/>
+            </w:pPr>
+            <w:r>
+              <w:rPr>
+                <w:b/>
+                <w:color w:val="08503F"/>
+              </w:rPr>
               <w:t xml:space="preserve">Practice</w:t>
             </w:r>
           </w:p>
@@ -5835,6 +6426,7 @@
         <w:tc>
           <w:tcPr>
             <w:tcW w:w="974" w:type="dxa"/>
+            <w:shd w:val="clear" w:color="auto" w:fill="EDF7F4"/>
           </w:tcPr>
           <w:p>
             <w:pPr>
@@ -5848,30 +6440,39 @@
         <w:tc>
           <w:tcPr>
             <w:tcW w:w="7306" w:type="dxa"/>
-          </w:tcPr>
-          <w:p>
-            <w:pPr>
-              <w:pStyle w:val="TableText"/>
-            </w:pPr>
-            <w:r>
-              <w:t xml:space="preserve">Groups make ten questions from the table.</w:t>
-            </w:r>
-          </w:p>
-        </w:tc>
-      </w:tr>
-      <w:tr>
-        <w:trPr>
-          <w:cantSplit/>
-        </w:trPr>
-        <w:tc>
-          <w:tcPr>
-            <w:tcW w:w="1826" w:type="dxa"/>
-          </w:tcPr>
-          <w:p>
-            <w:pPr>
-              <w:pStyle w:val="TableText"/>
-            </w:pPr>
-            <w:r>
+            <w:shd w:val="clear" w:color="auto" w:fill="EDF7F4"/>
+          </w:tcPr>
+          <w:p>
+            <w:pPr>
+              <w:pStyle w:val="TableText"/>
+            </w:pPr>
+            <w:r>
+              <w:t xml:space="preserve">Read the text and answer the questions.</w:t>
+            </w:r>
+          </w:p>
+        </w:tc>
+      </w:tr>
+      <w:tr>
+        <w:trPr>
+          <w:cantSplit/>
+        </w:trPr>
+        <w:tc>
+          <w:tcPr>
+            <w:tcW w:w="1826" w:type="dxa"/>
+            <w:shd w:val="clear" w:color="auto" w:fill="FDF6E8"/>
+            <w:tcBorders>
+              <w:left w:val="single" w:sz="18" w:space="0" w:color="B07C12"/>
+            </w:tcBorders>
+          </w:tcPr>
+          <w:p>
+            <w:pPr>
+              <w:pStyle w:val="TableText"/>
+            </w:pPr>
+            <w:r>
+              <w:rPr>
+                <w:b/>
+                <w:color w:val="7D5205"/>
+              </w:rPr>
               <w:t xml:space="preserve">Production</w:t>
             </w:r>
           </w:p>
@@ -5879,6 +6480,7 @@
         <w:tc>
           <w:tcPr>
             <w:tcW w:w="974" w:type="dxa"/>
+            <w:shd w:val="clear" w:color="auto" w:fill="FDF6E8"/>
           </w:tcPr>
           <w:p>
             <w:pPr>
@@ -5892,30 +6494,39 @@
         <w:tc>
           <w:tcPr>
             <w:tcW w:w="7306" w:type="dxa"/>
-          </w:tcPr>
-          <w:p>
-            <w:pPr>
-              <w:pStyle w:val="TableText"/>
-            </w:pPr>
-            <w:r>
-              <w:t xml:space="preserve">Listen to the conversation among four friends and answer.</w:t>
-            </w:r>
-          </w:p>
-        </w:tc>
-      </w:tr>
-      <w:tr>
-        <w:trPr>
-          <w:cantSplit/>
-        </w:trPr>
-        <w:tc>
-          <w:tcPr>
-            <w:tcW w:w="1826" w:type="dxa"/>
-          </w:tcPr>
-          <w:p>
-            <w:pPr>
-              <w:pStyle w:val="TableText"/>
-            </w:pPr>
-            <w:r>
+            <w:shd w:val="clear" w:color="auto" w:fill="FDF6E8"/>
+          </w:tcPr>
+          <w:p>
+            <w:pPr>
+              <w:pStyle w:val="TableText"/>
+            </w:pPr>
+            <w:r>
+              <w:t xml:space="preserve">Groups present options after A/L.</w:t>
+            </w:r>
+          </w:p>
+        </w:tc>
+      </w:tr>
+      <w:tr>
+        <w:trPr>
+          <w:cantSplit/>
+        </w:trPr>
+        <w:tc>
+          <w:tcPr>
+            <w:tcW w:w="1826" w:type="dxa"/>
+            <w:shd w:val="clear" w:color="auto" w:fill="F7F9FB"/>
+            <w:tcBorders>
+              <w:left w:val="single" w:sz="18" w:space="0" w:color="8E98A4"/>
+            </w:tcBorders>
+          </w:tcPr>
+          <w:p>
+            <w:pPr>
+              <w:pStyle w:val="TableText"/>
+            </w:pPr>
+            <w:r>
+              <w:rPr>
+                <w:b/>
+                <w:color w:val="33404F"/>
+              </w:rPr>
               <w:t xml:space="preserve">Check and close</w:t>
             </w:r>
           </w:p>
@@ -5923,6 +6534,7 @@
         <w:tc>
           <w:tcPr>
             <w:tcW w:w="974" w:type="dxa"/>
+            <w:shd w:val="clear" w:color="auto" w:fill="F7F9FB"/>
           </w:tcPr>
           <w:p>
             <w:pPr>
@@ -5936,13 +6548,14 @@
         <w:tc>
           <w:tcPr>
             <w:tcW w:w="7306" w:type="dxa"/>
-          </w:tcPr>
-          <w:p>
-            <w:pPr>
-              <w:pStyle w:val="TableText"/>
-            </w:pPr>
-            <w:r>
-              <w:t xml:space="preserve">Share answers. </w:t>
+            <w:shd w:val="clear" w:color="auto" w:fill="F7F9FB"/>
+          </w:tcPr>
+          <w:p>
+            <w:pPr>
+              <w:pStyle w:val="TableText"/>
+            </w:pPr>
+            <w:r>
+              <w:t xml:space="preserve">Share one option. </w:t>
             </w:r>
             <w:r>
               <w:rPr>
@@ -5951,7 +6564,7 @@
               <w:t xml:space="preserve">Homework:</w:t>
             </w:r>
             <w:r>
-              <w:t xml:space="preserve"> Research one higher-education course.</w:t>
+              <w:t xml:space="preserve"> Write about your plans after school.</w:t>
             </w:r>
           </w:p>
         </w:tc>
@@ -5964,7 +6577,7 @@
         <w:keepNext/>
       </w:pPr>
       <w:r>
-        <w:t xml:space="preserve">Plan 19: Unit 8, Employment</w:t>
+        <w:t xml:space="preserve">Plan 18: Unit 7, Continuing Education</w:t>
       </w:r>
     </w:p>
     <w:p>
@@ -5978,7 +6591,7 @@
         <w:t xml:space="preserve">Book activity:</w:t>
       </w:r>
       <w:r>
-        <w:t xml:space="preserve"> Reading: advertisements. </w:t>
+        <w:t xml:space="preserve"> Speaking: table of diplomas; Listening. </w:t>
       </w:r>
       <w:r>
         <w:rPr>
@@ -5987,7 +6600,7 @@
         <w:t xml:space="preserve">Focus:</w:t>
       </w:r>
       <w:r>
-        <w:t xml:space="preserve"> Reading job advertisements.</w:t>
+        <w:t xml:space="preserve"> Asking and answering questions from a table.</w:t>
       </w:r>
     </w:p>
     <w:p>
@@ -6001,7 +6614,7 @@
         <w:t xml:space="preserve">Learning outcome:</w:t>
       </w:r>
       <w:r>
-        <w:t xml:space="preserve"> by the end of the lesson, students will be able to extract key information from job advertisements.</w:t>
+        <w:t xml:space="preserve"> by the end of the lesson, students will be able to form questions from a table and listen for specific information.</w:t>
       </w:r>
     </w:p>
     <w:p>
@@ -6015,7 +6628,7 @@
         <w:t xml:space="preserve">Materials:</w:t>
       </w:r>
       <w:r>
-        <w:t xml:space="preserve"> The advertisements.</w:t>
+        <w:t xml:space="preserve"> The diploma table, the listening text.</w:t>
       </w:r>
     </w:p>
     <w:tbl>
@@ -6104,12 +6717,20 @@
         <w:tc>
           <w:tcPr>
             <w:tcW w:w="1826" w:type="dxa"/>
-          </w:tcPr>
-          <w:p>
-            <w:pPr>
-              <w:pStyle w:val="TableText"/>
-            </w:pPr>
-            <w:r>
+            <w:shd w:val="clear" w:color="auto" w:fill="EFF4FB"/>
+            <w:tcBorders>
+              <w:left w:val="single" w:sz="18" w:space="0" w:color="1E4276"/>
+            </w:tcBorders>
+          </w:tcPr>
+          <w:p>
+            <w:pPr>
+              <w:pStyle w:val="TableText"/>
+            </w:pPr>
+            <w:r>
+              <w:rPr>
+                <w:b/>
+                <w:color w:val="0F2647"/>
+              </w:rPr>
               <w:t xml:space="preserve">Presentation</w:t>
             </w:r>
           </w:p>
@@ -6117,6 +6738,7 @@
         <w:tc>
           <w:tcPr>
             <w:tcW w:w="974" w:type="dxa"/>
+            <w:shd w:val="clear" w:color="auto" w:fill="EFF4FB"/>
           </w:tcPr>
           <w:p>
             <w:pPr>
@@ -6130,30 +6752,39 @@
         <w:tc>
           <w:tcPr>
             <w:tcW w:w="7306" w:type="dxa"/>
-          </w:tcPr>
-          <w:p>
-            <w:pPr>
-              <w:pStyle w:val="TableText"/>
-            </w:pPr>
-            <w:r>
-              <w:t xml:space="preserve">Discuss where job advertisements appear. Pre-teach vocabulary.</w:t>
-            </w:r>
-          </w:p>
-        </w:tc>
-      </w:tr>
-      <w:tr>
-        <w:trPr>
-          <w:cantSplit/>
-        </w:trPr>
-        <w:tc>
-          <w:tcPr>
-            <w:tcW w:w="1826" w:type="dxa"/>
-          </w:tcPr>
-          <w:p>
-            <w:pPr>
-              <w:pStyle w:val="TableText"/>
-            </w:pPr>
-            <w:r>
+            <w:shd w:val="clear" w:color="auto" w:fill="EFF4FB"/>
+          </w:tcPr>
+          <w:p>
+            <w:pPr>
+              <w:pStyle w:val="TableText"/>
+            </w:pPr>
+            <w:r>
+              <w:t xml:space="preserve">Show question forms from the table. Pre-teach listening vocabulary.</w:t>
+            </w:r>
+          </w:p>
+        </w:tc>
+      </w:tr>
+      <w:tr>
+        <w:trPr>
+          <w:cantSplit/>
+        </w:trPr>
+        <w:tc>
+          <w:tcPr>
+            <w:tcW w:w="1826" w:type="dxa"/>
+            <w:shd w:val="clear" w:color="auto" w:fill="EDF7F4"/>
+            <w:tcBorders>
+              <w:left w:val="single" w:sz="18" w:space="0" w:color="0E7C66"/>
+            </w:tcBorders>
+          </w:tcPr>
+          <w:p>
+            <w:pPr>
+              <w:pStyle w:val="TableText"/>
+            </w:pPr>
+            <w:r>
+              <w:rPr>
+                <w:b/>
+                <w:color w:val="08503F"/>
+              </w:rPr>
               <w:t xml:space="preserve">Practice</w:t>
             </w:r>
           </w:p>
@@ -6161,6 +6792,7 @@
         <w:tc>
           <w:tcPr>
             <w:tcW w:w="974" w:type="dxa"/>
+            <w:shd w:val="clear" w:color="auto" w:fill="EDF7F4"/>
           </w:tcPr>
           <w:p>
             <w:pPr>
@@ -6174,30 +6806,39 @@
         <w:tc>
           <w:tcPr>
             <w:tcW w:w="7306" w:type="dxa"/>
-          </w:tcPr>
-          <w:p>
-            <w:pPr>
-              <w:pStyle w:val="TableText"/>
-            </w:pPr>
-            <w:r>
-              <w:t xml:space="preserve">Read the advertisements and answer the questions.</w:t>
-            </w:r>
-          </w:p>
-        </w:tc>
-      </w:tr>
-      <w:tr>
-        <w:trPr>
-          <w:cantSplit/>
-        </w:trPr>
-        <w:tc>
-          <w:tcPr>
-            <w:tcW w:w="1826" w:type="dxa"/>
-          </w:tcPr>
-          <w:p>
-            <w:pPr>
-              <w:pStyle w:val="TableText"/>
-            </w:pPr>
-            <w:r>
+            <w:shd w:val="clear" w:color="auto" w:fill="EDF7F4"/>
+          </w:tcPr>
+          <w:p>
+            <w:pPr>
+              <w:pStyle w:val="TableText"/>
+            </w:pPr>
+            <w:r>
+              <w:t xml:space="preserve">Groups make ten questions from the table.</w:t>
+            </w:r>
+          </w:p>
+        </w:tc>
+      </w:tr>
+      <w:tr>
+        <w:trPr>
+          <w:cantSplit/>
+        </w:trPr>
+        <w:tc>
+          <w:tcPr>
+            <w:tcW w:w="1826" w:type="dxa"/>
+            <w:shd w:val="clear" w:color="auto" w:fill="FDF6E8"/>
+            <w:tcBorders>
+              <w:left w:val="single" w:sz="18" w:space="0" w:color="B07C12"/>
+            </w:tcBorders>
+          </w:tcPr>
+          <w:p>
+            <w:pPr>
+              <w:pStyle w:val="TableText"/>
+            </w:pPr>
+            <w:r>
+              <w:rPr>
+                <w:b/>
+                <w:color w:val="7D5205"/>
+              </w:rPr>
               <w:t xml:space="preserve">Production</w:t>
             </w:r>
           </w:p>
@@ -6205,6 +6846,7 @@
         <w:tc>
           <w:tcPr>
             <w:tcW w:w="974" w:type="dxa"/>
+            <w:shd w:val="clear" w:color="auto" w:fill="FDF6E8"/>
           </w:tcPr>
           <w:p>
             <w:pPr>
@@ -6218,30 +6860,39 @@
         <w:tc>
           <w:tcPr>
             <w:tcW w:w="7306" w:type="dxa"/>
-          </w:tcPr>
-          <w:p>
-            <w:pPr>
-              <w:pStyle w:val="TableText"/>
-            </w:pPr>
-            <w:r>
-              <w:t xml:space="preserve">Choose a job and explain why it suits you.</w:t>
-            </w:r>
-          </w:p>
-        </w:tc>
-      </w:tr>
-      <w:tr>
-        <w:trPr>
-          <w:cantSplit/>
-        </w:trPr>
-        <w:tc>
-          <w:tcPr>
-            <w:tcW w:w="1826" w:type="dxa"/>
-          </w:tcPr>
-          <w:p>
-            <w:pPr>
-              <w:pStyle w:val="TableText"/>
-            </w:pPr>
-            <w:r>
+            <w:shd w:val="clear" w:color="auto" w:fill="FDF6E8"/>
+          </w:tcPr>
+          <w:p>
+            <w:pPr>
+              <w:pStyle w:val="TableText"/>
+            </w:pPr>
+            <w:r>
+              <w:t xml:space="preserve">Listen to the conversation among four friends and answer.</w:t>
+            </w:r>
+          </w:p>
+        </w:tc>
+      </w:tr>
+      <w:tr>
+        <w:trPr>
+          <w:cantSplit/>
+        </w:trPr>
+        <w:tc>
+          <w:tcPr>
+            <w:tcW w:w="1826" w:type="dxa"/>
+            <w:shd w:val="clear" w:color="auto" w:fill="F7F9FB"/>
+            <w:tcBorders>
+              <w:left w:val="single" w:sz="18" w:space="0" w:color="8E98A4"/>
+            </w:tcBorders>
+          </w:tcPr>
+          <w:p>
+            <w:pPr>
+              <w:pStyle w:val="TableText"/>
+            </w:pPr>
+            <w:r>
+              <w:rPr>
+                <w:b/>
+                <w:color w:val="33404F"/>
+              </w:rPr>
               <w:t xml:space="preserve">Check and close</w:t>
             </w:r>
           </w:p>
@@ -6249,6 +6900,7 @@
         <w:tc>
           <w:tcPr>
             <w:tcW w:w="974" w:type="dxa"/>
+            <w:shd w:val="clear" w:color="auto" w:fill="F7F9FB"/>
           </w:tcPr>
           <w:p>
             <w:pPr>
@@ -6262,13 +6914,14 @@
         <w:tc>
           <w:tcPr>
             <w:tcW w:w="7306" w:type="dxa"/>
-          </w:tcPr>
-          <w:p>
-            <w:pPr>
-              <w:pStyle w:val="TableText"/>
-            </w:pPr>
-            <w:r>
-              <w:t xml:space="preserve">Share choices. </w:t>
+            <w:shd w:val="clear" w:color="auto" w:fill="F7F9FB"/>
+          </w:tcPr>
+          <w:p>
+            <w:pPr>
+              <w:pStyle w:val="TableText"/>
+            </w:pPr>
+            <w:r>
+              <w:t xml:space="preserve">Share answers. </w:t>
             </w:r>
             <w:r>
               <w:rPr>
@@ -6277,7 +6930,7 @@
               <w:t xml:space="preserve">Homework:</w:t>
             </w:r>
             <w:r>
-              <w:t xml:space="preserve"> Collect a real job advertisement.</w:t>
+              <w:t xml:space="preserve"> Research one higher-education course.</w:t>
             </w:r>
           </w:p>
         </w:tc>
@@ -6290,7 +6943,7 @@
         <w:keepNext/>
       </w:pPr>
       <w:r>
-        <w:t xml:space="preserve">Plan 20: Unit 8, Employment</w:t>
+        <w:t xml:space="preserve">Plan 19: Unit 8, Employment</w:t>
       </w:r>
     </w:p>
     <w:p>
@@ -6304,7 +6957,7 @@
         <w:t xml:space="preserve">Book activity:</w:t>
       </w:r>
       <w:r>
-        <w:t xml:space="preserve"> Writing: cover letter. </w:t>
+        <w:t xml:space="preserve"> Reading: advertisements. </w:t>
       </w:r>
       <w:r>
         <w:rPr>
@@ -6313,7 +6966,7 @@
         <w:t xml:space="preserve">Focus:</w:t>
       </w:r>
       <w:r>
-        <w:t xml:space="preserve"> Writing a covering letter.</w:t>
+        <w:t xml:space="preserve"> Reading job advertisements.</w:t>
       </w:r>
     </w:p>
     <w:p>
@@ -6327,7 +6980,7 @@
         <w:t xml:space="preserve">Learning outcome:</w:t>
       </w:r>
       <w:r>
-        <w:t xml:space="preserve"> by the end of the lesson, students will be able to write a covering letter for a job advertisement.</w:t>
+        <w:t xml:space="preserve"> by the end of the lesson, students will be able to extract key information from job advertisements.</w:t>
       </w:r>
     </w:p>
     <w:p>
@@ -6341,7 +6994,7 @@
         <w:t xml:space="preserve">Materials:</w:t>
       </w:r>
       <w:r>
-        <w:t xml:space="preserve"> The model letters.</w:t>
+        <w:t xml:space="preserve"> The advertisements.</w:t>
       </w:r>
     </w:p>
     <w:tbl>
@@ -6430,12 +7083,20 @@
         <w:tc>
           <w:tcPr>
             <w:tcW w:w="1826" w:type="dxa"/>
-          </w:tcPr>
-          <w:p>
-            <w:pPr>
-              <w:pStyle w:val="TableText"/>
-            </w:pPr>
-            <w:r>
+            <w:shd w:val="clear" w:color="auto" w:fill="EFF4FB"/>
+            <w:tcBorders>
+              <w:left w:val="single" w:sz="18" w:space="0" w:color="1E4276"/>
+            </w:tcBorders>
+          </w:tcPr>
+          <w:p>
+            <w:pPr>
+              <w:pStyle w:val="TableText"/>
+            </w:pPr>
+            <w:r>
+              <w:rPr>
+                <w:b/>
+                <w:color w:val="0F2647"/>
+              </w:rPr>
               <w:t xml:space="preserve">Presentation</w:t>
             </w:r>
           </w:p>
@@ -6443,6 +7104,7 @@
         <w:tc>
           <w:tcPr>
             <w:tcW w:w="974" w:type="dxa"/>
+            <w:shd w:val="clear" w:color="auto" w:fill="EFF4FB"/>
           </w:tcPr>
           <w:p>
             <w:pPr>
@@ -6456,6 +7118,373 @@
         <w:tc>
           <w:tcPr>
             <w:tcW w:w="7306" w:type="dxa"/>
+            <w:shd w:val="clear" w:color="auto" w:fill="EFF4FB"/>
+          </w:tcPr>
+          <w:p>
+            <w:pPr>
+              <w:pStyle w:val="TableText"/>
+            </w:pPr>
+            <w:r>
+              <w:t xml:space="preserve">Discuss where job advertisements appear. Pre-teach vocabulary.</w:t>
+            </w:r>
+          </w:p>
+        </w:tc>
+      </w:tr>
+      <w:tr>
+        <w:trPr>
+          <w:cantSplit/>
+        </w:trPr>
+        <w:tc>
+          <w:tcPr>
+            <w:tcW w:w="1826" w:type="dxa"/>
+            <w:shd w:val="clear" w:color="auto" w:fill="EDF7F4"/>
+            <w:tcBorders>
+              <w:left w:val="single" w:sz="18" w:space="0" w:color="0E7C66"/>
+            </w:tcBorders>
+          </w:tcPr>
+          <w:p>
+            <w:pPr>
+              <w:pStyle w:val="TableText"/>
+            </w:pPr>
+            <w:r>
+              <w:rPr>
+                <w:b/>
+                <w:color w:val="08503F"/>
+              </w:rPr>
+              <w:t xml:space="preserve">Practice</w:t>
+            </w:r>
+          </w:p>
+        </w:tc>
+        <w:tc>
+          <w:tcPr>
+            <w:tcW w:w="974" w:type="dxa"/>
+            <w:shd w:val="clear" w:color="auto" w:fill="EDF7F4"/>
+          </w:tcPr>
+          <w:p>
+            <w:pPr>
+              <w:pStyle w:val="TableText"/>
+            </w:pPr>
+            <w:r>
+              <w:t xml:space="preserve">12 min</w:t>
+            </w:r>
+          </w:p>
+        </w:tc>
+        <w:tc>
+          <w:tcPr>
+            <w:tcW w:w="7306" w:type="dxa"/>
+            <w:shd w:val="clear" w:color="auto" w:fill="EDF7F4"/>
+          </w:tcPr>
+          <w:p>
+            <w:pPr>
+              <w:pStyle w:val="TableText"/>
+            </w:pPr>
+            <w:r>
+              <w:t xml:space="preserve">Read the advertisements and answer the questions.</w:t>
+            </w:r>
+          </w:p>
+        </w:tc>
+      </w:tr>
+      <w:tr>
+        <w:trPr>
+          <w:cantSplit/>
+        </w:trPr>
+        <w:tc>
+          <w:tcPr>
+            <w:tcW w:w="1826" w:type="dxa"/>
+            <w:shd w:val="clear" w:color="auto" w:fill="FDF6E8"/>
+            <w:tcBorders>
+              <w:left w:val="single" w:sz="18" w:space="0" w:color="B07C12"/>
+            </w:tcBorders>
+          </w:tcPr>
+          <w:p>
+            <w:pPr>
+              <w:pStyle w:val="TableText"/>
+            </w:pPr>
+            <w:r>
+              <w:rPr>
+                <w:b/>
+                <w:color w:val="7D5205"/>
+              </w:rPr>
+              <w:t xml:space="preserve">Production</w:t>
+            </w:r>
+          </w:p>
+        </w:tc>
+        <w:tc>
+          <w:tcPr>
+            <w:tcW w:w="974" w:type="dxa"/>
+            <w:shd w:val="clear" w:color="auto" w:fill="FDF6E8"/>
+          </w:tcPr>
+          <w:p>
+            <w:pPr>
+              <w:pStyle w:val="TableText"/>
+            </w:pPr>
+            <w:r>
+              <w:t xml:space="preserve">13 min</w:t>
+            </w:r>
+          </w:p>
+        </w:tc>
+        <w:tc>
+          <w:tcPr>
+            <w:tcW w:w="7306" w:type="dxa"/>
+            <w:shd w:val="clear" w:color="auto" w:fill="FDF6E8"/>
+          </w:tcPr>
+          <w:p>
+            <w:pPr>
+              <w:pStyle w:val="TableText"/>
+            </w:pPr>
+            <w:r>
+              <w:t xml:space="preserve">Choose a job and explain why it suits you.</w:t>
+            </w:r>
+          </w:p>
+        </w:tc>
+      </w:tr>
+      <w:tr>
+        <w:trPr>
+          <w:cantSplit/>
+        </w:trPr>
+        <w:tc>
+          <w:tcPr>
+            <w:tcW w:w="1826" w:type="dxa"/>
+            <w:shd w:val="clear" w:color="auto" w:fill="F7F9FB"/>
+            <w:tcBorders>
+              <w:left w:val="single" w:sz="18" w:space="0" w:color="8E98A4"/>
+            </w:tcBorders>
+          </w:tcPr>
+          <w:p>
+            <w:pPr>
+              <w:pStyle w:val="TableText"/>
+            </w:pPr>
+            <w:r>
+              <w:rPr>
+                <w:b/>
+                <w:color w:val="33404F"/>
+              </w:rPr>
+              <w:t xml:space="preserve">Check and close</w:t>
+            </w:r>
+          </w:p>
+        </w:tc>
+        <w:tc>
+          <w:tcPr>
+            <w:tcW w:w="974" w:type="dxa"/>
+            <w:shd w:val="clear" w:color="auto" w:fill="F7F9FB"/>
+          </w:tcPr>
+          <w:p>
+            <w:pPr>
+              <w:pStyle w:val="TableText"/>
+            </w:pPr>
+            <w:r>
+              <w:t xml:space="preserve">5 min</w:t>
+            </w:r>
+          </w:p>
+        </w:tc>
+        <w:tc>
+          <w:tcPr>
+            <w:tcW w:w="7306" w:type="dxa"/>
+            <w:shd w:val="clear" w:color="auto" w:fill="F7F9FB"/>
+          </w:tcPr>
+          <w:p>
+            <w:pPr>
+              <w:pStyle w:val="TableText"/>
+            </w:pPr>
+            <w:r>
+              <w:t xml:space="preserve">Share choices. </w:t>
+            </w:r>
+            <w:r>
+              <w:rPr>
+                <w:b/>
+              </w:rPr>
+              <w:t xml:space="preserve">Homework:</w:t>
+            </w:r>
+            <w:r>
+              <w:t xml:space="preserve"> Collect a real job advertisement.</w:t>
+            </w:r>
+          </w:p>
+        </w:tc>
+      </w:tr>
+    </w:tbl>
+    <w:p/>
+    <w:p>
+      <w:pPr>
+        <w:pStyle w:val="Heading1"/>
+        <w:keepNext/>
+      </w:pPr>
+      <w:r>
+        <w:t xml:space="preserve">Plan 20: Unit 8, Employment</w:t>
+      </w:r>
+    </w:p>
+    <w:p>
+      <w:pPr>
+        <w:keepNext/>
+      </w:pPr>
+      <w:r>
+        <w:rPr>
+          <w:b/>
+        </w:rPr>
+        <w:t xml:space="preserve">Book activity:</w:t>
+      </w:r>
+      <w:r>
+        <w:t xml:space="preserve"> Writing: cover letter. </w:t>
+      </w:r>
+      <w:r>
+        <w:rPr>
+          <w:b/>
+        </w:rPr>
+        <w:t xml:space="preserve">Focus:</w:t>
+      </w:r>
+      <w:r>
+        <w:t xml:space="preserve"> Writing a covering letter.</w:t>
+      </w:r>
+    </w:p>
+    <w:p>
+      <w:pPr>
+        <w:keepNext/>
+      </w:pPr>
+      <w:r>
+        <w:rPr>
+          <w:b/>
+        </w:rPr>
+        <w:t xml:space="preserve">Learning outcome:</w:t>
+      </w:r>
+      <w:r>
+        <w:t xml:space="preserve"> by the end of the lesson, students will be able to write a covering letter for a job advertisement.</w:t>
+      </w:r>
+    </w:p>
+    <w:p>
+      <w:pPr>
+        <w:keepNext/>
+      </w:pPr>
+      <w:r>
+        <w:rPr>
+          <w:b/>
+        </w:rPr>
+        <w:t xml:space="preserve">Materials:</w:t>
+      </w:r>
+      <w:r>
+        <w:t xml:space="preserve"> The model letters.</w:t>
+      </w:r>
+    </w:p>
+    <w:tbl>
+      <w:tblPr>
+        <w:tblW w:w="10106" w:type="dxa"/>
+        <w:tblBorders>
+          <w:top w:val="single" w:sz="4" w:space="0" w:color="8FA3BF"/>
+          <w:left w:val="single" w:sz="4" w:space="0" w:color="8FA3BF"/>
+          <w:bottom w:val="single" w:sz="4" w:space="0" w:color="8FA3BF"/>
+          <w:right w:val="single" w:sz="4" w:space="0" w:color="8FA3BF"/>
+          <w:insideH w:val="single" w:sz="4" w:space="0" w:color="8FA3BF"/>
+          <w:insideV w:val="single" w:sz="4" w:space="0" w:color="8FA3BF"/>
+        </w:tblBorders>
+        <w:tblLayout w:type="fixed"/>
+        <w:tblCellMar>
+          <w:left w:w="80" w:type="dxa"/>
+          <w:right w:w="80" w:type="dxa"/>
+        </w:tblCellMar>
+      </w:tblPr>
+      <w:tblGrid>
+        <w:gridCol w:w="1826"/>
+        <w:gridCol w:w="974"/>
+        <w:gridCol w:w="7306"/>
+      </w:tblGrid>
+      <w:tr>
+        <w:trPr>
+          <w:tblHeader/>
+          <w:cantSplit/>
+        </w:trPr>
+        <w:tc>
+          <w:tcPr>
+            <w:tcW w:w="1826" w:type="dxa"/>
+            <w:shd w:val="clear" w:color="auto" w:fill="DCE6F2"/>
+          </w:tcPr>
+          <w:p>
+            <w:pPr>
+              <w:pStyle w:val="TableText"/>
+            </w:pPr>
+            <w:r>
+              <w:rPr>
+                <w:b/>
+              </w:rPr>
+              <w:t xml:space="preserve">Stage</w:t>
+            </w:r>
+          </w:p>
+        </w:tc>
+        <w:tc>
+          <w:tcPr>
+            <w:tcW w:w="974" w:type="dxa"/>
+            <w:shd w:val="clear" w:color="auto" w:fill="DCE6F2"/>
+          </w:tcPr>
+          <w:p>
+            <w:pPr>
+              <w:pStyle w:val="TableText"/>
+            </w:pPr>
+            <w:r>
+              <w:rPr>
+                <w:b/>
+              </w:rPr>
+              <w:t xml:space="preserve">Time</w:t>
+            </w:r>
+          </w:p>
+        </w:tc>
+        <w:tc>
+          <w:tcPr>
+            <w:tcW w:w="7306" w:type="dxa"/>
+            <w:shd w:val="clear" w:color="auto" w:fill="DCE6F2"/>
+          </w:tcPr>
+          <w:p>
+            <w:pPr>
+              <w:pStyle w:val="TableText"/>
+            </w:pPr>
+            <w:r>
+              <w:rPr>
+                <w:b/>
+              </w:rPr>
+              <w:t xml:space="preserve">What happens</w:t>
+            </w:r>
+          </w:p>
+        </w:tc>
+      </w:tr>
+      <w:tr>
+        <w:trPr>
+          <w:cantSplit/>
+        </w:trPr>
+        <w:tc>
+          <w:tcPr>
+            <w:tcW w:w="1826" w:type="dxa"/>
+            <w:shd w:val="clear" w:color="auto" w:fill="EFF4FB"/>
+            <w:tcBorders>
+              <w:left w:val="single" w:sz="18" w:space="0" w:color="1E4276"/>
+            </w:tcBorders>
+          </w:tcPr>
+          <w:p>
+            <w:pPr>
+              <w:pStyle w:val="TableText"/>
+            </w:pPr>
+            <w:r>
+              <w:rPr>
+                <w:b/>
+                <w:color w:val="0F2647"/>
+              </w:rPr>
+              <w:t xml:space="preserve">Presentation</w:t>
+            </w:r>
+          </w:p>
+        </w:tc>
+        <w:tc>
+          <w:tcPr>
+            <w:tcW w:w="974" w:type="dxa"/>
+            <w:shd w:val="clear" w:color="auto" w:fill="EFF4FB"/>
+          </w:tcPr>
+          <w:p>
+            <w:pPr>
+              <w:pStyle w:val="TableText"/>
+            </w:pPr>
+            <w:r>
+              <w:t xml:space="preserve">10 min</w:t>
+            </w:r>
+          </w:p>
+        </w:tc>
+        <w:tc>
+          <w:tcPr>
+            <w:tcW w:w="7306" w:type="dxa"/>
+            <w:shd w:val="clear" w:color="auto" w:fill="EFF4FB"/>
           </w:tcPr>
           <w:p>
             <w:pPr>
@@ -6474,12 +7503,20 @@
         <w:tc>
           <w:tcPr>
             <w:tcW w:w="1826" w:type="dxa"/>
-          </w:tcPr>
-          <w:p>
-            <w:pPr>
-              <w:pStyle w:val="TableText"/>
-            </w:pPr>
-            <w:r>
+            <w:shd w:val="clear" w:color="auto" w:fill="EDF7F4"/>
+            <w:tcBorders>
+              <w:left w:val="single" w:sz="18" w:space="0" w:color="0E7C66"/>
+            </w:tcBorders>
+          </w:tcPr>
+          <w:p>
+            <w:pPr>
+              <w:pStyle w:val="TableText"/>
+            </w:pPr>
+            <w:r>
+              <w:rPr>
+                <w:b/>
+                <w:color w:val="08503F"/>
+              </w:rPr>
               <w:t xml:space="preserve">Practice</w:t>
             </w:r>
           </w:p>
@@ -6487,6 +7524,7 @@
         <w:tc>
           <w:tcPr>
             <w:tcW w:w="974" w:type="dxa"/>
+            <w:shd w:val="clear" w:color="auto" w:fill="EDF7F4"/>
           </w:tcPr>
           <w:p>
             <w:pPr>
@@ -6500,6 +7538,7 @@
         <w:tc>
           <w:tcPr>
             <w:tcW w:w="7306" w:type="dxa"/>
+            <w:shd w:val="clear" w:color="auto" w:fill="EDF7F4"/>
           </w:tcPr>
           <w:p>
             <w:pPr>
@@ -6518,12 +7557,20 @@
         <w:tc>
           <w:tcPr>
             <w:tcW w:w="1826" w:type="dxa"/>
-          </w:tcPr>
-          <w:p>
-            <w:pPr>
-              <w:pStyle w:val="TableText"/>
-            </w:pPr>
-            <w:r>
+            <w:shd w:val="clear" w:color="auto" w:fill="FDF6E8"/>
+            <w:tcBorders>
+              <w:left w:val="single" w:sz="18" w:space="0" w:color="B07C12"/>
+            </w:tcBorders>
+          </w:tcPr>
+          <w:p>
+            <w:pPr>
+              <w:pStyle w:val="TableText"/>
+            </w:pPr>
+            <w:r>
+              <w:rPr>
+                <w:b/>
+                <w:color w:val="7D5205"/>
+              </w:rPr>
               <w:t xml:space="preserve">Production</w:t>
             </w:r>
           </w:p>
@@ -6531,6 +7578,7 @@
         <w:tc>
           <w:tcPr>
             <w:tcW w:w="974" w:type="dxa"/>
+            <w:shd w:val="clear" w:color="auto" w:fill="FDF6E8"/>
           </w:tcPr>
           <w:p>
             <w:pPr>
@@ -6544,6 +7592,7 @@
         <w:tc>
           <w:tcPr>
             <w:tcW w:w="7306" w:type="dxa"/>
+            <w:shd w:val="clear" w:color="auto" w:fill="FDF6E8"/>
           </w:tcPr>
           <w:p>
             <w:pPr>
@@ -6562,12 +7611,20 @@
         <w:tc>
           <w:tcPr>
             <w:tcW w:w="1826" w:type="dxa"/>
-          </w:tcPr>
-          <w:p>
-            <w:pPr>
-              <w:pStyle w:val="TableText"/>
-            </w:pPr>
-            <w:r>
+            <w:shd w:val="clear" w:color="auto" w:fill="F7F9FB"/>
+            <w:tcBorders>
+              <w:left w:val="single" w:sz="18" w:space="0" w:color="8E98A4"/>
+            </w:tcBorders>
+          </w:tcPr>
+          <w:p>
+            <w:pPr>
+              <w:pStyle w:val="TableText"/>
+            </w:pPr>
+            <w:r>
+              <w:rPr>
+                <w:b/>
+                <w:color w:val="33404F"/>
+              </w:rPr>
               <w:t xml:space="preserve">Check and close</w:t>
             </w:r>
           </w:p>
@@ -6575,6 +7632,7 @@
         <w:tc>
           <w:tcPr>
             <w:tcW w:w="974" w:type="dxa"/>
+            <w:shd w:val="clear" w:color="auto" w:fill="F7F9FB"/>
           </w:tcPr>
           <w:p>
             <w:pPr>
@@ -6588,6 +7646,7 @@
         <w:tc>
           <w:tcPr>
             <w:tcW w:w="7306" w:type="dxa"/>
+            <w:shd w:val="clear" w:color="auto" w:fill="F7F9FB"/>
           </w:tcPr>
           <w:p>
             <w:pPr>
